--- a/Exp2/Experiment-02.docx
+++ b/Exp2/Experiment-02.docx
@@ -4,7 +4,7 @@
   <w:body>
     <w:p>
       <w:pPr>
-        <w:pStyle w:val="850"/>
+        <w:pStyle w:val="1056"/>
         <w:pBdr/>
         <w:spacing w:before="51"/>
         <w:ind w:left="0"/>
@@ -15,7 +15,7 @@
     </w:p>
     <w:p>
       <w:pPr>
-        <w:pStyle w:val="850"/>
+        <w:pStyle w:val="1056"/>
         <w:pBdr/>
         <w:spacing w:before="1"/>
         <w:ind/>
@@ -126,7 +126,7 @@
     </w:p>
     <w:p>
       <w:pPr>
-        <w:pStyle w:val="851"/>
+        <w:pStyle w:val="1057"/>
         <w:pBdr/>
         <w:spacing w:before="241"/>
         <w:ind/>
@@ -159,10 +159,15 @@
           <w:u w:val="none"/>
         </w:rPr>
       </w:r>
+      <w:r>
+        <w:rPr>
+          <w:u w:val="none"/>
+        </w:rPr>
+      </w:r>
     </w:p>
     <w:p>
       <w:pPr>
-        <w:pStyle w:val="852"/>
+        <w:pStyle w:val="1058"/>
         <w:pBdr/>
         <w:spacing w:before="162"/>
         <w:ind/>
@@ -178,7 +183,7 @@
     </w:p>
     <w:p>
       <w:pPr>
-        <w:pStyle w:val="850"/>
+        <w:pStyle w:val="1056"/>
         <w:pBdr/>
         <w:spacing/>
         <w:ind/>
@@ -197,7 +202,7 @@
     </w:p>
     <w:p>
       <w:pPr>
-        <w:pStyle w:val="850"/>
+        <w:pStyle w:val="1056"/>
         <w:pBdr/>
         <w:spacing/>
         <w:ind/>
@@ -240,7 +245,7 @@
     </w:p>
     <w:p>
       <w:pPr>
-        <w:pStyle w:val="850"/>
+        <w:pStyle w:val="1056"/>
         <w:pBdr/>
         <w:spacing/>
         <w:ind w:left="0"/>
@@ -251,7 +256,7 @@
     </w:p>
     <w:p>
       <w:pPr>
-        <w:pStyle w:val="850"/>
+        <w:pStyle w:val="1056"/>
         <w:pBdr/>
         <w:spacing/>
         <w:ind/>
@@ -306,7 +311,7 @@
     </w:p>
     <w:p>
       <w:pPr>
-        <w:pStyle w:val="850"/>
+        <w:pStyle w:val="1056"/>
         <w:pBdr/>
         <w:spacing w:line="480" w:lineRule="auto"/>
         <w:ind w:right="8415"/>
@@ -373,7 +378,7 @@
     </w:p>
     <w:p>
       <w:pPr>
-        <w:pStyle w:val="850"/>
+        <w:pStyle w:val="1056"/>
         <w:pBdr/>
         <w:tabs>
           <w:tab w:val="center" w:leader="none" w:pos="5760"/>
@@ -395,7 +400,7 @@
     </w:p>
     <w:p>
       <w:pPr>
-        <w:pStyle w:val="850"/>
+        <w:pStyle w:val="1056"/>
         <w:pBdr/>
         <w:spacing/>
         <w:ind/>
@@ -420,7 +425,7 @@
     </w:p>
     <w:p>
       <w:pPr>
-        <w:pStyle w:val="850"/>
+        <w:pStyle w:val="1056"/>
         <w:pBdr/>
         <w:spacing/>
         <w:ind w:left="0"/>
@@ -431,7 +436,7 @@
     </w:p>
     <w:p>
       <w:pPr>
-        <w:pStyle w:val="850"/>
+        <w:pStyle w:val="1056"/>
         <w:pBdr/>
         <w:spacing/>
         <w:ind/>
@@ -447,7 +452,7 @@
     </w:p>
     <w:p>
       <w:pPr>
-        <w:pStyle w:val="850"/>
+        <w:pStyle w:val="1056"/>
         <w:pBdr/>
         <w:spacing/>
         <w:ind w:right="9009"/>
@@ -463,7 +468,7 @@
     </w:p>
     <w:p>
       <w:pPr>
-        <w:pStyle w:val="850"/>
+        <w:pStyle w:val="1056"/>
         <w:pBdr/>
         <w:spacing w:before="35"/>
         <w:ind w:left="0"/>
@@ -618,10 +623,15 @@
           <w:sz w:val="20"/>
         </w:rPr>
       </w:r>
+      <w:r>
+        <w:rPr>
+          <w:sz w:val="20"/>
+        </w:rPr>
+      </w:r>
     </w:p>
     <w:p>
       <w:pPr>
-        <w:pStyle w:val="850"/>
+        <w:pStyle w:val="1056"/>
         <w:pBdr/>
         <w:spacing w:before="5"/>
         <w:ind w:left="0"/>
@@ -632,7 +642,7 @@
     </w:p>
     <w:p>
       <w:pPr>
-        <w:pStyle w:val="852"/>
+        <w:pStyle w:val="1058"/>
         <w:pBdr/>
         <w:spacing/>
         <w:ind/>
@@ -644,9 +654,6 @@
         </w:rPr>
         <w:t xml:space="preserve">Convolution:</w:t>
       </w:r>
-      <w:r/>
-      <w:r/>
-      <w:r/>
       <w:r/>
     </w:p>
     <w:p>
@@ -671,7 +678,7 @@
     </w:p>
     <w:p>
       <w:pPr>
-        <w:pStyle w:val="850"/>
+        <w:pStyle w:val="1056"/>
         <w:pBdr/>
         <w:spacing w:after="0"/>
         <w:ind/>
@@ -693,7 +700,7 @@
     </w:p>
     <w:p>
       <w:pPr>
-        <w:pStyle w:val="850"/>
+        <w:pStyle w:val="1056"/>
         <w:pBdr/>
         <w:spacing w:before="7"/>
         <w:ind w:left="0"/>
@@ -701,6 +708,11 @@
           <w:sz w:val="28"/>
         </w:rPr>
       </w:pPr>
+      <w:r>
+        <w:rPr>
+          <w:sz w:val="28"/>
+        </w:rPr>
+      </w:r>
       <w:r>
         <w:rPr>
           <w:sz w:val="28"/>
@@ -714,7 +726,7 @@
     </w:p>
     <w:p>
       <w:pPr>
-        <w:pStyle w:val="851"/>
+        <w:pStyle w:val="1057"/>
         <w:pBdr/>
         <w:spacing w:line="321" w:lineRule="exact"/>
         <w:ind/>
@@ -747,10 +759,15 @@
           <w:u w:val="none"/>
         </w:rPr>
       </w:r>
+      <w:r>
+        <w:rPr>
+          <w:u w:val="none"/>
+        </w:rPr>
+      </w:r>
     </w:p>
     <w:p>
       <w:pPr>
-        <w:pStyle w:val="852"/>
+        <w:pStyle w:val="1058"/>
         <w:pBdr/>
         <w:spacing w:line="275" w:lineRule="exact"/>
         <w:ind/>
@@ -766,7 +783,7 @@
     </w:p>
     <w:p>
       <w:pPr>
-        <w:pStyle w:val="850"/>
+        <w:pStyle w:val="1056"/>
         <w:pBdr/>
         <w:spacing/>
         <w:ind/>
@@ -785,7 +802,7 @@
     </w:p>
     <w:p>
       <w:pPr>
-        <w:pStyle w:val="850"/>
+        <w:pStyle w:val="1056"/>
         <w:pBdr/>
         <w:spacing/>
         <w:ind/>
@@ -828,7 +845,7 @@
     </w:p>
     <w:p>
       <w:pPr>
-        <w:pStyle w:val="850"/>
+        <w:pStyle w:val="1056"/>
         <w:pBdr/>
         <w:spacing/>
         <w:ind w:left="0"/>
@@ -839,7 +856,7 @@
     </w:p>
     <w:p>
       <w:pPr>
-        <w:pStyle w:val="850"/>
+        <w:pStyle w:val="1056"/>
         <w:pBdr/>
         <w:spacing/>
         <w:ind/>
@@ -894,7 +911,7 @@
     </w:p>
     <w:p>
       <w:pPr>
-        <w:pStyle w:val="850"/>
+        <w:pStyle w:val="1056"/>
         <w:pBdr/>
         <w:spacing/>
         <w:ind/>
@@ -949,7 +966,7 @@
     </w:p>
     <w:p>
       <w:pPr>
-        <w:pStyle w:val="850"/>
+        <w:pStyle w:val="1056"/>
         <w:pBdr/>
         <w:spacing/>
         <w:ind w:left="0"/>
@@ -960,7 +977,7 @@
     </w:p>
     <w:p>
       <w:pPr>
-        <w:pStyle w:val="850"/>
+        <w:pStyle w:val="1056"/>
         <w:pBdr/>
         <w:spacing/>
         <w:ind w:right="9009"/>
@@ -1027,7 +1044,7 @@
     </w:p>
     <w:p>
       <w:pPr>
-        <w:pStyle w:val="850"/>
+        <w:pStyle w:val="1056"/>
         <w:pBdr/>
         <w:spacing w:before="1"/>
         <w:ind/>
@@ -1064,7 +1081,7 @@
     </w:p>
     <w:p>
       <w:pPr>
-        <w:pStyle w:val="850"/>
+        <w:pStyle w:val="1056"/>
         <w:pBdr/>
         <w:spacing/>
         <w:ind/>
@@ -1110,7 +1127,7 @@
     </w:p>
     <w:p>
       <w:pPr>
-        <w:pStyle w:val="850"/>
+        <w:pStyle w:val="1056"/>
         <w:pBdr/>
         <w:spacing w:before="276"/>
         <w:ind w:right="8229"/>
@@ -1138,7 +1155,7 @@
     </w:p>
     <w:p>
       <w:pPr>
-        <w:pStyle w:val="850"/>
+        <w:pStyle w:val="1056"/>
         <w:pBdr/>
         <w:spacing w:before="276"/>
         <w:ind/>
@@ -1154,7 +1171,7 @@
     </w:p>
     <w:p>
       <w:pPr>
-        <w:pStyle w:val="850"/>
+        <w:pStyle w:val="1056"/>
         <w:pBdr/>
         <w:spacing/>
         <w:ind w:right="9009"/>
@@ -1170,7 +1187,7 @@
     </w:p>
     <w:p>
       <w:pPr>
-        <w:pStyle w:val="850"/>
+        <w:pStyle w:val="1056"/>
         <w:pBdr/>
         <w:spacing w:before="35"/>
         <w:ind w:left="0"/>
@@ -1325,10 +1342,15 @@
           <w:sz w:val="20"/>
         </w:rPr>
       </w:r>
+      <w:r>
+        <w:rPr>
+          <w:sz w:val="20"/>
+        </w:rPr>
+      </w:r>
     </w:p>
     <w:p>
       <w:pPr>
-        <w:pStyle w:val="850"/>
+        <w:pStyle w:val="1056"/>
         <w:pBdr/>
         <w:spacing w:before="5"/>
         <w:ind w:left="0"/>
@@ -1339,7 +1361,7 @@
     </w:p>
     <w:p>
       <w:pPr>
-        <w:pStyle w:val="852"/>
+        <w:pStyle w:val="1058"/>
         <w:pBdr/>
         <w:spacing/>
         <w:ind/>
@@ -1351,9 +1373,6 @@
         </w:rPr>
         <w:t xml:space="preserve">Analysis:</w:t>
       </w:r>
-      <w:r/>
-      <w:r/>
-      <w:r/>
       <w:r/>
     </w:p>
     <w:p>
@@ -1378,7 +1397,7 @@
     </w:p>
     <w:p>
       <w:pPr>
-        <w:pStyle w:val="850"/>
+        <w:pStyle w:val="1056"/>
         <w:pBdr/>
         <w:spacing w:after="0"/>
         <w:ind/>
@@ -1397,7 +1416,7 @@
     </w:p>
     <w:p>
       <w:pPr>
-        <w:pStyle w:val="850"/>
+        <w:pStyle w:val="1056"/>
         <w:pBdr/>
         <w:spacing w:before="7"/>
         <w:ind w:left="0"/>
@@ -1405,6 +1424,11 @@
           <w:sz w:val="28"/>
         </w:rPr>
       </w:pPr>
+      <w:r>
+        <w:rPr>
+          <w:sz w:val="28"/>
+        </w:rPr>
+      </w:r>
       <w:r>
         <w:rPr>
           <w:sz w:val="28"/>
@@ -1418,7 +1442,7 @@
     </w:p>
     <w:p>
       <w:pPr>
-        <w:pStyle w:val="851"/>
+        <w:pStyle w:val="1057"/>
         <w:pBdr/>
         <w:spacing/>
         <w:ind/>
@@ -1444,6 +1468,11 @@
           <w:u w:val="none"/>
         </w:rPr>
       </w:r>
+      <w:r>
+        <w:rPr>
+          <w:u w:val="none"/>
+        </w:rPr>
+      </w:r>
     </w:p>
     <w:p>
       <w:pPr>
@@ -1470,10 +1499,16 @@
           <w:sz w:val="28"/>
         </w:rPr>
       </w:r>
+      <w:r>
+        <w:rPr>
+          <w:b/>
+          <w:sz w:val="28"/>
+        </w:rPr>
+      </w:r>
     </w:p>
     <w:p>
       <w:pPr>
-        <w:pStyle w:val="850"/>
+        <w:pStyle w:val="1056"/>
         <w:pBdr/>
         <w:spacing w:line="275" w:lineRule="exact"/>
         <w:ind/>
@@ -1492,7 +1527,7 @@
     </w:p>
     <w:p>
       <w:pPr>
-        <w:pStyle w:val="850"/>
+        <w:pStyle w:val="1056"/>
         <w:pBdr/>
         <w:spacing/>
         <w:ind/>
@@ -1535,7 +1570,7 @@
     </w:p>
     <w:p>
       <w:pPr>
-        <w:pStyle w:val="850"/>
+        <w:pStyle w:val="1056"/>
         <w:pBdr/>
         <w:spacing/>
         <w:ind w:left="0"/>
@@ -1546,7 +1581,7 @@
     </w:p>
     <w:p>
       <w:pPr>
-        <w:pStyle w:val="850"/>
+        <w:pStyle w:val="1056"/>
         <w:pBdr/>
         <w:spacing w:before="1"/>
         <w:ind/>
@@ -1580,7 +1615,7 @@
     </w:p>
     <w:p>
       <w:pPr>
-        <w:pStyle w:val="850"/>
+        <w:pStyle w:val="1056"/>
         <w:pBdr/>
         <w:spacing/>
         <w:ind w:right="5548" w:left="600"/>
@@ -1629,7 +1664,7 @@
     </w:p>
     <w:p>
       <w:pPr>
-        <w:pStyle w:val="850"/>
+        <w:pStyle w:val="1056"/>
         <w:pBdr/>
         <w:spacing/>
         <w:ind w:left="0"/>
@@ -1640,7 +1675,7 @@
     </w:p>
     <w:p>
       <w:pPr>
-        <w:pStyle w:val="850"/>
+        <w:pStyle w:val="1056"/>
         <w:pBdr/>
         <w:spacing/>
         <w:ind w:right="6179" w:hanging="240" w:left="600"/>
@@ -1689,7 +1724,7 @@
     </w:p>
     <w:p>
       <w:pPr>
-        <w:pStyle w:val="850"/>
+        <w:pStyle w:val="1056"/>
         <w:pBdr/>
         <w:spacing/>
         <w:ind w:left="0"/>
@@ -1700,7 +1735,7 @@
     </w:p>
     <w:p>
       <w:pPr>
-        <w:pStyle w:val="850"/>
+        <w:pStyle w:val="1056"/>
         <w:pBdr/>
         <w:spacing/>
         <w:ind/>
@@ -1755,7 +1790,7 @@
     </w:p>
     <w:p>
       <w:pPr>
-        <w:pStyle w:val="850"/>
+        <w:pStyle w:val="1056"/>
         <w:pBdr/>
         <w:spacing/>
         <w:ind/>
@@ -1810,7 +1845,7 @@
     </w:p>
     <w:p>
       <w:pPr>
-        <w:pStyle w:val="850"/>
+        <w:pStyle w:val="1056"/>
         <w:pBdr/>
         <w:spacing/>
         <w:ind w:left="0"/>
@@ -1821,7 +1856,7 @@
     </w:p>
     <w:p>
       <w:pPr>
-        <w:pStyle w:val="850"/>
+        <w:pStyle w:val="1056"/>
         <w:pBdr/>
         <w:spacing/>
         <w:ind w:right="5548"/>
@@ -1861,7 +1896,7 @@
     </w:p>
     <w:p>
       <w:pPr>
-        <w:pStyle w:val="850"/>
+        <w:pStyle w:val="1056"/>
         <w:pBdr/>
         <w:spacing/>
         <w:ind w:left="0"/>
@@ -1872,7 +1907,7 @@
     </w:p>
     <w:p>
       <w:pPr>
-        <w:pStyle w:val="850"/>
+        <w:pStyle w:val="1056"/>
         <w:pBdr/>
         <w:spacing/>
         <w:ind/>
@@ -1891,7 +1926,7 @@
     </w:p>
     <w:p>
       <w:pPr>
-        <w:pStyle w:val="850"/>
+        <w:pStyle w:val="1056"/>
         <w:pBdr/>
         <w:spacing/>
         <w:ind w:left="0"/>
@@ -1902,7 +1937,7 @@
     </w:p>
     <w:p>
       <w:pPr>
-        <w:pStyle w:val="850"/>
+        <w:pStyle w:val="1056"/>
         <w:pBdr/>
         <w:spacing/>
         <w:ind w:right="9009"/>
@@ -1939,7 +1974,7 @@
     </w:p>
     <w:p>
       <w:pPr>
-        <w:pStyle w:val="850"/>
+        <w:pStyle w:val="1056"/>
         <w:pBdr/>
         <w:spacing w:before="1"/>
         <w:ind w:left="0"/>
@@ -1950,7 +1985,7 @@
     </w:p>
     <w:p>
       <w:pPr>
-        <w:pStyle w:val="850"/>
+        <w:pStyle w:val="1056"/>
         <w:pBdr/>
         <w:spacing/>
         <w:ind w:right="8415"/>
@@ -1978,7 +2013,7 @@
     </w:p>
     <w:p>
       <w:pPr>
-        <w:pStyle w:val="850"/>
+        <w:pStyle w:val="1056"/>
         <w:pBdr/>
         <w:spacing/>
         <w:ind w:left="0"/>
@@ -1989,7 +2024,7 @@
     </w:p>
     <w:p>
       <w:pPr>
-        <w:pStyle w:val="850"/>
+        <w:pStyle w:val="1056"/>
         <w:pBdr/>
         <w:spacing/>
         <w:ind w:right="9009"/>
@@ -2005,7 +2040,7 @@
     </w:p>
     <w:p>
       <w:pPr>
-        <w:pStyle w:val="850"/>
+        <w:pStyle w:val="1056"/>
         <w:pBdr/>
         <w:spacing w:after="0"/>
         <w:ind/>
@@ -2024,7 +2059,7 @@
     </w:p>
     <w:p>
       <w:pPr>
-        <w:pStyle w:val="850"/>
+        <w:pStyle w:val="1056"/>
         <w:pBdr/>
         <w:spacing w:before="7"/>
         <w:ind w:left="0"/>
@@ -2032,6 +2067,11 @@
           <w:sz w:val="28"/>
         </w:rPr>
       </w:pPr>
+      <w:r>
+        <w:rPr>
+          <w:sz w:val="28"/>
+        </w:rPr>
+      </w:r>
       <w:r>
         <w:rPr>
           <w:sz w:val="28"/>
@@ -2045,7 +2085,7 @@
     </w:p>
     <w:p>
       <w:pPr>
-        <w:pStyle w:val="851"/>
+        <w:pStyle w:val="1057"/>
         <w:pBdr/>
         <w:spacing/>
         <w:ind/>
@@ -2204,10 +2244,15 @@
           <w:u w:val="none"/>
         </w:rPr>
       </w:r>
+      <w:r>
+        <w:rPr>
+          <w:u w:val="none"/>
+        </w:rPr>
+      </w:r>
     </w:p>
     <w:p>
       <w:pPr>
-        <w:pStyle w:val="850"/>
+        <w:pStyle w:val="1056"/>
         <w:pBdr/>
         <w:spacing w:before="16"/>
         <w:ind w:left="0"/>
@@ -2216,6 +2261,12 @@
           <w:sz w:val="28"/>
         </w:rPr>
       </w:pPr>
+      <w:r>
+        <w:rPr>
+          <w:b/>
+          <w:sz w:val="28"/>
+        </w:rPr>
+      </w:r>
       <w:r>
         <w:rPr>
           <w:b/>
@@ -2254,31 +2305,41 @@
           <w:sz w:val="28"/>
         </w:rPr>
       </w:r>
+      <w:r>
+        <w:rPr>
+          <w:b/>
+          <w:sz w:val="28"/>
+        </w:rPr>
+      </w:r>
     </w:p>
     <w:p>
       <w:pPr>
-        <w:pStyle w:val="850"/>
+        <w:pStyle w:val="1056"/>
         <w:pBdr/>
         <w:spacing/>
         <w:ind w:left="0"/>
         <w:rPr/>
       </w:pPr>
-      <w:r/>
       <w:r>
-        <w:t xml:space="preserve">This experiment showed me how linear and circular convolution both combine two signals to make a new signal, but they work differently. Linear convolution gives the full result without any wrap around, while circular convolution works with a fixed length an</w:t>
+        <w:t xml:space="preserve">T</w:t>
       </w:r>
       <w:r>
-        <w:t xml:space="preserve">d can wrap extra values around if the length is small. In this experiment, the length was chosen properly, so both methods gave the same output. This helped me understand how circular convolution can give the same result as linear convolution when used corr</w:t>
+        <w:t xml:space="preserve">his experiment showed me how linear and circular convolution both combine two signals to make a new signal, but they work differently. Linear convolution gives the full result without any wrap around, while circular convolution works with a fixed length an</w:t>
+      </w:r>
+      <w:r>
+        <w:t xml:space="preserve">d</w:t>
+      </w:r>
+      <w:r>
+        <w:t xml:space="preserve"> can wrap extra values around if the length is small. In this experiment, the length was chosen properly, so both methods gave the same output. This helped me understand how circular convolution can give the same result as linear convolution when used corr</w:t>
       </w:r>
       <w:r>
         <w:t xml:space="preserve">ectly.</w:t>
       </w:r>
       <w:r/>
-      <w:r/>
     </w:p>
     <w:p>
       <w:pPr>
-        <w:pStyle w:val="850"/>
+        <w:pStyle w:val="1056"/>
         <w:pBdr/>
         <w:spacing/>
         <w:ind w:left="0"/>
@@ -2289,7 +2350,7 @@
     </w:p>
     <w:p>
       <w:pPr>
-        <w:pStyle w:val="850"/>
+        <w:pStyle w:val="1056"/>
         <w:pBdr/>
         <w:spacing/>
         <w:ind w:left="0"/>
@@ -2300,7 +2361,7 @@
     </w:p>
     <w:p>
       <w:pPr>
-        <w:pStyle w:val="850"/>
+        <w:pStyle w:val="1056"/>
         <w:pBdr/>
         <w:spacing/>
         <w:ind w:left="0"/>
@@ -2311,7 +2372,7 @@
     </w:p>
     <w:p>
       <w:pPr>
-        <w:pStyle w:val="852"/>
+        <w:pStyle w:val="1058"/>
         <w:pBdr/>
         <w:spacing/>
         <w:ind/>
@@ -2330,12 +2391,17 @@
     </w:p>
     <w:p>
       <w:pPr>
-        <w:pStyle w:val="850"/>
+        <w:pStyle w:val="1056"/>
         <w:pBdr/>
         <w:spacing/>
         <w:ind/>
         <w:rPr/>
       </w:pPr>
+      <w:r/>
+      <w:r/>
+      <w:r>
+        <w:t xml:space="preserve">https://github.com/aumdave1979/DSIP/tree/main/Exp2</w:t>
+      </w:r>
       <w:r/>
       <w:r/>
     </w:p>
@@ -2361,7 +2427,6 @@
         <w:ind/>
         <w:rPr/>
       </w:pPr>
-      <w:r/>
       <w:r>
         <w:separator/>
       </w:r>
@@ -2376,7 +2441,6 @@
         <w:ind/>
         <w:rPr/>
       </w:pPr>
-      <w:r/>
       <w:r>
         <w:continuationSeparator/>
       </w:r>
@@ -2396,7 +2460,6 @@
         <w:ind/>
         <w:rPr/>
       </w:pPr>
-      <w:r/>
       <w:r>
         <w:separator/>
       </w:r>
@@ -2411,7 +2474,6 @@
         <w:ind/>
         <w:rPr/>
       </w:pPr>
-      <w:r/>
       <w:r>
         <w:continuationSeparator/>
       </w:r>
@@ -2425,7 +2487,7 @@
 <w:hdr xmlns:wpc="http://schemas.microsoft.com/office/word/2010/wordprocessingCanvas" xmlns:mc="http://schemas.openxmlformats.org/markup-compatibility/2006" xmlns:o="urn:schemas-microsoft-com:office:office" xmlns:r="http://schemas.openxmlformats.org/officeDocument/2006/relationships" xmlns:m="http://schemas.openxmlformats.org/officeDocument/2006/math" xmlns:v="urn:schemas-microsoft-com:vml" xmlns:wp14="http://schemas.microsoft.com/office/word/2010/wordprocessingDrawing" xmlns:wp="http://schemas.openxmlformats.org/drawingml/2006/wordprocessingDrawing" xmlns:w10="urn:schemas-microsoft-com:office:word" xmlns:w="http://schemas.openxmlformats.org/wordprocessingml/2006/main" xmlns:w14="http://schemas.microsoft.com/office/word/2010/wordml" xmlns:w15="http://schemas.microsoft.com/office/word/2012/wordml" xmlns:wpg="http://schemas.microsoft.com/office/word/2010/wordprocessingGroup" xmlns:wpi="http://schemas.microsoft.com/office/word/2010/wordprocessingInk" xmlns:wne="http://schemas.microsoft.com/office/word/2006/wordml" xmlns:a="http://schemas.openxmlformats.org/drawingml/2006/main" xmlns:wps="http://schemas.microsoft.com/office/word/2010/wordprocessingShape" mc:Ignorable="w14 w15 wp14">
   <w:p>
     <w:pPr>
-      <w:pStyle w:val="850"/>
+      <w:pStyle w:val="1056"/>
       <w:pBdr/>
       <w:spacing w:line="14" w:lineRule="auto"/>
       <w:ind w:left="0"/>
@@ -2506,7 +2568,7 @@
                               </w:tcPr>
                               <w:p>
                                 <w:pPr>
-                                  <w:pStyle w:val="854"/>
+                                  <w:pStyle w:val="1060"/>
                                   <w:pBdr/>
                                   <w:spacing w:before="0"/>
                                   <w:ind w:left="0"/>
@@ -2514,6 +2576,11 @@
                                     <w:sz w:val="24"/>
                                   </w:rPr>
                                 </w:pPr>
+                                <w:r>
+                                  <w:rPr>
+                                    <w:sz w:val="24"/>
+                                  </w:rPr>
+                                </w:r>
                                 <w:r>
                                   <w:rPr>
                                     <w:sz w:val="24"/>
@@ -2534,7 +2601,7 @@
                               </w:tcPr>
                               <w:p>
                                 <w:pPr>
-                                  <w:pStyle w:val="854"/>
+                                  <w:pStyle w:val="1060"/>
                                   <w:pBdr/>
                                   <w:spacing w:before="148"/>
                                   <w:ind/>
@@ -2564,10 +2631,16 @@
                                     <w:sz w:val="28"/>
                                   </w:rPr>
                                 </w:r>
+                                <w:r>
+                                  <w:rPr>
+                                    <w:b/>
+                                    <w:sz w:val="28"/>
+                                  </w:rPr>
+                                </w:r>
                               </w:p>
                               <w:p>
                                 <w:pPr>
-                                  <w:pStyle w:val="854"/>
+                                  <w:pStyle w:val="1060"/>
                                   <w:pBdr/>
                                   <w:spacing w:before="48"/>
                                   <w:ind/>
@@ -2618,10 +2691,16 @@
                                     <w:sz w:val="28"/>
                                   </w:rPr>
                                 </w:r>
+                                <w:r>
+                                  <w:rPr>
+                                    <w:b/>
+                                    <w:sz w:val="28"/>
+                                  </w:rPr>
+                                </w:r>
                               </w:p>
                               <w:p>
                                 <w:pPr>
-                                  <w:pStyle w:val="854"/>
+                                  <w:pStyle w:val="1060"/>
                                   <w:pBdr/>
                                   <w:spacing w:before="51"/>
                                   <w:ind/>
@@ -2679,6 +2758,12 @@
                                     <w:sz w:val="28"/>
                                   </w:rPr>
                                 </w:r>
+                                <w:r>
+                                  <w:rPr>
+                                    <w:b/>
+                                    <w:sz w:val="28"/>
+                                  </w:rPr>
+                                </w:r>
                               </w:p>
                             </w:tc>
                           </w:tr>
@@ -2693,7 +2778,7 @@
                               </w:tcPr>
                               <w:p>
                                 <w:pPr>
-                                  <w:pStyle w:val="854"/>
+                                  <w:pStyle w:val="1060"/>
                                   <w:pBdr/>
                                   <w:spacing w:before="0" w:line="275" w:lineRule="exact"/>
                                   <w:ind w:right="4" w:left="0"/>
@@ -2738,10 +2823,16 @@
                                     <w:sz w:val="24"/>
                                   </w:rPr>
                                 </w:r>
+                                <w:r>
+                                  <w:rPr>
+                                    <w:b/>
+                                    <w:sz w:val="24"/>
+                                  </w:rPr>
+                                </w:r>
                               </w:p>
                               <w:p>
                                 <w:pPr>
-                                  <w:pStyle w:val="854"/>
+                                  <w:pStyle w:val="1060"/>
                                   <w:pBdr/>
                                   <w:spacing w:before="41"/>
                                   <w:ind w:right="4" w:left="2"/>
@@ -2779,6 +2870,12 @@
                                     <w:sz w:val="24"/>
                                   </w:rPr>
                                 </w:r>
+                                <w:r>
+                                  <w:rPr>
+                                    <w:b/>
+                                    <w:sz w:val="24"/>
+                                  </w:rPr>
+                                </w:r>
                               </w:p>
                             </w:tc>
                             <w:tc>
@@ -2789,7 +2886,7 @@
                               </w:tcPr>
                               <w:p>
                                 <w:pPr>
-                                  <w:pStyle w:val="854"/>
+                                  <w:pStyle w:val="1060"/>
                                   <w:pBdr/>
                                   <w:spacing w:before="157"/>
                                   <w:ind w:left="108"/>
@@ -2864,6 +2961,11 @@
                                     <w:sz w:val="24"/>
                                   </w:rPr>
                                 </w:r>
+                                <w:r>
+                                  <w:rPr>
+                                    <w:sz w:val="24"/>
+                                  </w:rPr>
+                                </w:r>
                               </w:p>
                             </w:tc>
                           </w:tr>
@@ -2878,7 +2980,7 @@
                               </w:tcPr>
                               <w:p>
                                 <w:pPr>
-                                  <w:pStyle w:val="854"/>
+                                  <w:pStyle w:val="1060"/>
                                   <w:pBdr/>
                                   <w:spacing/>
                                   <w:ind w:left="734"/>
@@ -2915,6 +3017,12 @@
                                     <w:sz w:val="24"/>
                                   </w:rPr>
                                 </w:r>
+                                <w:r>
+                                  <w:rPr>
+                                    <w:b/>
+                                    <w:sz w:val="24"/>
+                                  </w:rPr>
+                                </w:r>
                               </w:p>
                             </w:tc>
                             <w:tc>
@@ -2924,7 +3032,7 @@
                               </w:tcPr>
                               <w:p>
                                 <w:pPr>
-                                  <w:pStyle w:val="854"/>
+                                  <w:pStyle w:val="1060"/>
                                   <w:pBdr/>
                                   <w:spacing/>
                                   <w:ind w:left="108"/>
@@ -2947,6 +3055,12 @@
                                     <w:sz w:val="24"/>
                                   </w:rPr>
                                 </w:r>
+                                <w:r>
+                                  <w:rPr>
+                                    <w:b/>
+                                    <w:sz w:val="24"/>
+                                  </w:rPr>
+                                </w:r>
                               </w:p>
                             </w:tc>
                             <w:tc>
@@ -2956,7 +3070,7 @@
                               </w:tcPr>
                               <w:p>
                                 <w:pPr>
-                                  <w:pStyle w:val="854"/>
+                                  <w:pStyle w:val="1060"/>
                                   <w:pBdr/>
                                   <w:spacing/>
                                   <w:ind w:left="106"/>
@@ -2993,13 +3107,19 @@
                                     <w:sz w:val="24"/>
                                   </w:rPr>
                                 </w:r>
+                                <w:r>
+                                  <w:rPr>
+                                    <w:b/>
+                                    <w:sz w:val="24"/>
+                                  </w:rPr>
+                                </w:r>
                               </w:p>
                             </w:tc>
                           </w:tr>
                         </w:tbl>
                         <w:p>
                           <w:pPr>
-                            <w:pStyle w:val="850"/>
+                            <w:pStyle w:val="1056"/>
                             <w:pBdr/>
                             <w:spacing/>
                             <w:ind w:left="0"/>
@@ -3061,7 +3181,7 @@
                         </w:tcPr>
                         <w:p>
                           <w:pPr>
-                            <w:pStyle w:val="854"/>
+                            <w:pStyle w:val="1060"/>
                             <w:pBdr/>
                             <w:spacing w:before="0"/>
                             <w:ind w:left="0"/>
@@ -3069,6 +3189,11 @@
                               <w:sz w:val="24"/>
                             </w:rPr>
                           </w:pPr>
+                          <w:r>
+                            <w:rPr>
+                              <w:sz w:val="24"/>
+                            </w:rPr>
+                          </w:r>
                           <w:r>
                             <w:rPr>
                               <w:sz w:val="24"/>
@@ -3089,7 +3214,7 @@
                         </w:tcPr>
                         <w:p>
                           <w:pPr>
-                            <w:pStyle w:val="854"/>
+                            <w:pStyle w:val="1060"/>
                             <w:pBdr/>
                             <w:spacing w:before="148"/>
                             <w:ind/>
@@ -3119,10 +3244,16 @@
                               <w:sz w:val="28"/>
                             </w:rPr>
                           </w:r>
+                          <w:r>
+                            <w:rPr>
+                              <w:b/>
+                              <w:sz w:val="28"/>
+                            </w:rPr>
+                          </w:r>
                         </w:p>
                         <w:p>
                           <w:pPr>
-                            <w:pStyle w:val="854"/>
+                            <w:pStyle w:val="1060"/>
                             <w:pBdr/>
                             <w:spacing w:before="48"/>
                             <w:ind/>
@@ -3173,10 +3304,16 @@
                               <w:sz w:val="28"/>
                             </w:rPr>
                           </w:r>
+                          <w:r>
+                            <w:rPr>
+                              <w:b/>
+                              <w:sz w:val="28"/>
+                            </w:rPr>
+                          </w:r>
                         </w:p>
                         <w:p>
                           <w:pPr>
-                            <w:pStyle w:val="854"/>
+                            <w:pStyle w:val="1060"/>
                             <w:pBdr/>
                             <w:spacing w:before="51"/>
                             <w:ind/>
@@ -3234,6 +3371,12 @@
                               <w:sz w:val="28"/>
                             </w:rPr>
                           </w:r>
+                          <w:r>
+                            <w:rPr>
+                              <w:b/>
+                              <w:sz w:val="28"/>
+                            </w:rPr>
+                          </w:r>
                         </w:p>
                       </w:tc>
                     </w:tr>
@@ -3248,7 +3391,7 @@
                         </w:tcPr>
                         <w:p>
                           <w:pPr>
-                            <w:pStyle w:val="854"/>
+                            <w:pStyle w:val="1060"/>
                             <w:pBdr/>
                             <w:spacing w:before="0" w:line="275" w:lineRule="exact"/>
                             <w:ind w:right="4" w:left="0"/>
@@ -3293,10 +3436,16 @@
                               <w:sz w:val="24"/>
                             </w:rPr>
                           </w:r>
+                          <w:r>
+                            <w:rPr>
+                              <w:b/>
+                              <w:sz w:val="24"/>
+                            </w:rPr>
+                          </w:r>
                         </w:p>
                         <w:p>
                           <w:pPr>
-                            <w:pStyle w:val="854"/>
+                            <w:pStyle w:val="1060"/>
                             <w:pBdr/>
                             <w:spacing w:before="41"/>
                             <w:ind w:right="4" w:left="2"/>
@@ -3334,6 +3483,12 @@
                               <w:sz w:val="24"/>
                             </w:rPr>
                           </w:r>
+                          <w:r>
+                            <w:rPr>
+                              <w:b/>
+                              <w:sz w:val="24"/>
+                            </w:rPr>
+                          </w:r>
                         </w:p>
                       </w:tc>
                       <w:tc>
@@ -3344,7 +3499,7 @@
                         </w:tcPr>
                         <w:p>
                           <w:pPr>
-                            <w:pStyle w:val="854"/>
+                            <w:pStyle w:val="1060"/>
                             <w:pBdr/>
                             <w:spacing w:before="157"/>
                             <w:ind w:left="108"/>
@@ -3419,6 +3574,11 @@
                               <w:sz w:val="24"/>
                             </w:rPr>
                           </w:r>
+                          <w:r>
+                            <w:rPr>
+                              <w:sz w:val="24"/>
+                            </w:rPr>
+                          </w:r>
                         </w:p>
                       </w:tc>
                     </w:tr>
@@ -3433,7 +3593,7 @@
                         </w:tcPr>
                         <w:p>
                           <w:pPr>
-                            <w:pStyle w:val="854"/>
+                            <w:pStyle w:val="1060"/>
                             <w:pBdr/>
                             <w:spacing/>
                             <w:ind w:left="734"/>
@@ -3470,6 +3630,12 @@
                               <w:sz w:val="24"/>
                             </w:rPr>
                           </w:r>
+                          <w:r>
+                            <w:rPr>
+                              <w:b/>
+                              <w:sz w:val="24"/>
+                            </w:rPr>
+                          </w:r>
                         </w:p>
                       </w:tc>
                       <w:tc>
@@ -3479,7 +3645,7 @@
                         </w:tcPr>
                         <w:p>
                           <w:pPr>
-                            <w:pStyle w:val="854"/>
+                            <w:pStyle w:val="1060"/>
                             <w:pBdr/>
                             <w:spacing/>
                             <w:ind w:left="108"/>
@@ -3502,6 +3668,12 @@
                               <w:sz w:val="24"/>
                             </w:rPr>
                           </w:r>
+                          <w:r>
+                            <w:rPr>
+                              <w:b/>
+                              <w:sz w:val="24"/>
+                            </w:rPr>
+                          </w:r>
                         </w:p>
                       </w:tc>
                       <w:tc>
@@ -3511,7 +3683,7 @@
                         </w:tcPr>
                         <w:p>
                           <w:pPr>
-                            <w:pStyle w:val="854"/>
+                            <w:pStyle w:val="1060"/>
                             <w:pBdr/>
                             <w:spacing/>
                             <w:ind w:left="106"/>
@@ -3548,13 +3720,19 @@
                               <w:sz w:val="24"/>
                             </w:rPr>
                           </w:r>
+                          <w:r>
+                            <w:rPr>
+                              <w:b/>
+                              <w:sz w:val="24"/>
+                            </w:rPr>
+                          </w:r>
                         </w:p>
                       </w:tc>
                     </w:tr>
                   </w:tbl>
                   <w:p>
                     <w:pPr>
-                      <w:pStyle w:val="850"/>
+                      <w:pStyle w:val="1056"/>
                       <w:pBdr/>
                       <w:spacing/>
                       <w:ind w:left="0"/>
@@ -3645,6 +3823,11 @@
           </w:pict>
         </mc:Fallback>
       </mc:AlternateContent>
+    </w:r>
+    <w:r>
+      <w:rPr>
+        <w:sz w:val="20"/>
+      </w:rPr>
     </w:r>
     <w:r>
       <w:rPr>
@@ -3814,7 +3997,7 @@
     <w:lsdException w:name="Bibliography" w:uiPriority="37"/>
     <w:lsdException w:name="TOC Heading" w:uiPriority="39" w:qFormat="1"/>
   </w:latentStyles>
-  <w:style w:type="table" w:styleId="11" w:default="1">
+  <w:style w:type="table" w:styleId="868" w:default="1">
     <w:name w:val="Normal Table"/>
     <w:uiPriority w:val="99"/>
     <w:semiHidden/>
@@ -4007,9 +4190,9 @@
       </w:tcPr>
     </w:tblStylePr>
   </w:style>
-  <w:style w:type="table" w:styleId="12">
+  <w:style w:type="table" w:styleId="869">
     <w:name w:val="Table Grid"/>
-    <w:basedOn w:val="11"/>
+    <w:basedOn w:val="868"/>
     <w:uiPriority w:val="59"/>
     <w:pPr>
       <w:pBdr/>
@@ -4206,9 +4389,9 @@
       </w:tcPr>
     </w:tblStylePr>
   </w:style>
-  <w:style w:type="table" w:styleId="13">
+  <w:style w:type="table" w:styleId="870">
     <w:name w:val="Table Grid Light"/>
-    <w:basedOn w:val="11"/>
+    <w:basedOn w:val="868"/>
     <w:uiPriority w:val="59"/>
     <w:pPr>
       <w:pBdr/>
@@ -4405,9 +4588,9 @@
       </w:tcPr>
     </w:tblStylePr>
   </w:style>
-  <w:style w:type="table" w:styleId="14">
+  <w:style w:type="table" w:styleId="871">
     <w:name w:val="Plain Table 1"/>
-    <w:basedOn w:val="11"/>
+    <w:basedOn w:val="868"/>
     <w:uiPriority w:val="59"/>
     <w:pPr>
       <w:pBdr/>
@@ -4630,9 +4813,9 @@
       </w:tcPr>
     </w:tblStylePr>
   </w:style>
-  <w:style w:type="table" w:styleId="15">
+  <w:style w:type="table" w:styleId="872">
     <w:name w:val="Plain Table 2"/>
-    <w:basedOn w:val="11"/>
+    <w:basedOn w:val="868"/>
     <w:uiPriority w:val="59"/>
     <w:pPr>
       <w:pBdr/>
@@ -4863,9 +5046,9 @@
       </w:tcPr>
     </w:tblStylePr>
   </w:style>
-  <w:style w:type="table" w:styleId="16">
+  <w:style w:type="table" w:styleId="873">
     <w:name w:val="Plain Table 3"/>
-    <w:basedOn w:val="11"/>
+    <w:basedOn w:val="868"/>
     <w:uiPriority w:val="99"/>
     <w:pPr>
       <w:pBdr/>
@@ -5093,9 +5276,9 @@
       </w:tcPr>
     </w:tblStylePr>
   </w:style>
-  <w:style w:type="table" w:styleId="17">
+  <w:style w:type="table" w:styleId="874">
     <w:name w:val="Plain Table 4"/>
-    <w:basedOn w:val="11"/>
+    <w:basedOn w:val="868"/>
     <w:uiPriority w:val="99"/>
     <w:pPr>
       <w:pBdr/>
@@ -5309,9 +5492,9 @@
       </w:tcPr>
     </w:tblStylePr>
   </w:style>
-  <w:style w:type="table" w:styleId="18">
+  <w:style w:type="table" w:styleId="875">
     <w:name w:val="Plain Table 5"/>
-    <w:basedOn w:val="11"/>
+    <w:basedOn w:val="868"/>
     <w:uiPriority w:val="99"/>
     <w:pPr>
       <w:pBdr/>
@@ -5542,9 +5725,9 @@
       </w:tcPr>
     </w:tblStylePr>
   </w:style>
-  <w:style w:type="table" w:styleId="19">
+  <w:style w:type="table" w:styleId="876">
     <w:name w:val="Grid Table 1 Light"/>
-    <w:basedOn w:val="11"/>
+    <w:basedOn w:val="868"/>
     <w:uiPriority w:val="99"/>
     <w:pPr>
       <w:pBdr/>
@@ -5765,9 +5948,9 @@
       </w:tcPr>
     </w:tblStylePr>
   </w:style>
-  <w:style w:type="table" w:styleId="20">
+  <w:style w:type="table" w:styleId="877">
     <w:name w:val="Grid Table 1 Light - Accent 1"/>
-    <w:basedOn w:val="11"/>
+    <w:basedOn w:val="868"/>
     <w:uiPriority w:val="99"/>
     <w:pPr>
       <w:pBdr/>
@@ -5988,9 +6171,9 @@
       </w:tcPr>
     </w:tblStylePr>
   </w:style>
-  <w:style w:type="table" w:styleId="21">
+  <w:style w:type="table" w:styleId="878">
     <w:name w:val="Grid Table 1 Light - Accent 2"/>
-    <w:basedOn w:val="11"/>
+    <w:basedOn w:val="868"/>
     <w:uiPriority w:val="99"/>
     <w:pPr>
       <w:pBdr/>
@@ -6211,9 +6394,9 @@
       </w:tcPr>
     </w:tblStylePr>
   </w:style>
-  <w:style w:type="table" w:styleId="22">
+  <w:style w:type="table" w:styleId="879">
     <w:name w:val="Grid Table 1 Light - Accent 3"/>
-    <w:basedOn w:val="11"/>
+    <w:basedOn w:val="868"/>
     <w:uiPriority w:val="99"/>
     <w:pPr>
       <w:pBdr/>
@@ -6434,9 +6617,9 @@
       </w:tcPr>
     </w:tblStylePr>
   </w:style>
-  <w:style w:type="table" w:styleId="23">
+  <w:style w:type="table" w:styleId="880">
     <w:name w:val="Grid Table 1 Light - Accent 4"/>
-    <w:basedOn w:val="11"/>
+    <w:basedOn w:val="868"/>
     <w:uiPriority w:val="99"/>
     <w:pPr>
       <w:pBdr/>
@@ -6657,9 +6840,9 @@
       </w:tcPr>
     </w:tblStylePr>
   </w:style>
-  <w:style w:type="table" w:styleId="24">
+  <w:style w:type="table" w:styleId="881">
     <w:name w:val="Grid Table 1 Light - Accent 5"/>
-    <w:basedOn w:val="11"/>
+    <w:basedOn w:val="868"/>
     <w:uiPriority w:val="99"/>
     <w:pPr>
       <w:pBdr/>
@@ -6880,9 +7063,9 @@
       </w:tcPr>
     </w:tblStylePr>
   </w:style>
-  <w:style w:type="table" w:styleId="25">
+  <w:style w:type="table" w:styleId="882">
     <w:name w:val="Grid Table 1 Light - Accent 6"/>
-    <w:basedOn w:val="11"/>
+    <w:basedOn w:val="868"/>
     <w:uiPriority w:val="99"/>
     <w:pPr>
       <w:pBdr/>
@@ -7103,9 +7286,9 @@
       </w:tcPr>
     </w:tblStylePr>
   </w:style>
-  <w:style w:type="table" w:styleId="26">
+  <w:style w:type="table" w:styleId="883">
     <w:name w:val="Grid Table 2"/>
-    <w:basedOn w:val="11"/>
+    <w:basedOn w:val="868"/>
     <w:uiPriority w:val="99"/>
     <w:pPr>
       <w:pBdr/>
@@ -7335,9 +7518,9 @@
       </w:tcPr>
     </w:tblStylePr>
   </w:style>
-  <w:style w:type="table" w:styleId="27">
+  <w:style w:type="table" w:styleId="884">
     <w:name w:val="Grid Table 2 - Accent 1"/>
-    <w:basedOn w:val="11"/>
+    <w:basedOn w:val="868"/>
     <w:uiPriority w:val="99"/>
     <w:pPr>
       <w:pBdr/>
@@ -7567,9 +7750,9 @@
       </w:tcPr>
     </w:tblStylePr>
   </w:style>
-  <w:style w:type="table" w:styleId="28">
+  <w:style w:type="table" w:styleId="885">
     <w:name w:val="Grid Table 2 - Accent 2"/>
-    <w:basedOn w:val="11"/>
+    <w:basedOn w:val="868"/>
     <w:uiPriority w:val="99"/>
     <w:pPr>
       <w:pBdr/>
@@ -7799,9 +7982,9 @@
       </w:tcPr>
     </w:tblStylePr>
   </w:style>
-  <w:style w:type="table" w:styleId="29">
+  <w:style w:type="table" w:styleId="886">
     <w:name w:val="Grid Table 2 - Accent 3"/>
-    <w:basedOn w:val="11"/>
+    <w:basedOn w:val="868"/>
     <w:uiPriority w:val="99"/>
     <w:pPr>
       <w:pBdr/>
@@ -8031,9 +8214,9 @@
       </w:tcPr>
     </w:tblStylePr>
   </w:style>
-  <w:style w:type="table" w:styleId="30">
+  <w:style w:type="table" w:styleId="887">
     <w:name w:val="Grid Table 2 - Accent 4"/>
-    <w:basedOn w:val="11"/>
+    <w:basedOn w:val="868"/>
     <w:uiPriority w:val="99"/>
     <w:pPr>
       <w:pBdr/>
@@ -8263,9 +8446,9 @@
       </w:tcPr>
     </w:tblStylePr>
   </w:style>
-  <w:style w:type="table" w:styleId="31">
+  <w:style w:type="table" w:styleId="888">
     <w:name w:val="Grid Table 2 - Accent 5"/>
-    <w:basedOn w:val="11"/>
+    <w:basedOn w:val="868"/>
     <w:uiPriority w:val="99"/>
     <w:pPr>
       <w:pBdr/>
@@ -8495,9 +8678,9 @@
       </w:tcPr>
     </w:tblStylePr>
   </w:style>
-  <w:style w:type="table" w:styleId="32">
+  <w:style w:type="table" w:styleId="889">
     <w:name w:val="Grid Table 2 - Accent 6"/>
-    <w:basedOn w:val="11"/>
+    <w:basedOn w:val="868"/>
     <w:uiPriority w:val="99"/>
     <w:pPr>
       <w:pBdr/>
@@ -8727,9 +8910,9 @@
       </w:tcPr>
     </w:tblStylePr>
   </w:style>
-  <w:style w:type="table" w:styleId="33">
+  <w:style w:type="table" w:styleId="890">
     <w:name w:val="Grid Table 3"/>
-    <w:basedOn w:val="11"/>
+    <w:basedOn w:val="868"/>
     <w:uiPriority w:val="99"/>
     <w:pPr>
       <w:pBdr/>
@@ -8828,29 +9011,6 @@
         <w:tblBorders/>
       </w:tblPr>
       <w:tcPr>
-        <w:shd w:color="ffffff"/>
-        <w:tcBorders>
-          <w:top w:val="none" w:color="000000" w:sz="4" w:space="0"/>
-          <w:left w:val="none" w:color="000000" w:sz="4" w:space="0"/>
-          <w:bottom w:val="none" w:color="000000" w:sz="4" w:space="0"/>
-          <w:right w:val="none" w:color="000000" w:sz="4" w:space="0"/>
-        </w:tcBorders>
-      </w:tcPr>
-    </w:tblStylePr>
-    <w:tblStylePr w:type="firstRow">
-      <w:rPr>
-        <w:b/>
-        <w:color w:val="404040"/>
-      </w:rPr>
-      <w:pPr>
-        <w:pBdr/>
-        <w:spacing/>
-        <w:ind/>
-      </w:pPr>
-      <w:tblPr>
-        <w:tblBorders/>
-      </w:tblPr>
-      <w:tcPr>
         <w:shd w:val="clear" w:color="ffffff"/>
         <w:tcBorders>
           <w:top w:val="none" w:color="000000" w:sz="4" w:space="0"/>
@@ -8860,30 +9020,7 @@
         </w:tcBorders>
       </w:tcPr>
     </w:tblStylePr>
-    <w:tblStylePr w:type="lastCol">
-      <w:rPr>
-        <w:i/>
-        <w:color w:val="404040"/>
-      </w:rPr>
-      <w:pPr>
-        <w:pBdr/>
-        <w:spacing/>
-        <w:ind/>
-      </w:pPr>
-      <w:tblPr>
-        <w:tblBorders/>
-      </w:tblPr>
-      <w:tcPr>
-        <w:shd w:color="ffffff"/>
-        <w:tcBorders>
-          <w:top w:val="none" w:color="000000" w:sz="4" w:space="0"/>
-          <w:left w:val="none" w:color="000000" w:sz="4" w:space="0"/>
-          <w:bottom w:val="none" w:color="000000" w:sz="4" w:space="0"/>
-          <w:right w:val="none" w:color="000000" w:sz="4" w:space="0"/>
-        </w:tcBorders>
-      </w:tcPr>
-    </w:tblStylePr>
-    <w:tblStylePr w:type="lastRow">
+    <w:tblStylePr w:type="firstRow">
       <w:rPr>
         <w:b/>
         <w:color w:val="404040"/>
@@ -8906,6 +9043,52 @@
         </w:tcBorders>
       </w:tcPr>
     </w:tblStylePr>
+    <w:tblStylePr w:type="lastCol">
+      <w:rPr>
+        <w:i/>
+        <w:color w:val="404040"/>
+      </w:rPr>
+      <w:pPr>
+        <w:pBdr/>
+        <w:spacing/>
+        <w:ind/>
+      </w:pPr>
+      <w:tblPr>
+        <w:tblBorders/>
+      </w:tblPr>
+      <w:tcPr>
+        <w:shd w:val="clear" w:color="ffffff"/>
+        <w:tcBorders>
+          <w:top w:val="none" w:color="000000" w:sz="4" w:space="0"/>
+          <w:left w:val="none" w:color="000000" w:sz="4" w:space="0"/>
+          <w:bottom w:val="none" w:color="000000" w:sz="4" w:space="0"/>
+          <w:right w:val="none" w:color="000000" w:sz="4" w:space="0"/>
+        </w:tcBorders>
+      </w:tcPr>
+    </w:tblStylePr>
+    <w:tblStylePr w:type="lastRow">
+      <w:rPr>
+        <w:b/>
+        <w:color w:val="404040"/>
+      </w:rPr>
+      <w:pPr>
+        <w:pBdr/>
+        <w:spacing/>
+        <w:ind/>
+      </w:pPr>
+      <w:tblPr>
+        <w:tblBorders/>
+      </w:tblPr>
+      <w:tcPr>
+        <w:shd w:val="clear" w:color="ffffff"/>
+        <w:tcBorders>
+          <w:top w:val="none" w:color="000000" w:sz="4" w:space="0"/>
+          <w:left w:val="none" w:color="000000" w:sz="4" w:space="0"/>
+          <w:bottom w:val="none" w:color="000000" w:sz="4" w:space="0"/>
+          <w:right w:val="none" w:color="000000" w:sz="4" w:space="0"/>
+        </w:tcBorders>
+      </w:tcPr>
+    </w:tblStylePr>
     <w:tblStylePr w:type="nwCell">
       <w:pPr>
         <w:pBdr/>
@@ -8972,9 +9155,9 @@
       </w:tcPr>
     </w:tblStylePr>
   </w:style>
-  <w:style w:type="table" w:styleId="34">
+  <w:style w:type="table" w:styleId="891">
     <w:name w:val="Grid Table 3 - Accent 1"/>
-    <w:basedOn w:val="11"/>
+    <w:basedOn w:val="868"/>
     <w:uiPriority w:val="99"/>
     <w:pPr>
       <w:pBdr/>
@@ -9073,29 +9256,6 @@
         <w:tblBorders/>
       </w:tblPr>
       <w:tcPr>
-        <w:shd w:color="ffffff"/>
-        <w:tcBorders>
-          <w:top w:val="none" w:color="000000" w:sz="4" w:space="0"/>
-          <w:left w:val="none" w:color="000000" w:sz="4" w:space="0"/>
-          <w:bottom w:val="none" w:color="000000" w:sz="4" w:space="0"/>
-          <w:right w:val="none" w:color="000000" w:sz="4" w:space="0"/>
-        </w:tcBorders>
-      </w:tcPr>
-    </w:tblStylePr>
-    <w:tblStylePr w:type="firstRow">
-      <w:rPr>
-        <w:b/>
-        <w:color w:val="404040"/>
-      </w:rPr>
-      <w:pPr>
-        <w:pBdr/>
-        <w:spacing/>
-        <w:ind/>
-      </w:pPr>
-      <w:tblPr>
-        <w:tblBorders/>
-      </w:tblPr>
-      <w:tcPr>
         <w:shd w:val="clear" w:color="ffffff"/>
         <w:tcBorders>
           <w:top w:val="none" w:color="000000" w:sz="4" w:space="0"/>
@@ -9105,30 +9265,7 @@
         </w:tcBorders>
       </w:tcPr>
     </w:tblStylePr>
-    <w:tblStylePr w:type="lastCol">
-      <w:rPr>
-        <w:i/>
-        <w:color w:val="404040"/>
-      </w:rPr>
-      <w:pPr>
-        <w:pBdr/>
-        <w:spacing/>
-        <w:ind/>
-      </w:pPr>
-      <w:tblPr>
-        <w:tblBorders/>
-      </w:tblPr>
-      <w:tcPr>
-        <w:shd w:color="ffffff"/>
-        <w:tcBorders>
-          <w:top w:val="none" w:color="000000" w:sz="4" w:space="0"/>
-          <w:left w:val="none" w:color="000000" w:sz="4" w:space="0"/>
-          <w:bottom w:val="none" w:color="000000" w:sz="4" w:space="0"/>
-          <w:right w:val="none" w:color="000000" w:sz="4" w:space="0"/>
-        </w:tcBorders>
-      </w:tcPr>
-    </w:tblStylePr>
-    <w:tblStylePr w:type="lastRow">
+    <w:tblStylePr w:type="firstRow">
       <w:rPr>
         <w:b/>
         <w:color w:val="404040"/>
@@ -9151,6 +9288,52 @@
         </w:tcBorders>
       </w:tcPr>
     </w:tblStylePr>
+    <w:tblStylePr w:type="lastCol">
+      <w:rPr>
+        <w:i/>
+        <w:color w:val="404040"/>
+      </w:rPr>
+      <w:pPr>
+        <w:pBdr/>
+        <w:spacing/>
+        <w:ind/>
+      </w:pPr>
+      <w:tblPr>
+        <w:tblBorders/>
+      </w:tblPr>
+      <w:tcPr>
+        <w:shd w:val="clear" w:color="ffffff"/>
+        <w:tcBorders>
+          <w:top w:val="none" w:color="000000" w:sz="4" w:space="0"/>
+          <w:left w:val="none" w:color="000000" w:sz="4" w:space="0"/>
+          <w:bottom w:val="none" w:color="000000" w:sz="4" w:space="0"/>
+          <w:right w:val="none" w:color="000000" w:sz="4" w:space="0"/>
+        </w:tcBorders>
+      </w:tcPr>
+    </w:tblStylePr>
+    <w:tblStylePr w:type="lastRow">
+      <w:rPr>
+        <w:b/>
+        <w:color w:val="404040"/>
+      </w:rPr>
+      <w:pPr>
+        <w:pBdr/>
+        <w:spacing/>
+        <w:ind/>
+      </w:pPr>
+      <w:tblPr>
+        <w:tblBorders/>
+      </w:tblPr>
+      <w:tcPr>
+        <w:shd w:val="clear" w:color="ffffff"/>
+        <w:tcBorders>
+          <w:top w:val="none" w:color="000000" w:sz="4" w:space="0"/>
+          <w:left w:val="none" w:color="000000" w:sz="4" w:space="0"/>
+          <w:bottom w:val="none" w:color="000000" w:sz="4" w:space="0"/>
+          <w:right w:val="none" w:color="000000" w:sz="4" w:space="0"/>
+        </w:tcBorders>
+      </w:tcPr>
+    </w:tblStylePr>
     <w:tblStylePr w:type="nwCell">
       <w:pPr>
         <w:pBdr/>
@@ -9217,9 +9400,9 @@
       </w:tcPr>
     </w:tblStylePr>
   </w:style>
-  <w:style w:type="table" w:styleId="35">
+  <w:style w:type="table" w:styleId="892">
     <w:name w:val="Grid Table 3 - Accent 2"/>
-    <w:basedOn w:val="11"/>
+    <w:basedOn w:val="868"/>
     <w:uiPriority w:val="99"/>
     <w:pPr>
       <w:pBdr/>
@@ -9318,29 +9501,6 @@
         <w:tblBorders/>
       </w:tblPr>
       <w:tcPr>
-        <w:shd w:color="ffffff"/>
-        <w:tcBorders>
-          <w:top w:val="none" w:color="000000" w:sz="4" w:space="0"/>
-          <w:left w:val="none" w:color="000000" w:sz="4" w:space="0"/>
-          <w:bottom w:val="none" w:color="000000" w:sz="4" w:space="0"/>
-          <w:right w:val="none" w:color="000000" w:sz="4" w:space="0"/>
-        </w:tcBorders>
-      </w:tcPr>
-    </w:tblStylePr>
-    <w:tblStylePr w:type="firstRow">
-      <w:rPr>
-        <w:b/>
-        <w:color w:val="404040"/>
-      </w:rPr>
-      <w:pPr>
-        <w:pBdr/>
-        <w:spacing/>
-        <w:ind/>
-      </w:pPr>
-      <w:tblPr>
-        <w:tblBorders/>
-      </w:tblPr>
-      <w:tcPr>
         <w:shd w:val="clear" w:color="ffffff"/>
         <w:tcBorders>
           <w:top w:val="none" w:color="000000" w:sz="4" w:space="0"/>
@@ -9350,30 +9510,7 @@
         </w:tcBorders>
       </w:tcPr>
     </w:tblStylePr>
-    <w:tblStylePr w:type="lastCol">
-      <w:rPr>
-        <w:i/>
-        <w:color w:val="404040"/>
-      </w:rPr>
-      <w:pPr>
-        <w:pBdr/>
-        <w:spacing/>
-        <w:ind/>
-      </w:pPr>
-      <w:tblPr>
-        <w:tblBorders/>
-      </w:tblPr>
-      <w:tcPr>
-        <w:shd w:color="ffffff"/>
-        <w:tcBorders>
-          <w:top w:val="none" w:color="000000" w:sz="4" w:space="0"/>
-          <w:left w:val="none" w:color="000000" w:sz="4" w:space="0"/>
-          <w:bottom w:val="none" w:color="000000" w:sz="4" w:space="0"/>
-          <w:right w:val="none" w:color="000000" w:sz="4" w:space="0"/>
-        </w:tcBorders>
-      </w:tcPr>
-    </w:tblStylePr>
-    <w:tblStylePr w:type="lastRow">
+    <w:tblStylePr w:type="firstRow">
       <w:rPr>
         <w:b/>
         <w:color w:val="404040"/>
@@ -9396,6 +9533,52 @@
         </w:tcBorders>
       </w:tcPr>
     </w:tblStylePr>
+    <w:tblStylePr w:type="lastCol">
+      <w:rPr>
+        <w:i/>
+        <w:color w:val="404040"/>
+      </w:rPr>
+      <w:pPr>
+        <w:pBdr/>
+        <w:spacing/>
+        <w:ind/>
+      </w:pPr>
+      <w:tblPr>
+        <w:tblBorders/>
+      </w:tblPr>
+      <w:tcPr>
+        <w:shd w:val="clear" w:color="ffffff"/>
+        <w:tcBorders>
+          <w:top w:val="none" w:color="000000" w:sz="4" w:space="0"/>
+          <w:left w:val="none" w:color="000000" w:sz="4" w:space="0"/>
+          <w:bottom w:val="none" w:color="000000" w:sz="4" w:space="0"/>
+          <w:right w:val="none" w:color="000000" w:sz="4" w:space="0"/>
+        </w:tcBorders>
+      </w:tcPr>
+    </w:tblStylePr>
+    <w:tblStylePr w:type="lastRow">
+      <w:rPr>
+        <w:b/>
+        <w:color w:val="404040"/>
+      </w:rPr>
+      <w:pPr>
+        <w:pBdr/>
+        <w:spacing/>
+        <w:ind/>
+      </w:pPr>
+      <w:tblPr>
+        <w:tblBorders/>
+      </w:tblPr>
+      <w:tcPr>
+        <w:shd w:val="clear" w:color="ffffff"/>
+        <w:tcBorders>
+          <w:top w:val="none" w:color="000000" w:sz="4" w:space="0"/>
+          <w:left w:val="none" w:color="000000" w:sz="4" w:space="0"/>
+          <w:bottom w:val="none" w:color="000000" w:sz="4" w:space="0"/>
+          <w:right w:val="none" w:color="000000" w:sz="4" w:space="0"/>
+        </w:tcBorders>
+      </w:tcPr>
+    </w:tblStylePr>
     <w:tblStylePr w:type="nwCell">
       <w:pPr>
         <w:pBdr/>
@@ -9462,9 +9645,9 @@
       </w:tcPr>
     </w:tblStylePr>
   </w:style>
-  <w:style w:type="table" w:styleId="36">
+  <w:style w:type="table" w:styleId="893">
     <w:name w:val="Grid Table 3 - Accent 3"/>
-    <w:basedOn w:val="11"/>
+    <w:basedOn w:val="868"/>
     <w:uiPriority w:val="99"/>
     <w:pPr>
       <w:pBdr/>
@@ -9563,29 +9746,6 @@
         <w:tblBorders/>
       </w:tblPr>
       <w:tcPr>
-        <w:shd w:color="ffffff"/>
-        <w:tcBorders>
-          <w:top w:val="none" w:color="000000" w:sz="4" w:space="0"/>
-          <w:left w:val="none" w:color="000000" w:sz="4" w:space="0"/>
-          <w:bottom w:val="none" w:color="000000" w:sz="4" w:space="0"/>
-          <w:right w:val="none" w:color="000000" w:sz="4" w:space="0"/>
-        </w:tcBorders>
-      </w:tcPr>
-    </w:tblStylePr>
-    <w:tblStylePr w:type="firstRow">
-      <w:rPr>
-        <w:b/>
-        <w:color w:val="404040"/>
-      </w:rPr>
-      <w:pPr>
-        <w:pBdr/>
-        <w:spacing/>
-        <w:ind/>
-      </w:pPr>
-      <w:tblPr>
-        <w:tblBorders/>
-      </w:tblPr>
-      <w:tcPr>
         <w:shd w:val="clear" w:color="ffffff"/>
         <w:tcBorders>
           <w:top w:val="none" w:color="000000" w:sz="4" w:space="0"/>
@@ -9595,30 +9755,7 @@
         </w:tcBorders>
       </w:tcPr>
     </w:tblStylePr>
-    <w:tblStylePr w:type="lastCol">
-      <w:rPr>
-        <w:i/>
-        <w:color w:val="404040"/>
-      </w:rPr>
-      <w:pPr>
-        <w:pBdr/>
-        <w:spacing/>
-        <w:ind/>
-      </w:pPr>
-      <w:tblPr>
-        <w:tblBorders/>
-      </w:tblPr>
-      <w:tcPr>
-        <w:shd w:color="ffffff"/>
-        <w:tcBorders>
-          <w:top w:val="none" w:color="000000" w:sz="4" w:space="0"/>
-          <w:left w:val="none" w:color="000000" w:sz="4" w:space="0"/>
-          <w:bottom w:val="none" w:color="000000" w:sz="4" w:space="0"/>
-          <w:right w:val="none" w:color="000000" w:sz="4" w:space="0"/>
-        </w:tcBorders>
-      </w:tcPr>
-    </w:tblStylePr>
-    <w:tblStylePr w:type="lastRow">
+    <w:tblStylePr w:type="firstRow">
       <w:rPr>
         <w:b/>
         <w:color w:val="404040"/>
@@ -9641,6 +9778,52 @@
         </w:tcBorders>
       </w:tcPr>
     </w:tblStylePr>
+    <w:tblStylePr w:type="lastCol">
+      <w:rPr>
+        <w:i/>
+        <w:color w:val="404040"/>
+      </w:rPr>
+      <w:pPr>
+        <w:pBdr/>
+        <w:spacing/>
+        <w:ind/>
+      </w:pPr>
+      <w:tblPr>
+        <w:tblBorders/>
+      </w:tblPr>
+      <w:tcPr>
+        <w:shd w:val="clear" w:color="ffffff"/>
+        <w:tcBorders>
+          <w:top w:val="none" w:color="000000" w:sz="4" w:space="0"/>
+          <w:left w:val="none" w:color="000000" w:sz="4" w:space="0"/>
+          <w:bottom w:val="none" w:color="000000" w:sz="4" w:space="0"/>
+          <w:right w:val="none" w:color="000000" w:sz="4" w:space="0"/>
+        </w:tcBorders>
+      </w:tcPr>
+    </w:tblStylePr>
+    <w:tblStylePr w:type="lastRow">
+      <w:rPr>
+        <w:b/>
+        <w:color w:val="404040"/>
+      </w:rPr>
+      <w:pPr>
+        <w:pBdr/>
+        <w:spacing/>
+        <w:ind/>
+      </w:pPr>
+      <w:tblPr>
+        <w:tblBorders/>
+      </w:tblPr>
+      <w:tcPr>
+        <w:shd w:val="clear" w:color="ffffff"/>
+        <w:tcBorders>
+          <w:top w:val="none" w:color="000000" w:sz="4" w:space="0"/>
+          <w:left w:val="none" w:color="000000" w:sz="4" w:space="0"/>
+          <w:bottom w:val="none" w:color="000000" w:sz="4" w:space="0"/>
+          <w:right w:val="none" w:color="000000" w:sz="4" w:space="0"/>
+        </w:tcBorders>
+      </w:tcPr>
+    </w:tblStylePr>
     <w:tblStylePr w:type="nwCell">
       <w:pPr>
         <w:pBdr/>
@@ -9707,9 +9890,9 @@
       </w:tcPr>
     </w:tblStylePr>
   </w:style>
-  <w:style w:type="table" w:styleId="37">
+  <w:style w:type="table" w:styleId="894">
     <w:name w:val="Grid Table 3 - Accent 4"/>
-    <w:basedOn w:val="11"/>
+    <w:basedOn w:val="868"/>
     <w:uiPriority w:val="99"/>
     <w:pPr>
       <w:pBdr/>
@@ -9808,29 +9991,6 @@
         <w:tblBorders/>
       </w:tblPr>
       <w:tcPr>
-        <w:shd w:color="ffffff"/>
-        <w:tcBorders>
-          <w:top w:val="none" w:color="000000" w:sz="4" w:space="0"/>
-          <w:left w:val="none" w:color="000000" w:sz="4" w:space="0"/>
-          <w:bottom w:val="none" w:color="000000" w:sz="4" w:space="0"/>
-          <w:right w:val="none" w:color="000000" w:sz="4" w:space="0"/>
-        </w:tcBorders>
-      </w:tcPr>
-    </w:tblStylePr>
-    <w:tblStylePr w:type="firstRow">
-      <w:rPr>
-        <w:b/>
-        <w:color w:val="404040"/>
-      </w:rPr>
-      <w:pPr>
-        <w:pBdr/>
-        <w:spacing/>
-        <w:ind/>
-      </w:pPr>
-      <w:tblPr>
-        <w:tblBorders/>
-      </w:tblPr>
-      <w:tcPr>
         <w:shd w:val="clear" w:color="ffffff"/>
         <w:tcBorders>
           <w:top w:val="none" w:color="000000" w:sz="4" w:space="0"/>
@@ -9840,30 +10000,7 @@
         </w:tcBorders>
       </w:tcPr>
     </w:tblStylePr>
-    <w:tblStylePr w:type="lastCol">
-      <w:rPr>
-        <w:i/>
-        <w:color w:val="404040"/>
-      </w:rPr>
-      <w:pPr>
-        <w:pBdr/>
-        <w:spacing/>
-        <w:ind/>
-      </w:pPr>
-      <w:tblPr>
-        <w:tblBorders/>
-      </w:tblPr>
-      <w:tcPr>
-        <w:shd w:color="ffffff"/>
-        <w:tcBorders>
-          <w:top w:val="none" w:color="000000" w:sz="4" w:space="0"/>
-          <w:left w:val="none" w:color="000000" w:sz="4" w:space="0"/>
-          <w:bottom w:val="none" w:color="000000" w:sz="4" w:space="0"/>
-          <w:right w:val="none" w:color="000000" w:sz="4" w:space="0"/>
-        </w:tcBorders>
-      </w:tcPr>
-    </w:tblStylePr>
-    <w:tblStylePr w:type="lastRow">
+    <w:tblStylePr w:type="firstRow">
       <w:rPr>
         <w:b/>
         <w:color w:val="404040"/>
@@ -9886,6 +10023,52 @@
         </w:tcBorders>
       </w:tcPr>
     </w:tblStylePr>
+    <w:tblStylePr w:type="lastCol">
+      <w:rPr>
+        <w:i/>
+        <w:color w:val="404040"/>
+      </w:rPr>
+      <w:pPr>
+        <w:pBdr/>
+        <w:spacing/>
+        <w:ind/>
+      </w:pPr>
+      <w:tblPr>
+        <w:tblBorders/>
+      </w:tblPr>
+      <w:tcPr>
+        <w:shd w:val="clear" w:color="ffffff"/>
+        <w:tcBorders>
+          <w:top w:val="none" w:color="000000" w:sz="4" w:space="0"/>
+          <w:left w:val="none" w:color="000000" w:sz="4" w:space="0"/>
+          <w:bottom w:val="none" w:color="000000" w:sz="4" w:space="0"/>
+          <w:right w:val="none" w:color="000000" w:sz="4" w:space="0"/>
+        </w:tcBorders>
+      </w:tcPr>
+    </w:tblStylePr>
+    <w:tblStylePr w:type="lastRow">
+      <w:rPr>
+        <w:b/>
+        <w:color w:val="404040"/>
+      </w:rPr>
+      <w:pPr>
+        <w:pBdr/>
+        <w:spacing/>
+        <w:ind/>
+      </w:pPr>
+      <w:tblPr>
+        <w:tblBorders/>
+      </w:tblPr>
+      <w:tcPr>
+        <w:shd w:val="clear" w:color="ffffff"/>
+        <w:tcBorders>
+          <w:top w:val="none" w:color="000000" w:sz="4" w:space="0"/>
+          <w:left w:val="none" w:color="000000" w:sz="4" w:space="0"/>
+          <w:bottom w:val="none" w:color="000000" w:sz="4" w:space="0"/>
+          <w:right w:val="none" w:color="000000" w:sz="4" w:space="0"/>
+        </w:tcBorders>
+      </w:tcPr>
+    </w:tblStylePr>
     <w:tblStylePr w:type="nwCell">
       <w:pPr>
         <w:pBdr/>
@@ -9952,9 +10135,9 @@
       </w:tcPr>
     </w:tblStylePr>
   </w:style>
-  <w:style w:type="table" w:styleId="38">
+  <w:style w:type="table" w:styleId="895">
     <w:name w:val="Grid Table 3 - Accent 5"/>
-    <w:basedOn w:val="11"/>
+    <w:basedOn w:val="868"/>
     <w:uiPriority w:val="99"/>
     <w:pPr>
       <w:pBdr/>
@@ -10053,29 +10236,6 @@
         <w:tblBorders/>
       </w:tblPr>
       <w:tcPr>
-        <w:shd w:color="ffffff"/>
-        <w:tcBorders>
-          <w:top w:val="none" w:color="000000" w:sz="4" w:space="0"/>
-          <w:left w:val="none" w:color="000000" w:sz="4" w:space="0"/>
-          <w:bottom w:val="none" w:color="000000" w:sz="4" w:space="0"/>
-          <w:right w:val="none" w:color="000000" w:sz="4" w:space="0"/>
-        </w:tcBorders>
-      </w:tcPr>
-    </w:tblStylePr>
-    <w:tblStylePr w:type="firstRow">
-      <w:rPr>
-        <w:b/>
-        <w:color w:val="404040"/>
-      </w:rPr>
-      <w:pPr>
-        <w:pBdr/>
-        <w:spacing/>
-        <w:ind/>
-      </w:pPr>
-      <w:tblPr>
-        <w:tblBorders/>
-      </w:tblPr>
-      <w:tcPr>
         <w:shd w:val="clear" w:color="ffffff"/>
         <w:tcBorders>
           <w:top w:val="none" w:color="000000" w:sz="4" w:space="0"/>
@@ -10085,30 +10245,7 @@
         </w:tcBorders>
       </w:tcPr>
     </w:tblStylePr>
-    <w:tblStylePr w:type="lastCol">
-      <w:rPr>
-        <w:i/>
-        <w:color w:val="404040"/>
-      </w:rPr>
-      <w:pPr>
-        <w:pBdr/>
-        <w:spacing/>
-        <w:ind/>
-      </w:pPr>
-      <w:tblPr>
-        <w:tblBorders/>
-      </w:tblPr>
-      <w:tcPr>
-        <w:shd w:color="ffffff"/>
-        <w:tcBorders>
-          <w:top w:val="none" w:color="000000" w:sz="4" w:space="0"/>
-          <w:left w:val="none" w:color="000000" w:sz="4" w:space="0"/>
-          <w:bottom w:val="none" w:color="000000" w:sz="4" w:space="0"/>
-          <w:right w:val="none" w:color="000000" w:sz="4" w:space="0"/>
-        </w:tcBorders>
-      </w:tcPr>
-    </w:tblStylePr>
-    <w:tblStylePr w:type="lastRow">
+    <w:tblStylePr w:type="firstRow">
       <w:rPr>
         <w:b/>
         <w:color w:val="404040"/>
@@ -10131,6 +10268,52 @@
         </w:tcBorders>
       </w:tcPr>
     </w:tblStylePr>
+    <w:tblStylePr w:type="lastCol">
+      <w:rPr>
+        <w:i/>
+        <w:color w:val="404040"/>
+      </w:rPr>
+      <w:pPr>
+        <w:pBdr/>
+        <w:spacing/>
+        <w:ind/>
+      </w:pPr>
+      <w:tblPr>
+        <w:tblBorders/>
+      </w:tblPr>
+      <w:tcPr>
+        <w:shd w:val="clear" w:color="ffffff"/>
+        <w:tcBorders>
+          <w:top w:val="none" w:color="000000" w:sz="4" w:space="0"/>
+          <w:left w:val="none" w:color="000000" w:sz="4" w:space="0"/>
+          <w:bottom w:val="none" w:color="000000" w:sz="4" w:space="0"/>
+          <w:right w:val="none" w:color="000000" w:sz="4" w:space="0"/>
+        </w:tcBorders>
+      </w:tcPr>
+    </w:tblStylePr>
+    <w:tblStylePr w:type="lastRow">
+      <w:rPr>
+        <w:b/>
+        <w:color w:val="404040"/>
+      </w:rPr>
+      <w:pPr>
+        <w:pBdr/>
+        <w:spacing/>
+        <w:ind/>
+      </w:pPr>
+      <w:tblPr>
+        <w:tblBorders/>
+      </w:tblPr>
+      <w:tcPr>
+        <w:shd w:val="clear" w:color="ffffff"/>
+        <w:tcBorders>
+          <w:top w:val="none" w:color="000000" w:sz="4" w:space="0"/>
+          <w:left w:val="none" w:color="000000" w:sz="4" w:space="0"/>
+          <w:bottom w:val="none" w:color="000000" w:sz="4" w:space="0"/>
+          <w:right w:val="none" w:color="000000" w:sz="4" w:space="0"/>
+        </w:tcBorders>
+      </w:tcPr>
+    </w:tblStylePr>
     <w:tblStylePr w:type="nwCell">
       <w:pPr>
         <w:pBdr/>
@@ -10197,9 +10380,9 @@
       </w:tcPr>
     </w:tblStylePr>
   </w:style>
-  <w:style w:type="table" w:styleId="39">
+  <w:style w:type="table" w:styleId="896">
     <w:name w:val="Grid Table 3 - Accent 6"/>
-    <w:basedOn w:val="11"/>
+    <w:basedOn w:val="868"/>
     <w:uiPriority w:val="99"/>
     <w:pPr>
       <w:pBdr/>
@@ -10298,29 +10481,6 @@
         <w:tblBorders/>
       </w:tblPr>
       <w:tcPr>
-        <w:shd w:color="ffffff"/>
-        <w:tcBorders>
-          <w:top w:val="none" w:color="000000" w:sz="4" w:space="0"/>
-          <w:left w:val="none" w:color="000000" w:sz="4" w:space="0"/>
-          <w:bottom w:val="none" w:color="000000" w:sz="4" w:space="0"/>
-          <w:right w:val="none" w:color="000000" w:sz="4" w:space="0"/>
-        </w:tcBorders>
-      </w:tcPr>
-    </w:tblStylePr>
-    <w:tblStylePr w:type="firstRow">
-      <w:rPr>
-        <w:b/>
-        <w:color w:val="404040"/>
-      </w:rPr>
-      <w:pPr>
-        <w:pBdr/>
-        <w:spacing/>
-        <w:ind/>
-      </w:pPr>
-      <w:tblPr>
-        <w:tblBorders/>
-      </w:tblPr>
-      <w:tcPr>
         <w:shd w:val="clear" w:color="ffffff"/>
         <w:tcBorders>
           <w:top w:val="none" w:color="000000" w:sz="4" w:space="0"/>
@@ -10330,30 +10490,7 @@
         </w:tcBorders>
       </w:tcPr>
     </w:tblStylePr>
-    <w:tblStylePr w:type="lastCol">
-      <w:rPr>
-        <w:i/>
-        <w:color w:val="404040"/>
-      </w:rPr>
-      <w:pPr>
-        <w:pBdr/>
-        <w:spacing/>
-        <w:ind/>
-      </w:pPr>
-      <w:tblPr>
-        <w:tblBorders/>
-      </w:tblPr>
-      <w:tcPr>
-        <w:shd w:color="ffffff"/>
-        <w:tcBorders>
-          <w:top w:val="none" w:color="000000" w:sz="4" w:space="0"/>
-          <w:left w:val="none" w:color="000000" w:sz="4" w:space="0"/>
-          <w:bottom w:val="none" w:color="000000" w:sz="4" w:space="0"/>
-          <w:right w:val="none" w:color="000000" w:sz="4" w:space="0"/>
-        </w:tcBorders>
-      </w:tcPr>
-    </w:tblStylePr>
-    <w:tblStylePr w:type="lastRow">
+    <w:tblStylePr w:type="firstRow">
       <w:rPr>
         <w:b/>
         <w:color w:val="404040"/>
@@ -10376,6 +10513,52 @@
         </w:tcBorders>
       </w:tcPr>
     </w:tblStylePr>
+    <w:tblStylePr w:type="lastCol">
+      <w:rPr>
+        <w:i/>
+        <w:color w:val="404040"/>
+      </w:rPr>
+      <w:pPr>
+        <w:pBdr/>
+        <w:spacing/>
+        <w:ind/>
+      </w:pPr>
+      <w:tblPr>
+        <w:tblBorders/>
+      </w:tblPr>
+      <w:tcPr>
+        <w:shd w:val="clear" w:color="ffffff"/>
+        <w:tcBorders>
+          <w:top w:val="none" w:color="000000" w:sz="4" w:space="0"/>
+          <w:left w:val="none" w:color="000000" w:sz="4" w:space="0"/>
+          <w:bottom w:val="none" w:color="000000" w:sz="4" w:space="0"/>
+          <w:right w:val="none" w:color="000000" w:sz="4" w:space="0"/>
+        </w:tcBorders>
+      </w:tcPr>
+    </w:tblStylePr>
+    <w:tblStylePr w:type="lastRow">
+      <w:rPr>
+        <w:b/>
+        <w:color w:val="404040"/>
+      </w:rPr>
+      <w:pPr>
+        <w:pBdr/>
+        <w:spacing/>
+        <w:ind/>
+      </w:pPr>
+      <w:tblPr>
+        <w:tblBorders/>
+      </w:tblPr>
+      <w:tcPr>
+        <w:shd w:val="clear" w:color="ffffff"/>
+        <w:tcBorders>
+          <w:top w:val="none" w:color="000000" w:sz="4" w:space="0"/>
+          <w:left w:val="none" w:color="000000" w:sz="4" w:space="0"/>
+          <w:bottom w:val="none" w:color="000000" w:sz="4" w:space="0"/>
+          <w:right w:val="none" w:color="000000" w:sz="4" w:space="0"/>
+        </w:tcBorders>
+      </w:tcPr>
+    </w:tblStylePr>
     <w:tblStylePr w:type="nwCell">
       <w:pPr>
         <w:pBdr/>
@@ -10442,9 +10625,9 @@
       </w:tcPr>
     </w:tblStylePr>
   </w:style>
-  <w:style w:type="table" w:styleId="40">
+  <w:style w:type="table" w:styleId="897">
     <w:name w:val="Grid Table 4"/>
-    <w:basedOn w:val="11"/>
+    <w:basedOn w:val="868"/>
     <w:uiPriority w:val="59"/>
     <w:pPr>
       <w:pBdr/>
@@ -10675,9 +10858,9 @@
       </w:tcPr>
     </w:tblStylePr>
   </w:style>
-  <w:style w:type="table" w:styleId="41">
+  <w:style w:type="table" w:styleId="898">
     <w:name w:val="Grid Table 4 - Accent 1"/>
-    <w:basedOn w:val="11"/>
+    <w:basedOn w:val="868"/>
     <w:uiPriority w:val="59"/>
     <w:pPr>
       <w:pBdr/>
@@ -10908,9 +11091,9 @@
       </w:tcPr>
     </w:tblStylePr>
   </w:style>
-  <w:style w:type="table" w:styleId="42">
+  <w:style w:type="table" w:styleId="899">
     <w:name w:val="Grid Table 4 - Accent 2"/>
-    <w:basedOn w:val="11"/>
+    <w:basedOn w:val="868"/>
     <w:uiPriority w:val="59"/>
     <w:pPr>
       <w:pBdr/>
@@ -11141,9 +11324,9 @@
       </w:tcPr>
     </w:tblStylePr>
   </w:style>
-  <w:style w:type="table" w:styleId="43">
+  <w:style w:type="table" w:styleId="900">
     <w:name w:val="Grid Table 4 - Accent 3"/>
-    <w:basedOn w:val="11"/>
+    <w:basedOn w:val="868"/>
     <w:uiPriority w:val="59"/>
     <w:pPr>
       <w:pBdr/>
@@ -11374,9 +11557,9 @@
       </w:tcPr>
     </w:tblStylePr>
   </w:style>
-  <w:style w:type="table" w:styleId="44">
+  <w:style w:type="table" w:styleId="901">
     <w:name w:val="Grid Table 4 - Accent 4"/>
-    <w:basedOn w:val="11"/>
+    <w:basedOn w:val="868"/>
     <w:uiPriority w:val="59"/>
     <w:pPr>
       <w:pBdr/>
@@ -11607,9 +11790,9 @@
       </w:tcPr>
     </w:tblStylePr>
   </w:style>
-  <w:style w:type="table" w:styleId="45">
+  <w:style w:type="table" w:styleId="902">
     <w:name w:val="Grid Table 4 - Accent 5"/>
-    <w:basedOn w:val="11"/>
+    <w:basedOn w:val="868"/>
     <w:uiPriority w:val="59"/>
     <w:pPr>
       <w:pBdr/>
@@ -11840,9 +12023,9 @@
       </w:tcPr>
     </w:tblStylePr>
   </w:style>
-  <w:style w:type="table" w:styleId="46">
+  <w:style w:type="table" w:styleId="903">
     <w:name w:val="Grid Table 4 - Accent 6"/>
-    <w:basedOn w:val="11"/>
+    <w:basedOn w:val="868"/>
     <w:uiPriority w:val="59"/>
     <w:pPr>
       <w:pBdr/>
@@ -12073,9 +12256,9 @@
       </w:tcPr>
     </w:tblStylePr>
   </w:style>
-  <w:style w:type="table" w:styleId="47">
+  <w:style w:type="table" w:styleId="904">
     <w:name w:val="Grid Table 5 Dark"/>
-    <w:basedOn w:val="11"/>
+    <w:basedOn w:val="868"/>
     <w:uiPriority w:val="99"/>
     <w:pPr>
       <w:pBdr/>
@@ -12301,9 +12484,9 @@
       </w:tcPr>
     </w:tblStylePr>
   </w:style>
-  <w:style w:type="table" w:styleId="48">
+  <w:style w:type="table" w:styleId="905">
     <w:name w:val="Grid Table 5 Dark- Accent 1"/>
-    <w:basedOn w:val="11"/>
+    <w:basedOn w:val="868"/>
     <w:uiPriority w:val="99"/>
     <w:pPr>
       <w:pBdr/>
@@ -12529,9 +12712,9 @@
       </w:tcPr>
     </w:tblStylePr>
   </w:style>
-  <w:style w:type="table" w:styleId="49">
+  <w:style w:type="table" w:styleId="906">
     <w:name w:val="Grid Table 5 Dark - Accent 2"/>
-    <w:basedOn w:val="11"/>
+    <w:basedOn w:val="868"/>
     <w:uiPriority w:val="99"/>
     <w:pPr>
       <w:pBdr/>
@@ -12757,9 +12940,9 @@
       </w:tcPr>
     </w:tblStylePr>
   </w:style>
-  <w:style w:type="table" w:styleId="50">
+  <w:style w:type="table" w:styleId="907">
     <w:name w:val="Grid Table 5 Dark - Accent 3"/>
-    <w:basedOn w:val="11"/>
+    <w:basedOn w:val="868"/>
     <w:uiPriority w:val="99"/>
     <w:pPr>
       <w:pBdr/>
@@ -12985,9 +13168,9 @@
       </w:tcPr>
     </w:tblStylePr>
   </w:style>
-  <w:style w:type="table" w:styleId="51">
+  <w:style w:type="table" w:styleId="908">
     <w:name w:val="Grid Table 5 Dark- Accent 4"/>
-    <w:basedOn w:val="11"/>
+    <w:basedOn w:val="868"/>
     <w:uiPriority w:val="99"/>
     <w:pPr>
       <w:pBdr/>
@@ -13213,9 +13396,9 @@
       </w:tcPr>
     </w:tblStylePr>
   </w:style>
-  <w:style w:type="table" w:styleId="52">
+  <w:style w:type="table" w:styleId="909">
     <w:name w:val="Grid Table 5 Dark - Accent 5"/>
-    <w:basedOn w:val="11"/>
+    <w:basedOn w:val="868"/>
     <w:uiPriority w:val="99"/>
     <w:pPr>
       <w:pBdr/>
@@ -13441,9 +13624,9 @@
       </w:tcPr>
     </w:tblStylePr>
   </w:style>
-  <w:style w:type="table" w:styleId="53">
+  <w:style w:type="table" w:styleId="910">
     <w:name w:val="Grid Table 5 Dark - Accent 6"/>
-    <w:basedOn w:val="11"/>
+    <w:basedOn w:val="868"/>
     <w:uiPriority w:val="99"/>
     <w:pPr>
       <w:pBdr/>
@@ -13669,9 +13852,9 @@
       </w:tcPr>
     </w:tblStylePr>
   </w:style>
-  <w:style w:type="table" w:styleId="54">
+  <w:style w:type="table" w:styleId="911">
     <w:name w:val="Grid Table 6 Colorful"/>
-    <w:basedOn w:val="11"/>
+    <w:basedOn w:val="868"/>
     <w:uiPriority w:val="99"/>
     <w:pPr>
       <w:pBdr/>
@@ -13899,9 +14082,9 @@
       </w:tcPr>
     </w:tblStylePr>
   </w:style>
-  <w:style w:type="table" w:styleId="55">
+  <w:style w:type="table" w:styleId="912">
     <w:name w:val="Grid Table 6 Colorful - Accent 1"/>
-    <w:basedOn w:val="11"/>
+    <w:basedOn w:val="868"/>
     <w:uiPriority w:val="99"/>
     <w:pPr>
       <w:pBdr/>
@@ -14129,9 +14312,9 @@
       </w:tcPr>
     </w:tblStylePr>
   </w:style>
-  <w:style w:type="table" w:styleId="56">
+  <w:style w:type="table" w:styleId="913">
     <w:name w:val="Grid Table 6 Colorful - Accent 2"/>
-    <w:basedOn w:val="11"/>
+    <w:basedOn w:val="868"/>
     <w:uiPriority w:val="99"/>
     <w:pPr>
       <w:pBdr/>
@@ -14359,9 +14542,9 @@
       </w:tcPr>
     </w:tblStylePr>
   </w:style>
-  <w:style w:type="table" w:styleId="57">
+  <w:style w:type="table" w:styleId="914">
     <w:name w:val="Grid Table 6 Colorful - Accent 3"/>
-    <w:basedOn w:val="11"/>
+    <w:basedOn w:val="868"/>
     <w:uiPriority w:val="99"/>
     <w:pPr>
       <w:pBdr/>
@@ -14589,9 +14772,9 @@
       </w:tcPr>
     </w:tblStylePr>
   </w:style>
-  <w:style w:type="table" w:styleId="58">
+  <w:style w:type="table" w:styleId="915">
     <w:name w:val="Grid Table 6 Colorful - Accent 4"/>
-    <w:basedOn w:val="11"/>
+    <w:basedOn w:val="868"/>
     <w:uiPriority w:val="99"/>
     <w:pPr>
       <w:pBdr/>
@@ -14819,9 +15002,9 @@
       </w:tcPr>
     </w:tblStylePr>
   </w:style>
-  <w:style w:type="table" w:styleId="59">
+  <w:style w:type="table" w:styleId="916">
     <w:name w:val="Grid Table 6 Colorful - Accent 5"/>
-    <w:basedOn w:val="11"/>
+    <w:basedOn w:val="868"/>
     <w:uiPriority w:val="99"/>
     <w:pPr>
       <w:pBdr/>
@@ -15049,9 +15232,9 @@
       </w:tcPr>
     </w:tblStylePr>
   </w:style>
-  <w:style w:type="table" w:styleId="60">
+  <w:style w:type="table" w:styleId="917">
     <w:name w:val="Grid Table 6 Colorful - Accent 6"/>
-    <w:basedOn w:val="11"/>
+    <w:basedOn w:val="868"/>
     <w:uiPriority w:val="99"/>
     <w:pPr>
       <w:pBdr/>
@@ -15279,9 +15462,9 @@
       </w:tcPr>
     </w:tblStylePr>
   </w:style>
-  <w:style w:type="table" w:styleId="61">
+  <w:style w:type="table" w:styleId="918">
     <w:name w:val="Grid Table 7 Colorful"/>
-    <w:basedOn w:val="11"/>
+    <w:basedOn w:val="868"/>
     <w:uiPriority w:val="99"/>
     <w:pPr>
       <w:pBdr/>
@@ -15383,11 +15566,11 @@
         <w:tblBorders/>
       </w:tblPr>
       <w:tcPr>
-        <w:shd w:color="ffffff"/>
+        <w:shd w:val="clear" w:color="ffffff"/>
         <w:tcBorders>
-          <w:top w:val="none"/>
-          <w:left w:val="none"/>
-          <w:bottom w:val="none"/>
+          <w:top w:val="none" w:color="000000" w:sz="4" w:space="0"/>
+          <w:left w:val="none" w:color="000000" w:sz="4" w:space="0"/>
+          <w:bottom w:val="none" w:color="000000" w:sz="4" w:space="0"/>
           <w:right w:val="single" w:color="000000" w:themeColor="text1" w:themeTint="80" w:sz="4" w:space="0"/>
         </w:tcBorders>
       </w:tcPr>
@@ -15410,10 +15593,10 @@
       <w:tcPr>
         <w:shd w:val="clear" w:color="ffffff" w:themeColor="light1" w:fill="ffffff" w:themeFill="light1"/>
         <w:tcBorders>
-          <w:top w:val="none"/>
-          <w:left w:val="none"/>
+          <w:top w:val="none" w:color="000000" w:sz="4" w:space="0"/>
+          <w:left w:val="none" w:color="000000" w:sz="4" w:space="0"/>
           <w:bottom w:val="single" w:color="000000" w:themeColor="text1" w:themeTint="80" w:sz="4" w:space="0"/>
-          <w:right w:val="none"/>
+          <w:right w:val="none" w:color="000000" w:sz="4" w:space="0"/>
         </w:tcBorders>
       </w:tcPr>
     </w:tblStylePr>
@@ -15433,12 +15616,12 @@
         <w:tblBorders/>
       </w:tblPr>
       <w:tcPr>
-        <w:shd w:color="ffffff"/>
+        <w:shd w:val="clear" w:color="ffffff"/>
         <w:tcBorders>
-          <w:top w:val="none"/>
+          <w:top w:val="none" w:color="000000" w:sz="4" w:space="0"/>
           <w:left w:val="single" w:color="000000" w:themeColor="text1" w:themeTint="80" w:sz="4" w:space="0"/>
-          <w:bottom w:val="none"/>
-          <w:right w:val="none"/>
+          <w:bottom w:val="none" w:color="000000" w:sz="4" w:space="0"/>
+          <w:right w:val="none" w:color="000000" w:sz="4" w:space="0"/>
         </w:tcBorders>
       </w:tcPr>
     </w:tblStylePr>
@@ -15461,9 +15644,9 @@
         <w:shd w:val="clear" w:color="ffffff" w:themeColor="light1" w:fill="ffffff" w:themeFill="light1"/>
         <w:tcBorders>
           <w:top w:val="single" w:color="000000" w:themeColor="text1" w:themeTint="80" w:sz="4" w:space="0"/>
-          <w:left w:val="none"/>
-          <w:bottom w:val="none"/>
-          <w:right w:val="none"/>
+          <w:left w:val="none" w:color="000000" w:sz="4" w:space="0"/>
+          <w:bottom w:val="none" w:color="000000" w:sz="4" w:space="0"/>
+          <w:right w:val="none" w:color="000000" w:sz="4" w:space="0"/>
         </w:tcBorders>
       </w:tcPr>
     </w:tblStylePr>
@@ -15533,9 +15716,9 @@
       </w:tcPr>
     </w:tblStylePr>
   </w:style>
-  <w:style w:type="table" w:styleId="62">
+  <w:style w:type="table" w:styleId="919">
     <w:name w:val="Grid Table 7 Colorful - Accent 1"/>
-    <w:basedOn w:val="11"/>
+    <w:basedOn w:val="868"/>
     <w:uiPriority w:val="99"/>
     <w:pPr>
       <w:pBdr/>
@@ -15637,11 +15820,11 @@
         <w:tblBorders/>
       </w:tblPr>
       <w:tcPr>
-        <w:shd w:color="ffffff"/>
+        <w:shd w:val="clear" w:color="ffffff"/>
         <w:tcBorders>
-          <w:top w:val="none"/>
-          <w:left w:val="none"/>
-          <w:bottom w:val="none"/>
+          <w:top w:val="none" w:color="000000" w:sz="4" w:space="0"/>
+          <w:left w:val="none" w:color="000000" w:sz="4" w:space="0"/>
+          <w:bottom w:val="none" w:color="000000" w:sz="4" w:space="0"/>
           <w:right w:val="single" w:color="000000" w:themeColor="accent1" w:themeTint="80" w:sz="4" w:space="0"/>
         </w:tcBorders>
       </w:tcPr>
@@ -15664,10 +15847,10 @@
       <w:tcPr>
         <w:shd w:val="clear" w:color="ffffff" w:themeColor="light1" w:fill="ffffff" w:themeFill="light1"/>
         <w:tcBorders>
-          <w:top w:val="none"/>
-          <w:left w:val="none"/>
+          <w:top w:val="none" w:color="000000" w:sz="4" w:space="0"/>
+          <w:left w:val="none" w:color="000000" w:sz="4" w:space="0"/>
           <w:bottom w:val="single" w:color="000000" w:themeColor="accent1" w:themeTint="80" w:sz="4" w:space="0"/>
-          <w:right w:val="none"/>
+          <w:right w:val="none" w:color="000000" w:sz="4" w:space="0"/>
         </w:tcBorders>
       </w:tcPr>
     </w:tblStylePr>
@@ -15687,12 +15870,12 @@
         <w:tblBorders/>
       </w:tblPr>
       <w:tcPr>
-        <w:shd w:color="ffffff"/>
+        <w:shd w:val="clear" w:color="ffffff"/>
         <w:tcBorders>
-          <w:top w:val="none"/>
+          <w:top w:val="none" w:color="000000" w:sz="4" w:space="0"/>
           <w:left w:val="single" w:color="000000" w:themeColor="accent1" w:themeTint="80" w:sz="4" w:space="0"/>
-          <w:bottom w:val="none"/>
-          <w:right w:val="none"/>
+          <w:bottom w:val="none" w:color="000000" w:sz="4" w:space="0"/>
+          <w:right w:val="none" w:color="000000" w:sz="4" w:space="0"/>
         </w:tcBorders>
       </w:tcPr>
     </w:tblStylePr>
@@ -15715,9 +15898,9 @@
         <w:shd w:val="clear" w:color="ffffff" w:themeColor="light1" w:fill="ffffff" w:themeFill="light1"/>
         <w:tcBorders>
           <w:top w:val="single" w:color="000000" w:themeColor="accent1" w:themeTint="80" w:sz="4" w:space="0"/>
-          <w:left w:val="none"/>
-          <w:bottom w:val="none"/>
-          <w:right w:val="none"/>
+          <w:left w:val="none" w:color="000000" w:sz="4" w:space="0"/>
+          <w:bottom w:val="none" w:color="000000" w:sz="4" w:space="0"/>
+          <w:right w:val="none" w:color="000000" w:sz="4" w:space="0"/>
         </w:tcBorders>
       </w:tcPr>
     </w:tblStylePr>
@@ -15787,9 +15970,9 @@
       </w:tcPr>
     </w:tblStylePr>
   </w:style>
-  <w:style w:type="table" w:styleId="63">
+  <w:style w:type="table" w:styleId="920">
     <w:name w:val="Grid Table 7 Colorful - Accent 2"/>
-    <w:basedOn w:val="11"/>
+    <w:basedOn w:val="868"/>
     <w:uiPriority w:val="99"/>
     <w:pPr>
       <w:pBdr/>
@@ -15891,11 +16074,11 @@
         <w:tblBorders/>
       </w:tblPr>
       <w:tcPr>
-        <w:shd w:color="ffffff"/>
+        <w:shd w:val="clear" w:color="ffffff"/>
         <w:tcBorders>
-          <w:top w:val="none"/>
-          <w:left w:val="none"/>
-          <w:bottom w:val="none"/>
+          <w:top w:val="none" w:color="000000" w:sz="4" w:space="0"/>
+          <w:left w:val="none" w:color="000000" w:sz="4" w:space="0"/>
+          <w:bottom w:val="none" w:color="000000" w:sz="4" w:space="0"/>
           <w:right w:val="single" w:color="000000" w:themeColor="accent2" w:themeTint="97" w:sz="4" w:space="0"/>
         </w:tcBorders>
       </w:tcPr>
@@ -15918,10 +16101,10 @@
       <w:tcPr>
         <w:shd w:val="clear" w:color="ffffff" w:themeColor="light1" w:fill="ffffff" w:themeFill="light1"/>
         <w:tcBorders>
-          <w:top w:val="none"/>
-          <w:left w:val="none"/>
+          <w:top w:val="none" w:color="000000" w:sz="4" w:space="0"/>
+          <w:left w:val="none" w:color="000000" w:sz="4" w:space="0"/>
           <w:bottom w:val="single" w:color="000000" w:themeColor="accent2" w:themeTint="97" w:sz="4" w:space="0"/>
-          <w:right w:val="none"/>
+          <w:right w:val="none" w:color="000000" w:sz="4" w:space="0"/>
         </w:tcBorders>
       </w:tcPr>
     </w:tblStylePr>
@@ -15941,12 +16124,12 @@
         <w:tblBorders/>
       </w:tblPr>
       <w:tcPr>
-        <w:shd w:color="ffffff"/>
+        <w:shd w:val="clear" w:color="ffffff"/>
         <w:tcBorders>
-          <w:top w:val="none"/>
+          <w:top w:val="none" w:color="000000" w:sz="4" w:space="0"/>
           <w:left w:val="single" w:color="000000" w:themeColor="accent2" w:themeTint="97" w:sz="4" w:space="0"/>
-          <w:bottom w:val="none"/>
-          <w:right w:val="none"/>
+          <w:bottom w:val="none" w:color="000000" w:sz="4" w:space="0"/>
+          <w:right w:val="none" w:color="000000" w:sz="4" w:space="0"/>
         </w:tcBorders>
       </w:tcPr>
     </w:tblStylePr>
@@ -15969,9 +16152,9 @@
         <w:shd w:val="clear" w:color="ffffff" w:themeColor="light1" w:fill="ffffff" w:themeFill="light1"/>
         <w:tcBorders>
           <w:top w:val="single" w:color="000000" w:themeColor="accent2" w:themeTint="97" w:sz="4" w:space="0"/>
-          <w:left w:val="none"/>
-          <w:bottom w:val="none"/>
-          <w:right w:val="none"/>
+          <w:left w:val="none" w:color="000000" w:sz="4" w:space="0"/>
+          <w:bottom w:val="none" w:color="000000" w:sz="4" w:space="0"/>
+          <w:right w:val="none" w:color="000000" w:sz="4" w:space="0"/>
         </w:tcBorders>
       </w:tcPr>
     </w:tblStylePr>
@@ -16041,9 +16224,9 @@
       </w:tcPr>
     </w:tblStylePr>
   </w:style>
-  <w:style w:type="table" w:styleId="64">
+  <w:style w:type="table" w:styleId="921">
     <w:name w:val="Grid Table 7 Colorful - Accent 3"/>
-    <w:basedOn w:val="11"/>
+    <w:basedOn w:val="868"/>
     <w:uiPriority w:val="99"/>
     <w:pPr>
       <w:pBdr/>
@@ -16145,11 +16328,11 @@
         <w:tblBorders/>
       </w:tblPr>
       <w:tcPr>
-        <w:shd w:color="ffffff"/>
+        <w:shd w:val="clear" w:color="ffffff"/>
         <w:tcBorders>
-          <w:top w:val="none"/>
-          <w:left w:val="none"/>
-          <w:bottom w:val="none"/>
+          <w:top w:val="none" w:color="000000" w:sz="4" w:space="0"/>
+          <w:left w:val="none" w:color="000000" w:sz="4" w:space="0"/>
+          <w:bottom w:val="none" w:color="000000" w:sz="4" w:space="0"/>
           <w:right w:val="single" w:color="000000" w:themeColor="accent3" w:themeTint="FE" w:sz="4" w:space="0"/>
         </w:tcBorders>
       </w:tcPr>
@@ -16172,10 +16355,10 @@
       <w:tcPr>
         <w:shd w:val="clear" w:color="ffffff" w:themeColor="light1" w:fill="ffffff" w:themeFill="light1"/>
         <w:tcBorders>
-          <w:top w:val="none"/>
-          <w:left w:val="none"/>
+          <w:top w:val="none" w:color="000000" w:sz="4" w:space="0"/>
+          <w:left w:val="none" w:color="000000" w:sz="4" w:space="0"/>
           <w:bottom w:val="single" w:color="000000" w:themeColor="accent3" w:themeTint="FE" w:sz="4" w:space="0"/>
-          <w:right w:val="none"/>
+          <w:right w:val="none" w:color="000000" w:sz="4" w:space="0"/>
         </w:tcBorders>
       </w:tcPr>
     </w:tblStylePr>
@@ -16195,12 +16378,12 @@
         <w:tblBorders/>
       </w:tblPr>
       <w:tcPr>
-        <w:shd w:color="ffffff"/>
+        <w:shd w:val="clear" w:color="ffffff"/>
         <w:tcBorders>
-          <w:top w:val="none"/>
+          <w:top w:val="none" w:color="000000" w:sz="4" w:space="0"/>
           <w:left w:val="single" w:color="000000" w:themeColor="accent3" w:themeTint="FE" w:sz="4" w:space="0"/>
-          <w:bottom w:val="none"/>
-          <w:right w:val="none"/>
+          <w:bottom w:val="none" w:color="000000" w:sz="4" w:space="0"/>
+          <w:right w:val="none" w:color="000000" w:sz="4" w:space="0"/>
         </w:tcBorders>
       </w:tcPr>
     </w:tblStylePr>
@@ -16223,9 +16406,9 @@
         <w:shd w:val="clear" w:color="ffffff" w:themeColor="light1" w:fill="ffffff" w:themeFill="light1"/>
         <w:tcBorders>
           <w:top w:val="single" w:color="000000" w:themeColor="accent3" w:themeTint="FE" w:sz="4" w:space="0"/>
-          <w:left w:val="none"/>
-          <w:bottom w:val="none"/>
-          <w:right w:val="none"/>
+          <w:left w:val="none" w:color="000000" w:sz="4" w:space="0"/>
+          <w:bottom w:val="none" w:color="000000" w:sz="4" w:space="0"/>
+          <w:right w:val="none" w:color="000000" w:sz="4" w:space="0"/>
         </w:tcBorders>
       </w:tcPr>
     </w:tblStylePr>
@@ -16295,9 +16478,9 @@
       </w:tcPr>
     </w:tblStylePr>
   </w:style>
-  <w:style w:type="table" w:styleId="65">
+  <w:style w:type="table" w:styleId="922">
     <w:name w:val="Grid Table 7 Colorful - Accent 4"/>
-    <w:basedOn w:val="11"/>
+    <w:basedOn w:val="868"/>
     <w:uiPriority w:val="99"/>
     <w:pPr>
       <w:pBdr/>
@@ -16399,11 +16582,11 @@
         <w:tblBorders/>
       </w:tblPr>
       <w:tcPr>
-        <w:shd w:color="ffffff"/>
+        <w:shd w:val="clear" w:color="ffffff"/>
         <w:tcBorders>
-          <w:top w:val="none"/>
-          <w:left w:val="none"/>
-          <w:bottom w:val="none"/>
+          <w:top w:val="none" w:color="000000" w:sz="4" w:space="0"/>
+          <w:left w:val="none" w:color="000000" w:sz="4" w:space="0"/>
+          <w:bottom w:val="none" w:color="000000" w:sz="4" w:space="0"/>
           <w:right w:val="single" w:color="000000" w:themeColor="accent4" w:themeTint="9A" w:sz="4" w:space="0"/>
         </w:tcBorders>
       </w:tcPr>
@@ -16426,10 +16609,10 @@
       <w:tcPr>
         <w:shd w:val="clear" w:color="ffffff" w:themeColor="light1" w:fill="ffffff" w:themeFill="light1"/>
         <w:tcBorders>
-          <w:top w:val="none"/>
-          <w:left w:val="none"/>
+          <w:top w:val="none" w:color="000000" w:sz="4" w:space="0"/>
+          <w:left w:val="none" w:color="000000" w:sz="4" w:space="0"/>
           <w:bottom w:val="single" w:color="000000" w:themeColor="accent4" w:themeTint="9A" w:sz="4" w:space="0"/>
-          <w:right w:val="none"/>
+          <w:right w:val="none" w:color="000000" w:sz="4" w:space="0"/>
         </w:tcBorders>
       </w:tcPr>
     </w:tblStylePr>
@@ -16449,12 +16632,12 @@
         <w:tblBorders/>
       </w:tblPr>
       <w:tcPr>
-        <w:shd w:color="ffffff"/>
+        <w:shd w:val="clear" w:color="ffffff"/>
         <w:tcBorders>
-          <w:top w:val="none"/>
+          <w:top w:val="none" w:color="000000" w:sz="4" w:space="0"/>
           <w:left w:val="single" w:color="000000" w:themeColor="accent4" w:themeTint="9A" w:sz="4" w:space="0"/>
-          <w:bottom w:val="none"/>
-          <w:right w:val="none"/>
+          <w:bottom w:val="none" w:color="000000" w:sz="4" w:space="0"/>
+          <w:right w:val="none" w:color="000000" w:sz="4" w:space="0"/>
         </w:tcBorders>
       </w:tcPr>
     </w:tblStylePr>
@@ -16477,9 +16660,9 @@
         <w:shd w:val="clear" w:color="ffffff" w:themeColor="light1" w:fill="ffffff" w:themeFill="light1"/>
         <w:tcBorders>
           <w:top w:val="single" w:color="000000" w:themeColor="accent4" w:themeTint="9A" w:sz="4" w:space="0"/>
-          <w:left w:val="none"/>
-          <w:bottom w:val="none"/>
-          <w:right w:val="none"/>
+          <w:left w:val="none" w:color="000000" w:sz="4" w:space="0"/>
+          <w:bottom w:val="none" w:color="000000" w:sz="4" w:space="0"/>
+          <w:right w:val="none" w:color="000000" w:sz="4" w:space="0"/>
         </w:tcBorders>
       </w:tcPr>
     </w:tblStylePr>
@@ -16549,9 +16732,9 @@
       </w:tcPr>
     </w:tblStylePr>
   </w:style>
-  <w:style w:type="table" w:styleId="66">
+  <w:style w:type="table" w:styleId="923">
     <w:name w:val="Grid Table 7 Colorful - Accent 5"/>
-    <w:basedOn w:val="11"/>
+    <w:basedOn w:val="868"/>
     <w:uiPriority w:val="99"/>
     <w:pPr>
       <w:pBdr/>
@@ -16653,11 +16836,11 @@
         <w:tblBorders/>
       </w:tblPr>
       <w:tcPr>
-        <w:shd w:color="ffffff"/>
+        <w:shd w:val="clear" w:color="ffffff"/>
         <w:tcBorders>
-          <w:top w:val="none"/>
-          <w:left w:val="none"/>
-          <w:bottom w:val="none"/>
+          <w:top w:val="none" w:color="000000" w:sz="4" w:space="0"/>
+          <w:left w:val="none" w:color="000000" w:sz="4" w:space="0"/>
+          <w:bottom w:val="none" w:color="000000" w:sz="4" w:space="0"/>
           <w:right w:val="single" w:color="000000" w:themeColor="accent5" w:themeTint="90" w:sz="4" w:space="0"/>
         </w:tcBorders>
       </w:tcPr>
@@ -16680,10 +16863,10 @@
       <w:tcPr>
         <w:shd w:val="clear" w:color="ffffff" w:themeColor="light1" w:fill="ffffff" w:themeFill="light1"/>
         <w:tcBorders>
-          <w:top w:val="none"/>
-          <w:left w:val="none"/>
+          <w:top w:val="none" w:color="000000" w:sz="4" w:space="0"/>
+          <w:left w:val="none" w:color="000000" w:sz="4" w:space="0"/>
           <w:bottom w:val="single" w:color="000000" w:themeColor="accent5" w:themeTint="90" w:sz="4" w:space="0"/>
-          <w:right w:val="none"/>
+          <w:right w:val="none" w:color="000000" w:sz="4" w:space="0"/>
         </w:tcBorders>
       </w:tcPr>
     </w:tblStylePr>
@@ -16703,12 +16886,12 @@
         <w:tblBorders/>
       </w:tblPr>
       <w:tcPr>
-        <w:shd w:color="ffffff"/>
+        <w:shd w:val="clear" w:color="ffffff"/>
         <w:tcBorders>
-          <w:top w:val="none"/>
+          <w:top w:val="none" w:color="000000" w:sz="4" w:space="0"/>
           <w:left w:val="single" w:color="000000" w:themeColor="accent5" w:themeTint="90" w:sz="4" w:space="0"/>
-          <w:bottom w:val="none"/>
-          <w:right w:val="none"/>
+          <w:bottom w:val="none" w:color="000000" w:sz="4" w:space="0"/>
+          <w:right w:val="none" w:color="000000" w:sz="4" w:space="0"/>
         </w:tcBorders>
       </w:tcPr>
     </w:tblStylePr>
@@ -16731,9 +16914,9 @@
         <w:shd w:val="clear" w:color="ffffff" w:themeColor="light1" w:fill="ffffff" w:themeFill="light1"/>
         <w:tcBorders>
           <w:top w:val="single" w:color="000000" w:themeColor="accent5" w:themeTint="90" w:sz="4" w:space="0"/>
-          <w:left w:val="none"/>
-          <w:bottom w:val="none"/>
-          <w:right w:val="none"/>
+          <w:left w:val="none" w:color="000000" w:sz="4" w:space="0"/>
+          <w:bottom w:val="none" w:color="000000" w:sz="4" w:space="0"/>
+          <w:right w:val="none" w:color="000000" w:sz="4" w:space="0"/>
         </w:tcBorders>
       </w:tcPr>
     </w:tblStylePr>
@@ -16803,9 +16986,9 @@
       </w:tcPr>
     </w:tblStylePr>
   </w:style>
-  <w:style w:type="table" w:styleId="67">
+  <w:style w:type="table" w:styleId="924">
     <w:name w:val="Grid Table 7 Colorful - Accent 6"/>
-    <w:basedOn w:val="11"/>
+    <w:basedOn w:val="868"/>
     <w:uiPriority w:val="99"/>
     <w:pPr>
       <w:pBdr/>
@@ -16907,11 +17090,11 @@
         <w:tblBorders/>
       </w:tblPr>
       <w:tcPr>
-        <w:shd w:color="ffffff"/>
+        <w:shd w:val="clear" w:color="ffffff"/>
         <w:tcBorders>
-          <w:top w:val="none"/>
-          <w:left w:val="none"/>
-          <w:bottom w:val="none"/>
+          <w:top w:val="none" w:color="000000" w:sz="4" w:space="0"/>
+          <w:left w:val="none" w:color="000000" w:sz="4" w:space="0"/>
+          <w:bottom w:val="none" w:color="000000" w:sz="4" w:space="0"/>
           <w:right w:val="single" w:color="000000" w:themeColor="accent6" w:themeTint="90" w:sz="4" w:space="0"/>
         </w:tcBorders>
       </w:tcPr>
@@ -16934,10 +17117,10 @@
       <w:tcPr>
         <w:shd w:val="clear" w:color="ffffff" w:themeColor="light1" w:fill="ffffff" w:themeFill="light1"/>
         <w:tcBorders>
-          <w:top w:val="none"/>
-          <w:left w:val="none"/>
+          <w:top w:val="none" w:color="000000" w:sz="4" w:space="0"/>
+          <w:left w:val="none" w:color="000000" w:sz="4" w:space="0"/>
           <w:bottom w:val="single" w:color="000000" w:themeColor="accent6" w:themeTint="90" w:sz="4" w:space="0"/>
-          <w:right w:val="none"/>
+          <w:right w:val="none" w:color="000000" w:sz="4" w:space="0"/>
         </w:tcBorders>
       </w:tcPr>
     </w:tblStylePr>
@@ -16957,12 +17140,12 @@
         <w:tblBorders/>
       </w:tblPr>
       <w:tcPr>
-        <w:shd w:color="ffffff"/>
+        <w:shd w:val="clear" w:color="ffffff"/>
         <w:tcBorders>
-          <w:top w:val="none"/>
+          <w:top w:val="none" w:color="000000" w:sz="4" w:space="0"/>
           <w:left w:val="single" w:color="000000" w:themeColor="accent6" w:themeTint="90" w:sz="4" w:space="0"/>
-          <w:bottom w:val="none"/>
-          <w:right w:val="none"/>
+          <w:bottom w:val="none" w:color="000000" w:sz="4" w:space="0"/>
+          <w:right w:val="none" w:color="000000" w:sz="4" w:space="0"/>
         </w:tcBorders>
       </w:tcPr>
     </w:tblStylePr>
@@ -16985,9 +17168,9 @@
         <w:shd w:val="clear" w:color="ffffff" w:themeColor="light1" w:fill="ffffff" w:themeFill="light1"/>
         <w:tcBorders>
           <w:top w:val="single" w:color="000000" w:themeColor="accent6" w:themeTint="90" w:sz="4" w:space="0"/>
-          <w:left w:val="none"/>
-          <w:bottom w:val="none"/>
-          <w:right w:val="none"/>
+          <w:left w:val="none" w:color="000000" w:sz="4" w:space="0"/>
+          <w:bottom w:val="none" w:color="000000" w:sz="4" w:space="0"/>
+          <w:right w:val="none" w:color="000000" w:sz="4" w:space="0"/>
         </w:tcBorders>
       </w:tcPr>
     </w:tblStylePr>
@@ -17057,9 +17240,9 @@
       </w:tcPr>
     </w:tblStylePr>
   </w:style>
-  <w:style w:type="table" w:styleId="68">
+  <w:style w:type="table" w:styleId="925">
     <w:name w:val="List Table 1 Light"/>
-    <w:basedOn w:val="11"/>
+    <w:basedOn w:val="868"/>
     <w:uiPriority w:val="99"/>
     <w:pPr>
       <w:pBdr/>
@@ -17273,9 +17456,9 @@
       </w:tcPr>
     </w:tblStylePr>
   </w:style>
-  <w:style w:type="table" w:styleId="69">
+  <w:style w:type="table" w:styleId="926">
     <w:name w:val="List Table 1 Light - Accent 1"/>
-    <w:basedOn w:val="11"/>
+    <w:basedOn w:val="868"/>
     <w:uiPriority w:val="99"/>
     <w:pPr>
       <w:pBdr/>
@@ -17489,9 +17672,9 @@
       </w:tcPr>
     </w:tblStylePr>
   </w:style>
-  <w:style w:type="table" w:styleId="70">
+  <w:style w:type="table" w:styleId="927">
     <w:name w:val="List Table 1 Light - Accent 2"/>
-    <w:basedOn w:val="11"/>
+    <w:basedOn w:val="868"/>
     <w:uiPriority w:val="99"/>
     <w:pPr>
       <w:pBdr/>
@@ -17705,9 +17888,9 @@
       </w:tcPr>
     </w:tblStylePr>
   </w:style>
-  <w:style w:type="table" w:styleId="71">
+  <w:style w:type="table" w:styleId="928">
     <w:name w:val="List Table 1 Light - Accent 3"/>
-    <w:basedOn w:val="11"/>
+    <w:basedOn w:val="868"/>
     <w:uiPriority w:val="99"/>
     <w:pPr>
       <w:pBdr/>
@@ -17921,9 +18104,9 @@
       </w:tcPr>
     </w:tblStylePr>
   </w:style>
-  <w:style w:type="table" w:styleId="72">
+  <w:style w:type="table" w:styleId="929">
     <w:name w:val="List Table 1 Light - Accent 4"/>
-    <w:basedOn w:val="11"/>
+    <w:basedOn w:val="868"/>
     <w:uiPriority w:val="99"/>
     <w:pPr>
       <w:pBdr/>
@@ -18137,9 +18320,9 @@
       </w:tcPr>
     </w:tblStylePr>
   </w:style>
-  <w:style w:type="table" w:styleId="73">
+  <w:style w:type="table" w:styleId="930">
     <w:name w:val="List Table 1 Light - Accent 5"/>
-    <w:basedOn w:val="11"/>
+    <w:basedOn w:val="868"/>
     <w:uiPriority w:val="99"/>
     <w:pPr>
       <w:pBdr/>
@@ -18353,9 +18536,9 @@
       </w:tcPr>
     </w:tblStylePr>
   </w:style>
-  <w:style w:type="table" w:styleId="74">
+  <w:style w:type="table" w:styleId="931">
     <w:name w:val="List Table 1 Light - Accent 6"/>
-    <w:basedOn w:val="11"/>
+    <w:basedOn w:val="868"/>
     <w:uiPriority w:val="99"/>
     <w:pPr>
       <w:pBdr/>
@@ -18569,9 +18752,9 @@
       </w:tcPr>
     </w:tblStylePr>
   </w:style>
-  <w:style w:type="table" w:styleId="75">
+  <w:style w:type="table" w:styleId="932">
     <w:name w:val="List Table 2"/>
-    <w:basedOn w:val="11"/>
+    <w:basedOn w:val="868"/>
     <w:uiPriority w:val="99"/>
     <w:pPr>
       <w:pBdr/>
@@ -18807,9 +18990,9 @@
       </w:tcPr>
     </w:tblStylePr>
   </w:style>
-  <w:style w:type="table" w:styleId="76">
+  <w:style w:type="table" w:styleId="933">
     <w:name w:val="List Table 2 - Accent 1"/>
-    <w:basedOn w:val="11"/>
+    <w:basedOn w:val="868"/>
     <w:uiPriority w:val="99"/>
     <w:pPr>
       <w:pBdr/>
@@ -19045,9 +19228,9 @@
       </w:tcPr>
     </w:tblStylePr>
   </w:style>
-  <w:style w:type="table" w:styleId="77">
+  <w:style w:type="table" w:styleId="934">
     <w:name w:val="List Table 2 - Accent 2"/>
-    <w:basedOn w:val="11"/>
+    <w:basedOn w:val="868"/>
     <w:uiPriority w:val="99"/>
     <w:pPr>
       <w:pBdr/>
@@ -19283,9 +19466,9 @@
       </w:tcPr>
     </w:tblStylePr>
   </w:style>
-  <w:style w:type="table" w:styleId="78">
+  <w:style w:type="table" w:styleId="935">
     <w:name w:val="List Table 2 - Accent 3"/>
-    <w:basedOn w:val="11"/>
+    <w:basedOn w:val="868"/>
     <w:uiPriority w:val="99"/>
     <w:pPr>
       <w:pBdr/>
@@ -19521,9 +19704,9 @@
       </w:tcPr>
     </w:tblStylePr>
   </w:style>
-  <w:style w:type="table" w:styleId="79">
+  <w:style w:type="table" w:styleId="936">
     <w:name w:val="List Table 2 - Accent 4"/>
-    <w:basedOn w:val="11"/>
+    <w:basedOn w:val="868"/>
     <w:uiPriority w:val="99"/>
     <w:pPr>
       <w:pBdr/>
@@ -19759,9 +19942,9 @@
       </w:tcPr>
     </w:tblStylePr>
   </w:style>
-  <w:style w:type="table" w:styleId="80">
+  <w:style w:type="table" w:styleId="937">
     <w:name w:val="List Table 2 - Accent 5"/>
-    <w:basedOn w:val="11"/>
+    <w:basedOn w:val="868"/>
     <w:uiPriority w:val="99"/>
     <w:pPr>
       <w:pBdr/>
@@ -19997,9 +20180,9 @@
       </w:tcPr>
     </w:tblStylePr>
   </w:style>
-  <w:style w:type="table" w:styleId="81">
+  <w:style w:type="table" w:styleId="938">
     <w:name w:val="List Table 2 - Accent 6"/>
-    <w:basedOn w:val="11"/>
+    <w:basedOn w:val="868"/>
     <w:uiPriority w:val="99"/>
     <w:pPr>
       <w:pBdr/>
@@ -20235,9 +20418,9 @@
       </w:tcPr>
     </w:tblStylePr>
   </w:style>
-  <w:style w:type="table" w:styleId="82">
+  <w:style w:type="table" w:styleId="939">
     <w:name w:val="List Table 3"/>
-    <w:basedOn w:val="11"/>
+    <w:basedOn w:val="868"/>
     <w:uiPriority w:val="99"/>
     <w:pPr>
       <w:pBdr/>
@@ -20463,9 +20646,9 @@
       </w:tcPr>
     </w:tblStylePr>
   </w:style>
-  <w:style w:type="table" w:styleId="83">
+  <w:style w:type="table" w:styleId="940">
     <w:name w:val="List Table 3 - Accent 1"/>
-    <w:basedOn w:val="11"/>
+    <w:basedOn w:val="868"/>
     <w:uiPriority w:val="99"/>
     <w:pPr>
       <w:pBdr/>
@@ -20691,9 +20874,9 @@
       </w:tcPr>
     </w:tblStylePr>
   </w:style>
-  <w:style w:type="table" w:styleId="84">
+  <w:style w:type="table" w:styleId="941">
     <w:name w:val="List Table 3 - Accent 2"/>
-    <w:basedOn w:val="11"/>
+    <w:basedOn w:val="868"/>
     <w:uiPriority w:val="99"/>
     <w:pPr>
       <w:pBdr/>
@@ -20919,9 +21102,9 @@
       </w:tcPr>
     </w:tblStylePr>
   </w:style>
-  <w:style w:type="table" w:styleId="85">
+  <w:style w:type="table" w:styleId="942">
     <w:name w:val="List Table 3 - Accent 3"/>
-    <w:basedOn w:val="11"/>
+    <w:basedOn w:val="868"/>
     <w:uiPriority w:val="99"/>
     <w:pPr>
       <w:pBdr/>
@@ -21147,9 +21330,9 @@
       </w:tcPr>
     </w:tblStylePr>
   </w:style>
-  <w:style w:type="table" w:styleId="86">
+  <w:style w:type="table" w:styleId="943">
     <w:name w:val="List Table 3 - Accent 4"/>
-    <w:basedOn w:val="11"/>
+    <w:basedOn w:val="868"/>
     <w:uiPriority w:val="99"/>
     <w:pPr>
       <w:pBdr/>
@@ -21375,9 +21558,9 @@
       </w:tcPr>
     </w:tblStylePr>
   </w:style>
-  <w:style w:type="table" w:styleId="87">
+  <w:style w:type="table" w:styleId="944">
     <w:name w:val="List Table 3 - Accent 5"/>
-    <w:basedOn w:val="11"/>
+    <w:basedOn w:val="868"/>
     <w:uiPriority w:val="99"/>
     <w:pPr>
       <w:pBdr/>
@@ -21603,9 +21786,9 @@
       </w:tcPr>
     </w:tblStylePr>
   </w:style>
-  <w:style w:type="table" w:styleId="88">
+  <w:style w:type="table" w:styleId="945">
     <w:name w:val="List Table 3 - Accent 6"/>
-    <w:basedOn w:val="11"/>
+    <w:basedOn w:val="868"/>
     <w:uiPriority w:val="99"/>
     <w:pPr>
       <w:pBdr/>
@@ -21831,9 +22014,9 @@
       </w:tcPr>
     </w:tblStylePr>
   </w:style>
-  <w:style w:type="table" w:styleId="89">
+  <w:style w:type="table" w:styleId="946">
     <w:name w:val="List Table 4"/>
-    <w:basedOn w:val="11"/>
+    <w:basedOn w:val="868"/>
     <w:uiPriority w:val="99"/>
     <w:pPr>
       <w:pBdr/>
@@ -22056,9 +22239,9 @@
       </w:tcPr>
     </w:tblStylePr>
   </w:style>
-  <w:style w:type="table" w:styleId="90">
+  <w:style w:type="table" w:styleId="947">
     <w:name w:val="List Table 4 - Accent 1"/>
-    <w:basedOn w:val="11"/>
+    <w:basedOn w:val="868"/>
     <w:uiPriority w:val="99"/>
     <w:pPr>
       <w:pBdr/>
@@ -22281,9 +22464,9 @@
       </w:tcPr>
     </w:tblStylePr>
   </w:style>
-  <w:style w:type="table" w:styleId="91">
+  <w:style w:type="table" w:styleId="948">
     <w:name w:val="List Table 4 - Accent 2"/>
-    <w:basedOn w:val="11"/>
+    <w:basedOn w:val="868"/>
     <w:uiPriority w:val="99"/>
     <w:pPr>
       <w:pBdr/>
@@ -22506,9 +22689,9 @@
       </w:tcPr>
     </w:tblStylePr>
   </w:style>
-  <w:style w:type="table" w:styleId="92">
+  <w:style w:type="table" w:styleId="949">
     <w:name w:val="List Table 4 - Accent 3"/>
-    <w:basedOn w:val="11"/>
+    <w:basedOn w:val="868"/>
     <w:uiPriority w:val="99"/>
     <w:pPr>
       <w:pBdr/>
@@ -22731,9 +22914,9 @@
       </w:tcPr>
     </w:tblStylePr>
   </w:style>
-  <w:style w:type="table" w:styleId="93">
+  <w:style w:type="table" w:styleId="950">
     <w:name w:val="List Table 4 - Accent 4"/>
-    <w:basedOn w:val="11"/>
+    <w:basedOn w:val="868"/>
     <w:uiPriority w:val="99"/>
     <w:pPr>
       <w:pBdr/>
@@ -22956,9 +23139,9 @@
       </w:tcPr>
     </w:tblStylePr>
   </w:style>
-  <w:style w:type="table" w:styleId="94">
+  <w:style w:type="table" w:styleId="951">
     <w:name w:val="List Table 4 - Accent 5"/>
-    <w:basedOn w:val="11"/>
+    <w:basedOn w:val="868"/>
     <w:uiPriority w:val="99"/>
     <w:pPr>
       <w:pBdr/>
@@ -23181,9 +23364,9 @@
       </w:tcPr>
     </w:tblStylePr>
   </w:style>
-  <w:style w:type="table" w:styleId="95">
+  <w:style w:type="table" w:styleId="952">
     <w:name w:val="List Table 4 - Accent 6"/>
-    <w:basedOn w:val="11"/>
+    <w:basedOn w:val="868"/>
     <w:uiPriority w:val="99"/>
     <w:pPr>
       <w:pBdr/>
@@ -23406,9 +23589,9 @@
       </w:tcPr>
     </w:tblStylePr>
   </w:style>
-  <w:style w:type="table" w:styleId="96">
+  <w:style w:type="table" w:styleId="953">
     <w:name w:val="List Table 5 Dark"/>
-    <w:basedOn w:val="11"/>
+    <w:basedOn w:val="868"/>
     <w:uiPriority w:val="99"/>
     <w:pPr>
       <w:pBdr/>
@@ -23648,9 +23831,9 @@
       </w:tcPr>
     </w:tblStylePr>
   </w:style>
-  <w:style w:type="table" w:styleId="97">
+  <w:style w:type="table" w:styleId="954">
     <w:name w:val="List Table 5 Dark - Accent 1"/>
-    <w:basedOn w:val="11"/>
+    <w:basedOn w:val="868"/>
     <w:uiPriority w:val="99"/>
     <w:pPr>
       <w:pBdr/>
@@ -23890,9 +24073,9 @@
       </w:tcPr>
     </w:tblStylePr>
   </w:style>
-  <w:style w:type="table" w:styleId="98">
+  <w:style w:type="table" w:styleId="955">
     <w:name w:val="List Table 5 Dark - Accent 2"/>
-    <w:basedOn w:val="11"/>
+    <w:basedOn w:val="868"/>
     <w:uiPriority w:val="99"/>
     <w:pPr>
       <w:pBdr/>
@@ -24132,9 +24315,9 @@
       </w:tcPr>
     </w:tblStylePr>
   </w:style>
-  <w:style w:type="table" w:styleId="99">
+  <w:style w:type="table" w:styleId="956">
     <w:name w:val="List Table 5 Dark - Accent 3"/>
-    <w:basedOn w:val="11"/>
+    <w:basedOn w:val="868"/>
     <w:uiPriority w:val="99"/>
     <w:pPr>
       <w:pBdr/>
@@ -24374,9 +24557,9 @@
       </w:tcPr>
     </w:tblStylePr>
   </w:style>
-  <w:style w:type="table" w:styleId="100">
+  <w:style w:type="table" w:styleId="957">
     <w:name w:val="List Table 5 Dark - Accent 4"/>
-    <w:basedOn w:val="11"/>
+    <w:basedOn w:val="868"/>
     <w:uiPriority w:val="99"/>
     <w:pPr>
       <w:pBdr/>
@@ -24616,9 +24799,9 @@
       </w:tcPr>
     </w:tblStylePr>
   </w:style>
-  <w:style w:type="table" w:styleId="101">
+  <w:style w:type="table" w:styleId="958">
     <w:name w:val="List Table 5 Dark - Accent 5"/>
-    <w:basedOn w:val="11"/>
+    <w:basedOn w:val="868"/>
     <w:uiPriority w:val="99"/>
     <w:pPr>
       <w:pBdr/>
@@ -24858,9 +25041,9 @@
       </w:tcPr>
     </w:tblStylePr>
   </w:style>
-  <w:style w:type="table" w:styleId="102">
+  <w:style w:type="table" w:styleId="959">
     <w:name w:val="List Table 5 Dark - Accent 6"/>
-    <w:basedOn w:val="11"/>
+    <w:basedOn w:val="868"/>
     <w:uiPriority w:val="99"/>
     <w:pPr>
       <w:pBdr/>
@@ -25100,9 +25283,9 @@
       </w:tcPr>
     </w:tblStylePr>
   </w:style>
-  <w:style w:type="table" w:styleId="103">
+  <w:style w:type="table" w:styleId="960">
     <w:name w:val="List Table 6 Colorful"/>
-    <w:basedOn w:val="11"/>
+    <w:basedOn w:val="868"/>
     <w:uiPriority w:val="99"/>
     <w:pPr>
       <w:pBdr/>
@@ -25323,9 +25506,9 @@
       </w:tcPr>
     </w:tblStylePr>
   </w:style>
-  <w:style w:type="table" w:styleId="104">
+  <w:style w:type="table" w:styleId="961">
     <w:name w:val="List Table 6 Colorful - Accent 1"/>
-    <w:basedOn w:val="11"/>
+    <w:basedOn w:val="868"/>
     <w:uiPriority w:val="99"/>
     <w:pPr>
       <w:pBdr/>
@@ -25546,9 +25729,9 @@
       </w:tcPr>
     </w:tblStylePr>
   </w:style>
-  <w:style w:type="table" w:styleId="105">
+  <w:style w:type="table" w:styleId="962">
     <w:name w:val="List Table 6 Colorful - Accent 2"/>
-    <w:basedOn w:val="11"/>
+    <w:basedOn w:val="868"/>
     <w:uiPriority w:val="99"/>
     <w:pPr>
       <w:pBdr/>
@@ -25769,9 +25952,9 @@
       </w:tcPr>
     </w:tblStylePr>
   </w:style>
-  <w:style w:type="table" w:styleId="106">
+  <w:style w:type="table" w:styleId="963">
     <w:name w:val="List Table 6 Colorful - Accent 3"/>
-    <w:basedOn w:val="11"/>
+    <w:basedOn w:val="868"/>
     <w:uiPriority w:val="99"/>
     <w:pPr>
       <w:pBdr/>
@@ -25992,9 +26175,9 @@
       </w:tcPr>
     </w:tblStylePr>
   </w:style>
-  <w:style w:type="table" w:styleId="107">
+  <w:style w:type="table" w:styleId="964">
     <w:name w:val="List Table 6 Colorful - Accent 4"/>
-    <w:basedOn w:val="11"/>
+    <w:basedOn w:val="868"/>
     <w:uiPriority w:val="99"/>
     <w:pPr>
       <w:pBdr/>
@@ -26215,9 +26398,9 @@
       </w:tcPr>
     </w:tblStylePr>
   </w:style>
-  <w:style w:type="table" w:styleId="108">
+  <w:style w:type="table" w:styleId="965">
     <w:name w:val="List Table 6 Colorful - Accent 5"/>
-    <w:basedOn w:val="11"/>
+    <w:basedOn w:val="868"/>
     <w:uiPriority w:val="99"/>
     <w:pPr>
       <w:pBdr/>
@@ -26438,9 +26621,9 @@
       </w:tcPr>
     </w:tblStylePr>
   </w:style>
-  <w:style w:type="table" w:styleId="109">
+  <w:style w:type="table" w:styleId="966">
     <w:name w:val="List Table 6 Colorful - Accent 6"/>
-    <w:basedOn w:val="11"/>
+    <w:basedOn w:val="868"/>
     <w:uiPriority w:val="99"/>
     <w:pPr>
       <w:pBdr/>
@@ -26661,9 +26844,9 @@
       </w:tcPr>
     </w:tblStylePr>
   </w:style>
-  <w:style w:type="table" w:styleId="110">
+  <w:style w:type="table" w:styleId="967">
     <w:name w:val="List Table 7 Colorful"/>
-    <w:basedOn w:val="11"/>
+    <w:basedOn w:val="868"/>
     <w:uiPriority w:val="99"/>
     <w:pPr>
       <w:pBdr/>
@@ -26762,11 +26945,11 @@
         <w:tblBorders/>
       </w:tblPr>
       <w:tcPr>
-        <w:shd w:color="ffffff"/>
+        <w:shd w:val="clear" w:color="ffffff"/>
         <w:tcBorders>
-          <w:top w:val="none"/>
-          <w:left w:val="none"/>
-          <w:bottom w:val="none"/>
+          <w:top w:val="none" w:color="000000" w:sz="4" w:space="0"/>
+          <w:left w:val="none" w:color="000000" w:sz="4" w:space="0"/>
+          <w:bottom w:val="none" w:color="000000" w:sz="4" w:space="0"/>
           <w:right w:val="single" w:color="000000" w:themeColor="text1" w:themeTint="80" w:sz="4" w:space="0"/>
         </w:tcBorders>
       </w:tcPr>
@@ -26789,10 +26972,10 @@
       <w:tcPr>
         <w:shd w:val="clear" w:color="ffffff" w:themeColor="light1" w:fill="ffffff" w:themeFill="light1"/>
         <w:tcBorders>
-          <w:top w:val="none"/>
-          <w:left w:val="none"/>
+          <w:top w:val="none" w:color="000000" w:sz="4" w:space="0"/>
+          <w:left w:val="none" w:color="000000" w:sz="4" w:space="0"/>
           <w:bottom w:val="single" w:color="000000" w:themeColor="text1" w:themeTint="80" w:sz="4" w:space="0"/>
-          <w:right w:val="none"/>
+          <w:right w:val="none" w:color="000000" w:sz="4" w:space="0"/>
         </w:tcBorders>
       </w:tcPr>
     </w:tblStylePr>
@@ -26812,12 +26995,12 @@
         <w:tblBorders/>
       </w:tblPr>
       <w:tcPr>
-        <w:shd w:color="ffffff"/>
+        <w:shd w:val="clear" w:color="ffffff"/>
         <w:tcBorders>
-          <w:top w:val="none"/>
+          <w:top w:val="none" w:color="000000" w:sz="4" w:space="0"/>
           <w:left w:val="single" w:color="000000" w:themeColor="text1" w:themeTint="80" w:sz="4" w:space="0"/>
-          <w:bottom w:val="none"/>
-          <w:right w:val="none"/>
+          <w:bottom w:val="none" w:color="000000" w:sz="4" w:space="0"/>
+          <w:right w:val="none" w:color="000000" w:sz="4" w:space="0"/>
         </w:tcBorders>
       </w:tcPr>
     </w:tblStylePr>
@@ -26840,9 +27023,9 @@
         <w:shd w:val="clear" w:color="ffffff" w:themeColor="light1" w:fill="ffffff" w:themeFill="light1"/>
         <w:tcBorders>
           <w:top w:val="single" w:color="000000" w:themeColor="text1" w:themeTint="80" w:sz="4" w:space="0"/>
-          <w:left w:val="none"/>
-          <w:bottom w:val="none"/>
-          <w:right w:val="none"/>
+          <w:left w:val="none" w:color="000000" w:sz="4" w:space="0"/>
+          <w:bottom w:val="none" w:color="000000" w:sz="4" w:space="0"/>
+          <w:right w:val="none" w:color="000000" w:sz="4" w:space="0"/>
         </w:tcBorders>
       </w:tcPr>
     </w:tblStylePr>
@@ -26917,9 +27100,9 @@
       </w:tcPr>
     </w:tblStylePr>
   </w:style>
-  <w:style w:type="table" w:styleId="111">
+  <w:style w:type="table" w:styleId="968">
     <w:name w:val="List Table 7 Colorful - Accent 1"/>
-    <w:basedOn w:val="11"/>
+    <w:basedOn w:val="868"/>
     <w:uiPriority w:val="99"/>
     <w:pPr>
       <w:pBdr/>
@@ -27018,11 +27201,11 @@
         <w:tblBorders/>
       </w:tblPr>
       <w:tcPr>
-        <w:shd w:color="ffffff"/>
+        <w:shd w:val="clear" w:color="ffffff"/>
         <w:tcBorders>
-          <w:top w:val="none"/>
-          <w:left w:val="none"/>
-          <w:bottom w:val="none"/>
+          <w:top w:val="none" w:color="000000" w:sz="4" w:space="0"/>
+          <w:left w:val="none" w:color="000000" w:sz="4" w:space="0"/>
+          <w:bottom w:val="none" w:color="000000" w:sz="4" w:space="0"/>
           <w:right w:val="single" w:color="000000" w:themeColor="accent1" w:sz="4" w:space="0"/>
         </w:tcBorders>
       </w:tcPr>
@@ -27045,10 +27228,10 @@
       <w:tcPr>
         <w:shd w:val="clear" w:color="ffffff" w:themeColor="light1" w:fill="ffffff" w:themeFill="light1"/>
         <w:tcBorders>
-          <w:top w:val="none"/>
-          <w:left w:val="none"/>
+          <w:top w:val="none" w:color="000000" w:sz="4" w:space="0"/>
+          <w:left w:val="none" w:color="000000" w:sz="4" w:space="0"/>
           <w:bottom w:val="single" w:color="000000" w:themeColor="accent1" w:sz="4" w:space="0"/>
-          <w:right w:val="none"/>
+          <w:right w:val="none" w:color="000000" w:sz="4" w:space="0"/>
         </w:tcBorders>
       </w:tcPr>
     </w:tblStylePr>
@@ -27068,12 +27251,12 @@
         <w:tblBorders/>
       </w:tblPr>
       <w:tcPr>
-        <w:shd w:color="ffffff"/>
+        <w:shd w:val="clear" w:color="ffffff"/>
         <w:tcBorders>
-          <w:top w:val="none"/>
+          <w:top w:val="none" w:color="000000" w:sz="4" w:space="0"/>
           <w:left w:val="single" w:color="000000" w:themeColor="accent1" w:sz="4" w:space="0"/>
-          <w:bottom w:val="none"/>
-          <w:right w:val="none"/>
+          <w:bottom w:val="none" w:color="000000" w:sz="4" w:space="0"/>
+          <w:right w:val="none" w:color="000000" w:sz="4" w:space="0"/>
         </w:tcBorders>
       </w:tcPr>
     </w:tblStylePr>
@@ -27096,9 +27279,9 @@
         <w:shd w:val="clear" w:color="ffffff" w:themeColor="light1" w:fill="ffffff" w:themeFill="light1"/>
         <w:tcBorders>
           <w:top w:val="single" w:color="000000" w:themeColor="accent1" w:sz="4" w:space="0"/>
-          <w:left w:val="none"/>
-          <w:bottom w:val="none"/>
-          <w:right w:val="none"/>
+          <w:left w:val="none" w:color="000000" w:sz="4" w:space="0"/>
+          <w:bottom w:val="none" w:color="000000" w:sz="4" w:space="0"/>
+          <w:right w:val="none" w:color="000000" w:sz="4" w:space="0"/>
         </w:tcBorders>
       </w:tcPr>
     </w:tblStylePr>
@@ -27173,9 +27356,9 @@
       </w:tcPr>
     </w:tblStylePr>
   </w:style>
-  <w:style w:type="table" w:styleId="112">
+  <w:style w:type="table" w:styleId="969">
     <w:name w:val="List Table 7 Colorful - Accent 2"/>
-    <w:basedOn w:val="11"/>
+    <w:basedOn w:val="868"/>
     <w:uiPriority w:val="99"/>
     <w:pPr>
       <w:pBdr/>
@@ -27274,11 +27457,11 @@
         <w:tblBorders/>
       </w:tblPr>
       <w:tcPr>
-        <w:shd w:color="ffffff"/>
+        <w:shd w:val="clear" w:color="ffffff"/>
         <w:tcBorders>
-          <w:top w:val="none"/>
-          <w:left w:val="none"/>
-          <w:bottom w:val="none"/>
+          <w:top w:val="none" w:color="000000" w:sz="4" w:space="0"/>
+          <w:left w:val="none" w:color="000000" w:sz="4" w:space="0"/>
+          <w:bottom w:val="none" w:color="000000" w:sz="4" w:space="0"/>
           <w:right w:val="single" w:color="000000" w:themeColor="accent2" w:themeTint="97" w:sz="4" w:space="0"/>
         </w:tcBorders>
       </w:tcPr>
@@ -27301,10 +27484,10 @@
       <w:tcPr>
         <w:shd w:val="clear" w:color="ffffff" w:themeColor="light1" w:fill="ffffff" w:themeFill="light1"/>
         <w:tcBorders>
-          <w:top w:val="none"/>
-          <w:left w:val="none"/>
+          <w:top w:val="none" w:color="000000" w:sz="4" w:space="0"/>
+          <w:left w:val="none" w:color="000000" w:sz="4" w:space="0"/>
           <w:bottom w:val="single" w:color="000000" w:themeColor="accent2" w:themeTint="97" w:sz="4" w:space="0"/>
-          <w:right w:val="none"/>
+          <w:right w:val="none" w:color="000000" w:sz="4" w:space="0"/>
         </w:tcBorders>
       </w:tcPr>
     </w:tblStylePr>
@@ -27324,12 +27507,12 @@
         <w:tblBorders/>
       </w:tblPr>
       <w:tcPr>
-        <w:shd w:color="ffffff"/>
+        <w:shd w:val="clear" w:color="ffffff"/>
         <w:tcBorders>
-          <w:top w:val="none"/>
+          <w:top w:val="none" w:color="000000" w:sz="4" w:space="0"/>
           <w:left w:val="single" w:color="000000" w:themeColor="accent2" w:themeTint="97" w:sz="4" w:space="0"/>
-          <w:bottom w:val="none"/>
-          <w:right w:val="none"/>
+          <w:bottom w:val="none" w:color="000000" w:sz="4" w:space="0"/>
+          <w:right w:val="none" w:color="000000" w:sz="4" w:space="0"/>
         </w:tcBorders>
       </w:tcPr>
     </w:tblStylePr>
@@ -27352,9 +27535,9 @@
         <w:shd w:val="clear" w:color="ffffff" w:themeColor="light1" w:fill="ffffff" w:themeFill="light1"/>
         <w:tcBorders>
           <w:top w:val="single" w:color="000000" w:themeColor="accent2" w:themeTint="97" w:sz="4" w:space="0"/>
-          <w:left w:val="none"/>
-          <w:bottom w:val="none"/>
-          <w:right w:val="none"/>
+          <w:left w:val="none" w:color="000000" w:sz="4" w:space="0"/>
+          <w:bottom w:val="none" w:color="000000" w:sz="4" w:space="0"/>
+          <w:right w:val="none" w:color="000000" w:sz="4" w:space="0"/>
         </w:tcBorders>
       </w:tcPr>
     </w:tblStylePr>
@@ -27429,9 +27612,9 @@
       </w:tcPr>
     </w:tblStylePr>
   </w:style>
-  <w:style w:type="table" w:styleId="113">
+  <w:style w:type="table" w:styleId="970">
     <w:name w:val="List Table 7 Colorful - Accent 3"/>
-    <w:basedOn w:val="11"/>
+    <w:basedOn w:val="868"/>
     <w:uiPriority w:val="99"/>
     <w:pPr>
       <w:pBdr/>
@@ -27530,11 +27713,11 @@
         <w:tblBorders/>
       </w:tblPr>
       <w:tcPr>
-        <w:shd w:color="ffffff"/>
+        <w:shd w:val="clear" w:color="ffffff"/>
         <w:tcBorders>
-          <w:top w:val="none"/>
-          <w:left w:val="none"/>
-          <w:bottom w:val="none"/>
+          <w:top w:val="none" w:color="000000" w:sz="4" w:space="0"/>
+          <w:left w:val="none" w:color="000000" w:sz="4" w:space="0"/>
+          <w:bottom w:val="none" w:color="000000" w:sz="4" w:space="0"/>
           <w:right w:val="single" w:color="000000" w:themeColor="accent3" w:themeTint="98" w:sz="4" w:space="0"/>
         </w:tcBorders>
       </w:tcPr>
@@ -27557,10 +27740,10 @@
       <w:tcPr>
         <w:shd w:val="clear" w:color="ffffff" w:themeColor="light1" w:fill="ffffff" w:themeFill="light1"/>
         <w:tcBorders>
-          <w:top w:val="none"/>
-          <w:left w:val="none"/>
+          <w:top w:val="none" w:color="000000" w:sz="4" w:space="0"/>
+          <w:left w:val="none" w:color="000000" w:sz="4" w:space="0"/>
           <w:bottom w:val="single" w:color="000000" w:themeColor="accent3" w:themeTint="98" w:sz="4" w:space="0"/>
-          <w:right w:val="none"/>
+          <w:right w:val="none" w:color="000000" w:sz="4" w:space="0"/>
         </w:tcBorders>
       </w:tcPr>
     </w:tblStylePr>
@@ -27580,12 +27763,12 @@
         <w:tblBorders/>
       </w:tblPr>
       <w:tcPr>
-        <w:shd w:color="ffffff"/>
+        <w:shd w:val="clear" w:color="ffffff"/>
         <w:tcBorders>
-          <w:top w:val="none"/>
+          <w:top w:val="none" w:color="000000" w:sz="4" w:space="0"/>
           <w:left w:val="single" w:color="000000" w:themeColor="accent3" w:themeTint="98" w:sz="4" w:space="0"/>
-          <w:bottom w:val="none"/>
-          <w:right w:val="none"/>
+          <w:bottom w:val="none" w:color="000000" w:sz="4" w:space="0"/>
+          <w:right w:val="none" w:color="000000" w:sz="4" w:space="0"/>
         </w:tcBorders>
       </w:tcPr>
     </w:tblStylePr>
@@ -27608,9 +27791,9 @@
         <w:shd w:val="clear" w:color="ffffff" w:themeColor="light1" w:fill="ffffff" w:themeFill="light1"/>
         <w:tcBorders>
           <w:top w:val="single" w:color="000000" w:themeColor="accent3" w:themeTint="98" w:sz="4" w:space="0"/>
-          <w:left w:val="none"/>
-          <w:bottom w:val="none"/>
-          <w:right w:val="none"/>
+          <w:left w:val="none" w:color="000000" w:sz="4" w:space="0"/>
+          <w:bottom w:val="none" w:color="000000" w:sz="4" w:space="0"/>
+          <w:right w:val="none" w:color="000000" w:sz="4" w:space="0"/>
         </w:tcBorders>
       </w:tcPr>
     </w:tblStylePr>
@@ -27685,9 +27868,9 @@
       </w:tcPr>
     </w:tblStylePr>
   </w:style>
-  <w:style w:type="table" w:styleId="114">
+  <w:style w:type="table" w:styleId="971">
     <w:name w:val="List Table 7 Colorful - Accent 4"/>
-    <w:basedOn w:val="11"/>
+    <w:basedOn w:val="868"/>
     <w:uiPriority w:val="99"/>
     <w:pPr>
       <w:pBdr/>
@@ -27786,11 +27969,11 @@
         <w:tblBorders/>
       </w:tblPr>
       <w:tcPr>
-        <w:shd w:color="ffffff"/>
+        <w:shd w:val="clear" w:color="ffffff"/>
         <w:tcBorders>
-          <w:top w:val="none"/>
-          <w:left w:val="none"/>
-          <w:bottom w:val="none"/>
+          <w:top w:val="none" w:color="000000" w:sz="4" w:space="0"/>
+          <w:left w:val="none" w:color="000000" w:sz="4" w:space="0"/>
+          <w:bottom w:val="none" w:color="000000" w:sz="4" w:space="0"/>
           <w:right w:val="single" w:color="000000" w:themeColor="accent4" w:themeTint="9A" w:sz="4" w:space="0"/>
         </w:tcBorders>
       </w:tcPr>
@@ -27813,10 +27996,10 @@
       <w:tcPr>
         <w:shd w:val="clear" w:color="ffffff" w:themeColor="light1" w:fill="ffffff" w:themeFill="light1"/>
         <w:tcBorders>
-          <w:top w:val="none"/>
-          <w:left w:val="none"/>
+          <w:top w:val="none" w:color="000000" w:sz="4" w:space="0"/>
+          <w:left w:val="none" w:color="000000" w:sz="4" w:space="0"/>
           <w:bottom w:val="single" w:color="000000" w:themeColor="accent4" w:themeTint="9A" w:sz="4" w:space="0"/>
-          <w:right w:val="none"/>
+          <w:right w:val="none" w:color="000000" w:sz="4" w:space="0"/>
         </w:tcBorders>
       </w:tcPr>
     </w:tblStylePr>
@@ -27836,12 +28019,12 @@
         <w:tblBorders/>
       </w:tblPr>
       <w:tcPr>
-        <w:shd w:color="ffffff"/>
+        <w:shd w:val="clear" w:color="ffffff"/>
         <w:tcBorders>
-          <w:top w:val="none"/>
+          <w:top w:val="none" w:color="000000" w:sz="4" w:space="0"/>
           <w:left w:val="single" w:color="000000" w:themeColor="accent4" w:themeTint="9A" w:sz="4" w:space="0"/>
-          <w:bottom w:val="none"/>
-          <w:right w:val="none"/>
+          <w:bottom w:val="none" w:color="000000" w:sz="4" w:space="0"/>
+          <w:right w:val="none" w:color="000000" w:sz="4" w:space="0"/>
         </w:tcBorders>
       </w:tcPr>
     </w:tblStylePr>
@@ -27864,9 +28047,9 @@
         <w:shd w:val="clear" w:color="ffffff" w:themeColor="light1" w:fill="ffffff" w:themeFill="light1"/>
         <w:tcBorders>
           <w:top w:val="single" w:color="000000" w:themeColor="accent4" w:themeTint="9A" w:sz="4" w:space="0"/>
-          <w:left w:val="none"/>
-          <w:bottom w:val="none"/>
-          <w:right w:val="none"/>
+          <w:left w:val="none" w:color="000000" w:sz="4" w:space="0"/>
+          <w:bottom w:val="none" w:color="000000" w:sz="4" w:space="0"/>
+          <w:right w:val="none" w:color="000000" w:sz="4" w:space="0"/>
         </w:tcBorders>
       </w:tcPr>
     </w:tblStylePr>
@@ -27941,9 +28124,9 @@
       </w:tcPr>
     </w:tblStylePr>
   </w:style>
-  <w:style w:type="table" w:styleId="115">
+  <w:style w:type="table" w:styleId="972">
     <w:name w:val="List Table 7 Colorful - Accent 5"/>
-    <w:basedOn w:val="11"/>
+    <w:basedOn w:val="868"/>
     <w:uiPriority w:val="99"/>
     <w:pPr>
       <w:pBdr/>
@@ -28042,11 +28225,11 @@
         <w:tblBorders/>
       </w:tblPr>
       <w:tcPr>
-        <w:shd w:color="ffffff"/>
+        <w:shd w:val="clear" w:color="ffffff"/>
         <w:tcBorders>
-          <w:top w:val="none"/>
-          <w:left w:val="none"/>
-          <w:bottom w:val="none"/>
+          <w:top w:val="none" w:color="000000" w:sz="4" w:space="0"/>
+          <w:left w:val="none" w:color="000000" w:sz="4" w:space="0"/>
+          <w:bottom w:val="none" w:color="000000" w:sz="4" w:space="0"/>
           <w:right w:val="single" w:color="000000" w:themeColor="accent5" w:themeTint="9A" w:sz="4" w:space="0"/>
         </w:tcBorders>
       </w:tcPr>
@@ -28069,10 +28252,10 @@
       <w:tcPr>
         <w:shd w:val="clear" w:color="ffffff" w:themeColor="light1" w:fill="ffffff" w:themeFill="light1"/>
         <w:tcBorders>
-          <w:top w:val="none"/>
-          <w:left w:val="none"/>
+          <w:top w:val="none" w:color="000000" w:sz="4" w:space="0"/>
+          <w:left w:val="none" w:color="000000" w:sz="4" w:space="0"/>
           <w:bottom w:val="single" w:color="000000" w:themeColor="accent5" w:themeTint="9A" w:sz="4" w:space="0"/>
-          <w:right w:val="none"/>
+          <w:right w:val="none" w:color="000000" w:sz="4" w:space="0"/>
         </w:tcBorders>
       </w:tcPr>
     </w:tblStylePr>
@@ -28092,12 +28275,12 @@
         <w:tblBorders/>
       </w:tblPr>
       <w:tcPr>
-        <w:shd w:color="ffffff"/>
+        <w:shd w:val="clear" w:color="ffffff"/>
         <w:tcBorders>
-          <w:top w:val="none"/>
+          <w:top w:val="none" w:color="000000" w:sz="4" w:space="0"/>
           <w:left w:val="single" w:color="000000" w:themeColor="accent5" w:themeTint="9A" w:sz="4" w:space="0"/>
-          <w:bottom w:val="none"/>
-          <w:right w:val="none"/>
+          <w:bottom w:val="none" w:color="000000" w:sz="4" w:space="0"/>
+          <w:right w:val="none" w:color="000000" w:sz="4" w:space="0"/>
         </w:tcBorders>
       </w:tcPr>
     </w:tblStylePr>
@@ -28120,9 +28303,9 @@
         <w:shd w:val="clear" w:color="ffffff" w:themeColor="light1" w:fill="ffffff" w:themeFill="light1"/>
         <w:tcBorders>
           <w:top w:val="single" w:color="000000" w:themeColor="accent5" w:themeTint="9A" w:sz="4" w:space="0"/>
-          <w:left w:val="none"/>
-          <w:bottom w:val="none"/>
-          <w:right w:val="none"/>
+          <w:left w:val="none" w:color="000000" w:sz="4" w:space="0"/>
+          <w:bottom w:val="none" w:color="000000" w:sz="4" w:space="0"/>
+          <w:right w:val="none" w:color="000000" w:sz="4" w:space="0"/>
         </w:tcBorders>
       </w:tcPr>
     </w:tblStylePr>
@@ -28197,9 +28380,9 @@
       </w:tcPr>
     </w:tblStylePr>
   </w:style>
-  <w:style w:type="table" w:styleId="116">
+  <w:style w:type="table" w:styleId="973">
     <w:name w:val="List Table 7 Colorful - Accent 6"/>
-    <w:basedOn w:val="11"/>
+    <w:basedOn w:val="868"/>
     <w:uiPriority w:val="99"/>
     <w:pPr>
       <w:pBdr/>
@@ -28298,11 +28481,11 @@
         <w:tblBorders/>
       </w:tblPr>
       <w:tcPr>
-        <w:shd w:color="ffffff"/>
+        <w:shd w:val="clear" w:color="ffffff"/>
         <w:tcBorders>
-          <w:top w:val="none"/>
-          <w:left w:val="none"/>
-          <w:bottom w:val="none"/>
+          <w:top w:val="none" w:color="000000" w:sz="4" w:space="0"/>
+          <w:left w:val="none" w:color="000000" w:sz="4" w:space="0"/>
+          <w:bottom w:val="none" w:color="000000" w:sz="4" w:space="0"/>
           <w:right w:val="single" w:color="000000" w:themeColor="accent6" w:themeTint="98" w:sz="4" w:space="0"/>
         </w:tcBorders>
       </w:tcPr>
@@ -28325,10 +28508,10 @@
       <w:tcPr>
         <w:shd w:val="clear" w:color="ffffff" w:themeColor="light1" w:fill="ffffff" w:themeFill="light1"/>
         <w:tcBorders>
-          <w:top w:val="none"/>
-          <w:left w:val="none"/>
+          <w:top w:val="none" w:color="000000" w:sz="4" w:space="0"/>
+          <w:left w:val="none" w:color="000000" w:sz="4" w:space="0"/>
           <w:bottom w:val="single" w:color="000000" w:themeColor="accent6" w:themeTint="98" w:sz="4" w:space="0"/>
-          <w:right w:val="none"/>
+          <w:right w:val="none" w:color="000000" w:sz="4" w:space="0"/>
         </w:tcBorders>
       </w:tcPr>
     </w:tblStylePr>
@@ -28348,12 +28531,12 @@
         <w:tblBorders/>
       </w:tblPr>
       <w:tcPr>
-        <w:shd w:color="ffffff"/>
+        <w:shd w:val="clear" w:color="ffffff"/>
         <w:tcBorders>
-          <w:top w:val="none"/>
+          <w:top w:val="none" w:color="000000" w:sz="4" w:space="0"/>
           <w:left w:val="single" w:color="000000" w:themeColor="accent6" w:themeTint="98" w:sz="4" w:space="0"/>
-          <w:bottom w:val="none"/>
-          <w:right w:val="none"/>
+          <w:bottom w:val="none" w:color="000000" w:sz="4" w:space="0"/>
+          <w:right w:val="none" w:color="000000" w:sz="4" w:space="0"/>
         </w:tcBorders>
       </w:tcPr>
     </w:tblStylePr>
@@ -28376,9 +28559,9 @@
         <w:shd w:val="clear" w:color="ffffff" w:themeColor="light1" w:fill="ffffff" w:themeFill="light1"/>
         <w:tcBorders>
           <w:top w:val="single" w:color="000000" w:themeColor="accent6" w:themeTint="98" w:sz="4" w:space="0"/>
-          <w:left w:val="none"/>
-          <w:bottom w:val="none"/>
-          <w:right w:val="none"/>
+          <w:left w:val="none" w:color="000000" w:sz="4" w:space="0"/>
+          <w:bottom w:val="none" w:color="000000" w:sz="4" w:space="0"/>
+          <w:right w:val="none" w:color="000000" w:sz="4" w:space="0"/>
         </w:tcBorders>
       </w:tcPr>
     </w:tblStylePr>
@@ -28453,9 +28636,9 @@
       </w:tcPr>
     </w:tblStylePr>
   </w:style>
-  <w:style w:type="table" w:styleId="117">
+  <w:style w:type="table" w:styleId="974">
     <w:name w:val="Lined - Accent"/>
-    <w:basedOn w:val="11"/>
+    <w:basedOn w:val="868"/>
     <w:uiPriority w:val="99"/>
     <w:pPr>
       <w:pBdr/>
@@ -28690,9 +28873,9 @@
       </w:tcPr>
     </w:tblStylePr>
   </w:style>
-  <w:style w:type="table" w:styleId="118">
+  <w:style w:type="table" w:styleId="975">
     <w:name w:val="Lined - Accent 1"/>
-    <w:basedOn w:val="11"/>
+    <w:basedOn w:val="868"/>
     <w:uiPriority w:val="99"/>
     <w:pPr>
       <w:pBdr/>
@@ -28927,9 +29110,9 @@
       </w:tcPr>
     </w:tblStylePr>
   </w:style>
-  <w:style w:type="table" w:styleId="119">
+  <w:style w:type="table" w:styleId="976">
     <w:name w:val="Lined - Accent 2"/>
-    <w:basedOn w:val="11"/>
+    <w:basedOn w:val="868"/>
     <w:uiPriority w:val="99"/>
     <w:pPr>
       <w:pBdr/>
@@ -29164,9 +29347,9 @@
       </w:tcPr>
     </w:tblStylePr>
   </w:style>
-  <w:style w:type="table" w:styleId="120">
+  <w:style w:type="table" w:styleId="977">
     <w:name w:val="Lined - Accent 3"/>
-    <w:basedOn w:val="11"/>
+    <w:basedOn w:val="868"/>
     <w:uiPriority w:val="99"/>
     <w:pPr>
       <w:pBdr/>
@@ -29401,9 +29584,9 @@
       </w:tcPr>
     </w:tblStylePr>
   </w:style>
-  <w:style w:type="table" w:styleId="121">
+  <w:style w:type="table" w:styleId="978">
     <w:name w:val="Lined - Accent 4"/>
-    <w:basedOn w:val="11"/>
+    <w:basedOn w:val="868"/>
     <w:uiPriority w:val="99"/>
     <w:pPr>
       <w:pBdr/>
@@ -29638,9 +29821,9 @@
       </w:tcPr>
     </w:tblStylePr>
   </w:style>
-  <w:style w:type="table" w:styleId="122">
+  <w:style w:type="table" w:styleId="979">
     <w:name w:val="Lined - Accent 5"/>
-    <w:basedOn w:val="11"/>
+    <w:basedOn w:val="868"/>
     <w:uiPriority w:val="99"/>
     <w:pPr>
       <w:pBdr/>
@@ -29875,9 +30058,9 @@
       </w:tcPr>
     </w:tblStylePr>
   </w:style>
-  <w:style w:type="table" w:styleId="123">
+  <w:style w:type="table" w:styleId="980">
     <w:name w:val="Lined - Accent 6"/>
-    <w:basedOn w:val="11"/>
+    <w:basedOn w:val="868"/>
     <w:uiPriority w:val="99"/>
     <w:pPr>
       <w:pBdr/>
@@ -30112,9 +30295,9 @@
       </w:tcPr>
     </w:tblStylePr>
   </w:style>
-  <w:style w:type="table" w:styleId="124">
+  <w:style w:type="table" w:styleId="981">
     <w:name w:val="Bordered &amp; Lined - Accent"/>
-    <w:basedOn w:val="11"/>
+    <w:basedOn w:val="868"/>
     <w:uiPriority w:val="99"/>
     <w:pPr>
       <w:pBdr/>
@@ -30356,9 +30539,9 @@
       </w:tcPr>
     </w:tblStylePr>
   </w:style>
-  <w:style w:type="table" w:styleId="125">
+  <w:style w:type="table" w:styleId="982">
     <w:name w:val="Bordered &amp; Lined - Accent 1"/>
-    <w:basedOn w:val="11"/>
+    <w:basedOn w:val="868"/>
     <w:uiPriority w:val="99"/>
     <w:pPr>
       <w:pBdr/>
@@ -30600,9 +30783,9 @@
       </w:tcPr>
     </w:tblStylePr>
   </w:style>
-  <w:style w:type="table" w:styleId="126">
+  <w:style w:type="table" w:styleId="983">
     <w:name w:val="Bordered &amp; Lined - Accent 2"/>
-    <w:basedOn w:val="11"/>
+    <w:basedOn w:val="868"/>
     <w:uiPriority w:val="99"/>
     <w:pPr>
       <w:pBdr/>
@@ -30844,9 +31027,9 @@
       </w:tcPr>
     </w:tblStylePr>
   </w:style>
-  <w:style w:type="table" w:styleId="127">
+  <w:style w:type="table" w:styleId="984">
     <w:name w:val="Bordered &amp; Lined - Accent 3"/>
-    <w:basedOn w:val="11"/>
+    <w:basedOn w:val="868"/>
     <w:uiPriority w:val="99"/>
     <w:pPr>
       <w:pBdr/>
@@ -31088,9 +31271,9 @@
       </w:tcPr>
     </w:tblStylePr>
   </w:style>
-  <w:style w:type="table" w:styleId="128">
+  <w:style w:type="table" w:styleId="985">
     <w:name w:val="Bordered &amp; Lined - Accent 4"/>
-    <w:basedOn w:val="11"/>
+    <w:basedOn w:val="868"/>
     <w:uiPriority w:val="99"/>
     <w:pPr>
       <w:pBdr/>
@@ -31332,9 +31515,9 @@
       </w:tcPr>
     </w:tblStylePr>
   </w:style>
-  <w:style w:type="table" w:styleId="129">
+  <w:style w:type="table" w:styleId="986">
     <w:name w:val="Bordered &amp; Lined - Accent 5"/>
-    <w:basedOn w:val="11"/>
+    <w:basedOn w:val="868"/>
     <w:uiPriority w:val="99"/>
     <w:pPr>
       <w:pBdr/>
@@ -31576,9 +31759,9 @@
       </w:tcPr>
     </w:tblStylePr>
   </w:style>
-  <w:style w:type="table" w:styleId="130">
+  <w:style w:type="table" w:styleId="987">
     <w:name w:val="Bordered &amp; Lined - Accent 6"/>
-    <w:basedOn w:val="11"/>
+    <w:basedOn w:val="868"/>
     <w:uiPriority w:val="99"/>
     <w:pPr>
       <w:pBdr/>
@@ -31820,9 +32003,9 @@
       </w:tcPr>
     </w:tblStylePr>
   </w:style>
-  <w:style w:type="table" w:styleId="131">
+  <w:style w:type="table" w:styleId="988">
     <w:name w:val="Bordered"/>
-    <w:basedOn w:val="11"/>
+    <w:basedOn w:val="868"/>
     <w:uiPriority w:val="99"/>
     <w:pPr>
       <w:pBdr/>
@@ -32051,9 +32234,9 @@
       </w:tcPr>
     </w:tblStylePr>
   </w:style>
-  <w:style w:type="table" w:styleId="132">
+  <w:style w:type="table" w:styleId="989">
     <w:name w:val="Bordered - Accent 1"/>
-    <w:basedOn w:val="11"/>
+    <w:basedOn w:val="868"/>
     <w:uiPriority w:val="99"/>
     <w:pPr>
       <w:pBdr/>
@@ -32282,9 +32465,9 @@
       </w:tcPr>
     </w:tblStylePr>
   </w:style>
-  <w:style w:type="table" w:styleId="133">
+  <w:style w:type="table" w:styleId="990">
     <w:name w:val="Bordered - Accent 2"/>
-    <w:basedOn w:val="11"/>
+    <w:basedOn w:val="868"/>
     <w:uiPriority w:val="99"/>
     <w:pPr>
       <w:pBdr/>
@@ -32513,9 +32696,9 @@
       </w:tcPr>
     </w:tblStylePr>
   </w:style>
-  <w:style w:type="table" w:styleId="134">
+  <w:style w:type="table" w:styleId="991">
     <w:name w:val="Bordered - Accent 3"/>
-    <w:basedOn w:val="11"/>
+    <w:basedOn w:val="868"/>
     <w:uiPriority w:val="99"/>
     <w:pPr>
       <w:pBdr/>
@@ -32744,9 +32927,9 @@
       </w:tcPr>
     </w:tblStylePr>
   </w:style>
-  <w:style w:type="table" w:styleId="135">
+  <w:style w:type="table" w:styleId="992">
     <w:name w:val="Bordered - Accent 4"/>
-    <w:basedOn w:val="11"/>
+    <w:basedOn w:val="868"/>
     <w:uiPriority w:val="99"/>
     <w:pPr>
       <w:pBdr/>
@@ -32975,9 +33158,9 @@
       </w:tcPr>
     </w:tblStylePr>
   </w:style>
-  <w:style w:type="table" w:styleId="136">
+  <w:style w:type="table" w:styleId="993">
     <w:name w:val="Bordered - Accent 5"/>
-    <w:basedOn w:val="11"/>
+    <w:basedOn w:val="868"/>
     <w:uiPriority w:val="99"/>
     <w:pPr>
       <w:pBdr/>
@@ -33206,9 +33389,9 @@
       </w:tcPr>
     </w:tblStylePr>
   </w:style>
-  <w:style w:type="table" w:styleId="137">
+  <w:style w:type="table" w:styleId="994">
     <w:name w:val="Bordered - Accent 6"/>
-    <w:basedOn w:val="11"/>
+    <w:basedOn w:val="868"/>
     <w:uiPriority w:val="99"/>
     <w:pPr>
       <w:pBdr/>
@@ -33437,11 +33620,11 @@
       </w:tcPr>
     </w:tblStylePr>
   </w:style>
-  <w:style w:type="paragraph" w:styleId="141">
+  <w:style w:type="paragraph" w:styleId="995">
     <w:name w:val="Heading 3"/>
-    <w:basedOn w:val="849"/>
-    <w:next w:val="849"/>
-    <w:link w:val="152"/>
+    <w:basedOn w:val="1055"/>
+    <w:next w:val="1055"/>
+    <w:link w:val="1004"/>
     <w:uiPriority w:val="9"/>
     <w:unhideWhenUsed/>
     <w:qFormat/>
@@ -33460,11 +33643,11 @@
       <w:szCs w:val="28"/>
     </w:rPr>
   </w:style>
-  <w:style w:type="paragraph" w:styleId="142">
+  <w:style w:type="paragraph" w:styleId="996">
     <w:name w:val="Heading 4"/>
-    <w:basedOn w:val="849"/>
-    <w:next w:val="849"/>
-    <w:link w:val="153"/>
+    <w:basedOn w:val="1055"/>
+    <w:next w:val="1055"/>
+    <w:link w:val="1005"/>
     <w:uiPriority w:val="9"/>
     <w:unhideWhenUsed/>
     <w:qFormat/>
@@ -33483,11 +33666,11 @@
       <w:color w:val="0f4761" w:themeColor="accent1" w:themeShade="BF"/>
     </w:rPr>
   </w:style>
-  <w:style w:type="paragraph" w:styleId="143">
+  <w:style w:type="paragraph" w:styleId="997">
     <w:name w:val="Heading 5"/>
-    <w:basedOn w:val="849"/>
-    <w:next w:val="849"/>
-    <w:link w:val="154"/>
+    <w:basedOn w:val="1055"/>
+    <w:next w:val="1055"/>
+    <w:link w:val="1006"/>
     <w:uiPriority w:val="9"/>
     <w:unhideWhenUsed/>
     <w:qFormat/>
@@ -33504,11 +33687,11 @@
       <w:color w:val="0f4761" w:themeColor="accent1" w:themeShade="BF"/>
     </w:rPr>
   </w:style>
-  <w:style w:type="paragraph" w:styleId="144">
+  <w:style w:type="paragraph" w:styleId="998">
     <w:name w:val="Heading 6"/>
-    <w:basedOn w:val="849"/>
-    <w:next w:val="849"/>
-    <w:link w:val="155"/>
+    <w:basedOn w:val="1055"/>
+    <w:next w:val="1055"/>
+    <w:link w:val="1007"/>
     <w:uiPriority w:val="9"/>
     <w:unhideWhenUsed/>
     <w:qFormat/>
@@ -33527,11 +33710,11 @@
       <w:color w:val="595959" w:themeColor="text1" w:themeTint="A6"/>
     </w:rPr>
   </w:style>
-  <w:style w:type="paragraph" w:styleId="145">
+  <w:style w:type="paragraph" w:styleId="999">
     <w:name w:val="Heading 7"/>
-    <w:basedOn w:val="849"/>
-    <w:next w:val="849"/>
-    <w:link w:val="156"/>
+    <w:basedOn w:val="1055"/>
+    <w:next w:val="1055"/>
+    <w:link w:val="1008"/>
     <w:uiPriority w:val="9"/>
     <w:unhideWhenUsed/>
     <w:qFormat/>
@@ -33548,11 +33731,11 @@
       <w:color w:val="595959" w:themeColor="text1" w:themeTint="A6"/>
     </w:rPr>
   </w:style>
-  <w:style w:type="paragraph" w:styleId="146">
+  <w:style w:type="paragraph" w:styleId="1000">
     <w:name w:val="Heading 8"/>
-    <w:basedOn w:val="849"/>
-    <w:next w:val="849"/>
-    <w:link w:val="157"/>
+    <w:basedOn w:val="1055"/>
+    <w:next w:val="1055"/>
+    <w:link w:val="1009"/>
     <w:uiPriority w:val="9"/>
     <w:unhideWhenUsed/>
     <w:qFormat/>
@@ -33571,11 +33754,11 @@
       <w:color w:val="272727" w:themeColor="text1" w:themeTint="D8"/>
     </w:rPr>
   </w:style>
-  <w:style w:type="paragraph" w:styleId="147">
+  <w:style w:type="paragraph" w:styleId="1001">
     <w:name w:val="Heading 9"/>
-    <w:basedOn w:val="849"/>
-    <w:next w:val="849"/>
-    <w:link w:val="158"/>
+    <w:basedOn w:val="1055"/>
+    <w:next w:val="1055"/>
+    <w:link w:val="1010"/>
     <w:uiPriority w:val="9"/>
     <w:unhideWhenUsed/>
     <w:qFormat/>
@@ -33594,10 +33777,10 @@
       <w:color w:val="272727" w:themeColor="text1" w:themeTint="D8"/>
     </w:rPr>
   </w:style>
-  <w:style w:type="character" w:styleId="150">
+  <w:style w:type="character" w:styleId="1002">
     <w:name w:val="Heading 1 Char"/>
-    <w:basedOn w:val="846"/>
-    <w:link w:val="851"/>
+    <w:basedOn w:val="1052"/>
+    <w:link w:val="1057"/>
     <w:uiPriority w:val="9"/>
     <w:pPr>
       <w:pBdr/>
@@ -33611,10 +33794,10 @@
       <w:szCs w:val="40"/>
     </w:rPr>
   </w:style>
-  <w:style w:type="character" w:styleId="151">
+  <w:style w:type="character" w:styleId="1003">
     <w:name w:val="Heading 2 Char"/>
-    <w:basedOn w:val="846"/>
-    <w:link w:val="852"/>
+    <w:basedOn w:val="1052"/>
+    <w:link w:val="1058"/>
     <w:uiPriority w:val="9"/>
     <w:pPr>
       <w:pBdr/>
@@ -33628,10 +33811,10 @@
       <w:szCs w:val="32"/>
     </w:rPr>
   </w:style>
-  <w:style w:type="character" w:styleId="152">
+  <w:style w:type="character" w:styleId="1004">
     <w:name w:val="Heading 3 Char"/>
-    <w:basedOn w:val="846"/>
-    <w:link w:val="141"/>
+    <w:basedOn w:val="1052"/>
+    <w:link w:val="995"/>
     <w:uiPriority w:val="9"/>
     <w:pPr>
       <w:pBdr/>
@@ -33645,10 +33828,10 @@
       <w:szCs w:val="28"/>
     </w:rPr>
   </w:style>
-  <w:style w:type="character" w:styleId="153">
+  <w:style w:type="character" w:styleId="1005">
     <w:name w:val="Heading 4 Char"/>
-    <w:basedOn w:val="846"/>
-    <w:link w:val="142"/>
+    <w:basedOn w:val="1052"/>
+    <w:link w:val="996"/>
     <w:uiPriority w:val="9"/>
     <w:pPr>
       <w:pBdr/>
@@ -33662,10 +33845,10 @@
       <w:color w:val="0f4761" w:themeColor="accent1" w:themeShade="BF"/>
     </w:rPr>
   </w:style>
-  <w:style w:type="character" w:styleId="154">
+  <w:style w:type="character" w:styleId="1006">
     <w:name w:val="Heading 5 Char"/>
-    <w:basedOn w:val="846"/>
-    <w:link w:val="143"/>
+    <w:basedOn w:val="1052"/>
+    <w:link w:val="997"/>
     <w:uiPriority w:val="9"/>
     <w:pPr>
       <w:pBdr/>
@@ -33677,10 +33860,10 @@
       <w:color w:val="0f4761" w:themeColor="accent1" w:themeShade="BF"/>
     </w:rPr>
   </w:style>
-  <w:style w:type="character" w:styleId="155">
+  <w:style w:type="character" w:styleId="1007">
     <w:name w:val="Heading 6 Char"/>
-    <w:basedOn w:val="846"/>
-    <w:link w:val="144"/>
+    <w:basedOn w:val="1052"/>
+    <w:link w:val="998"/>
     <w:uiPriority w:val="9"/>
     <w:pPr>
       <w:pBdr/>
@@ -33694,10 +33877,10 @@
       <w:color w:val="595959" w:themeColor="text1" w:themeTint="A6"/>
     </w:rPr>
   </w:style>
-  <w:style w:type="character" w:styleId="156">
+  <w:style w:type="character" w:styleId="1008">
     <w:name w:val="Heading 7 Char"/>
-    <w:basedOn w:val="846"/>
-    <w:link w:val="145"/>
+    <w:basedOn w:val="1052"/>
+    <w:link w:val="999"/>
     <w:uiPriority w:val="9"/>
     <w:pPr>
       <w:pBdr/>
@@ -33709,10 +33892,10 @@
       <w:color w:val="595959" w:themeColor="text1" w:themeTint="A6"/>
     </w:rPr>
   </w:style>
-  <w:style w:type="character" w:styleId="157">
+  <w:style w:type="character" w:styleId="1009">
     <w:name w:val="Heading 8 Char"/>
-    <w:basedOn w:val="846"/>
-    <w:link w:val="146"/>
+    <w:basedOn w:val="1052"/>
+    <w:link w:val="1000"/>
     <w:uiPriority w:val="9"/>
     <w:pPr>
       <w:pBdr/>
@@ -33726,10 +33909,10 @@
       <w:color w:val="272727" w:themeColor="text1" w:themeTint="D8"/>
     </w:rPr>
   </w:style>
-  <w:style w:type="character" w:styleId="158">
+  <w:style w:type="character" w:styleId="1010">
     <w:name w:val="Heading 9 Char"/>
-    <w:basedOn w:val="846"/>
-    <w:link w:val="147"/>
+    <w:basedOn w:val="1052"/>
+    <w:link w:val="1001"/>
     <w:uiPriority w:val="9"/>
     <w:pPr>
       <w:pBdr/>
@@ -33743,11 +33926,11 @@
       <w:color w:val="272727" w:themeColor="text1" w:themeTint="D8"/>
     </w:rPr>
   </w:style>
-  <w:style w:type="paragraph" w:styleId="159">
+  <w:style w:type="paragraph" w:styleId="1011">
     <w:name w:val="Title"/>
-    <w:basedOn w:val="849"/>
-    <w:next w:val="849"/>
-    <w:link w:val="160"/>
+    <w:basedOn w:val="1055"/>
+    <w:next w:val="1055"/>
+    <w:link w:val="1012"/>
     <w:uiPriority w:val="10"/>
     <w:qFormat/>
     <w:pPr>
@@ -33763,10 +33946,10 @@
       <w:szCs w:val="56"/>
     </w:rPr>
   </w:style>
-  <w:style w:type="character" w:styleId="160">
+  <w:style w:type="character" w:styleId="1012">
     <w:name w:val="Title Char"/>
-    <w:basedOn w:val="846"/>
-    <w:link w:val="159"/>
+    <w:basedOn w:val="1052"/>
+    <w:link w:val="1011"/>
     <w:uiPriority w:val="10"/>
     <w:pPr>
       <w:pBdr/>
@@ -33780,11 +33963,11 @@
       <w:szCs w:val="56"/>
     </w:rPr>
   </w:style>
-  <w:style w:type="paragraph" w:styleId="161">
+  <w:style w:type="paragraph" w:styleId="1013">
     <w:name w:val="Subtitle"/>
-    <w:basedOn w:val="849"/>
-    <w:next w:val="849"/>
-    <w:link w:val="162"/>
+    <w:basedOn w:val="1055"/>
+    <w:next w:val="1055"/>
+    <w:link w:val="1014"/>
     <w:uiPriority w:val="11"/>
     <w:qFormat/>
     <w:pPr>
@@ -33802,10 +33985,10 @@
       <w:szCs w:val="28"/>
     </w:rPr>
   </w:style>
-  <w:style w:type="character" w:styleId="162">
+  <w:style w:type="character" w:styleId="1014">
     <w:name w:val="Subtitle Char"/>
-    <w:basedOn w:val="846"/>
-    <w:link w:val="161"/>
+    <w:basedOn w:val="1052"/>
+    <w:link w:val="1013"/>
     <w:uiPriority w:val="11"/>
     <w:pPr>
       <w:pBdr/>
@@ -33819,11 +34002,11 @@
       <w:szCs w:val="28"/>
     </w:rPr>
   </w:style>
-  <w:style w:type="paragraph" w:styleId="163">
+  <w:style w:type="paragraph" w:styleId="1015">
     <w:name w:val="Quote"/>
-    <w:basedOn w:val="849"/>
-    <w:next w:val="849"/>
-    <w:link w:val="164"/>
+    <w:basedOn w:val="1055"/>
+    <w:next w:val="1055"/>
+    <w:link w:val="1016"/>
     <w:uiPriority w:val="29"/>
     <w:qFormat/>
     <w:pPr>
@@ -33838,10 +34021,10 @@
       <w:color w:val="404040" w:themeColor="text1" w:themeTint="BF"/>
     </w:rPr>
   </w:style>
-  <w:style w:type="character" w:styleId="164">
+  <w:style w:type="character" w:styleId="1016">
     <w:name w:val="Quote Char"/>
-    <w:basedOn w:val="846"/>
-    <w:link w:val="163"/>
+    <w:basedOn w:val="1052"/>
+    <w:link w:val="1015"/>
     <w:uiPriority w:val="29"/>
     <w:pPr>
       <w:pBdr/>
@@ -33854,9 +34037,9 @@
       <w:color w:val="404040" w:themeColor="text1" w:themeTint="BF"/>
     </w:rPr>
   </w:style>
-  <w:style w:type="character" w:styleId="166">
+  <w:style w:type="character" w:styleId="1017">
     <w:name w:val="Intense Emphasis"/>
-    <w:basedOn w:val="846"/>
+    <w:basedOn w:val="1052"/>
     <w:uiPriority w:val="21"/>
     <w:qFormat/>
     <w:pPr>
@@ -33870,11 +34053,11 @@
       <w:color w:val="0f4761" w:themeColor="accent1" w:themeShade="BF"/>
     </w:rPr>
   </w:style>
-  <w:style w:type="paragraph" w:styleId="167">
+  <w:style w:type="paragraph" w:styleId="1018">
     <w:name w:val="Intense Quote"/>
-    <w:basedOn w:val="849"/>
-    <w:next w:val="849"/>
-    <w:link w:val="168"/>
+    <w:basedOn w:val="1055"/>
+    <w:next w:val="1055"/>
+    <w:link w:val="1019"/>
     <w:uiPriority w:val="30"/>
     <w:qFormat/>
     <w:pPr>
@@ -33892,10 +34075,10 @@
       <w:color w:val="0f4761" w:themeColor="accent1" w:themeShade="BF"/>
     </w:rPr>
   </w:style>
-  <w:style w:type="character" w:styleId="168">
+  <w:style w:type="character" w:styleId="1019">
     <w:name w:val="Intense Quote Char"/>
-    <w:basedOn w:val="846"/>
-    <w:link w:val="167"/>
+    <w:basedOn w:val="1052"/>
+    <w:link w:val="1018"/>
     <w:uiPriority w:val="30"/>
     <w:pPr>
       <w:pBdr/>
@@ -33908,9 +34091,9 @@
       <w:color w:val="0f4761" w:themeColor="accent1" w:themeShade="BF"/>
     </w:rPr>
   </w:style>
-  <w:style w:type="character" w:styleId="169">
+  <w:style w:type="character" w:styleId="1020">
     <w:name w:val="Intense Reference"/>
-    <w:basedOn w:val="846"/>
+    <w:basedOn w:val="1052"/>
     <w:uiPriority w:val="32"/>
     <w:qFormat/>
     <w:pPr>
@@ -33926,9 +34109,9 @@
       <w:spacing w:val="5"/>
     </w:rPr>
   </w:style>
-  <w:style w:type="paragraph" w:styleId="170">
+  <w:style w:type="paragraph" w:styleId="1021">
     <w:name w:val="No Spacing"/>
-    <w:basedOn w:val="849"/>
+    <w:basedOn w:val="1055"/>
     <w:uiPriority w:val="1"/>
     <w:qFormat/>
     <w:pPr>
@@ -33937,9 +34120,9 @@
       <w:ind/>
     </w:pPr>
   </w:style>
-  <w:style w:type="character" w:styleId="171">
+  <w:style w:type="character" w:styleId="1022">
     <w:name w:val="Subtle Emphasis"/>
-    <w:basedOn w:val="846"/>
+    <w:basedOn w:val="1052"/>
     <w:uiPriority w:val="19"/>
     <w:qFormat/>
     <w:pPr>
@@ -33953,9 +34136,9 @@
       <w:color w:val="404040" w:themeColor="text1" w:themeTint="BF"/>
     </w:rPr>
   </w:style>
-  <w:style w:type="character" w:styleId="172">
+  <w:style w:type="character" w:styleId="1023">
     <w:name w:val="Emphasis"/>
-    <w:basedOn w:val="846"/>
+    <w:basedOn w:val="1052"/>
     <w:uiPriority w:val="20"/>
     <w:qFormat/>
     <w:pPr>
@@ -33968,9 +34151,9 @@
       <w:iCs/>
     </w:rPr>
   </w:style>
-  <w:style w:type="character" w:styleId="173">
+  <w:style w:type="character" w:styleId="1024">
     <w:name w:val="Strong"/>
-    <w:basedOn w:val="846"/>
+    <w:basedOn w:val="1052"/>
     <w:uiPriority w:val="22"/>
     <w:qFormat/>
     <w:pPr>
@@ -33983,9 +34166,9 @@
       <w:bCs/>
     </w:rPr>
   </w:style>
-  <w:style w:type="character" w:styleId="174">
+  <w:style w:type="character" w:styleId="1025">
     <w:name w:val="Subtle Reference"/>
-    <w:basedOn w:val="846"/>
+    <w:basedOn w:val="1052"/>
     <w:uiPriority w:val="31"/>
     <w:qFormat/>
     <w:pPr>
@@ -33998,9 +34181,9 @@
       <w:color w:val="5a5a5a" w:themeColor="text1" w:themeTint="A5"/>
     </w:rPr>
   </w:style>
-  <w:style w:type="character" w:styleId="175">
+  <w:style w:type="character" w:styleId="1026">
     <w:name w:val="Book Title"/>
-    <w:basedOn w:val="846"/>
+    <w:basedOn w:val="1052"/>
     <w:uiPriority w:val="33"/>
     <w:qFormat/>
     <w:pPr>
@@ -34016,10 +34199,10 @@
       <w:spacing w:val="5"/>
     </w:rPr>
   </w:style>
-  <w:style w:type="paragraph" w:styleId="176">
+  <w:style w:type="paragraph" w:styleId="1027">
     <w:name w:val="Header"/>
-    <w:basedOn w:val="849"/>
-    <w:link w:val="177"/>
+    <w:basedOn w:val="1055"/>
+    <w:link w:val="1028"/>
     <w:uiPriority w:val="99"/>
     <w:unhideWhenUsed/>
     <w:pPr>
@@ -34032,10 +34215,10 @@
       <w:ind/>
     </w:pPr>
   </w:style>
-  <w:style w:type="character" w:styleId="177">
+  <w:style w:type="character" w:styleId="1028">
     <w:name w:val="Header Char"/>
-    <w:basedOn w:val="846"/>
-    <w:link w:val="176"/>
+    <w:basedOn w:val="1052"/>
+    <w:link w:val="1027"/>
     <w:uiPriority w:val="99"/>
     <w:pPr>
       <w:pBdr/>
@@ -34043,10 +34226,10 @@
       <w:ind/>
     </w:pPr>
   </w:style>
-  <w:style w:type="paragraph" w:styleId="178">
+  <w:style w:type="paragraph" w:styleId="1029">
     <w:name w:val="Footer"/>
-    <w:basedOn w:val="849"/>
-    <w:link w:val="179"/>
+    <w:basedOn w:val="1055"/>
+    <w:link w:val="1030"/>
     <w:uiPriority w:val="99"/>
     <w:unhideWhenUsed/>
     <w:pPr>
@@ -34059,10 +34242,10 @@
       <w:ind/>
     </w:pPr>
   </w:style>
-  <w:style w:type="character" w:styleId="179">
+  <w:style w:type="character" w:styleId="1030">
     <w:name w:val="Footer Char"/>
-    <w:basedOn w:val="846"/>
-    <w:link w:val="178"/>
+    <w:basedOn w:val="1052"/>
+    <w:link w:val="1029"/>
     <w:uiPriority w:val="99"/>
     <w:pPr>
       <w:pBdr/>
@@ -34070,10 +34253,10 @@
       <w:ind/>
     </w:pPr>
   </w:style>
-  <w:style w:type="paragraph" w:styleId="180">
+  <w:style w:type="paragraph" w:styleId="1031">
     <w:name w:val="Caption"/>
-    <w:basedOn w:val="849"/>
-    <w:next w:val="849"/>
+    <w:basedOn w:val="1055"/>
+    <w:next w:val="1055"/>
     <w:uiPriority w:val="35"/>
     <w:unhideWhenUsed/>
     <w:qFormat/>
@@ -34090,10 +34273,10 @@
       <w:szCs w:val="18"/>
     </w:rPr>
   </w:style>
-  <w:style w:type="paragraph" w:styleId="181">
+  <w:style w:type="paragraph" w:styleId="1032">
     <w:name w:val="footnote text"/>
-    <w:basedOn w:val="849"/>
-    <w:link w:val="182"/>
+    <w:basedOn w:val="1055"/>
+    <w:link w:val="1033"/>
     <w:uiPriority w:val="99"/>
     <w:semiHidden/>
     <w:unhideWhenUsed/>
@@ -34107,10 +34290,10 @@
       <w:szCs w:val="20"/>
     </w:rPr>
   </w:style>
-  <w:style w:type="character" w:styleId="182">
+  <w:style w:type="character" w:styleId="1033">
     <w:name w:val="Footnote Text Char"/>
-    <w:basedOn w:val="846"/>
-    <w:link w:val="181"/>
+    <w:basedOn w:val="1052"/>
+    <w:link w:val="1032"/>
     <w:uiPriority w:val="99"/>
     <w:semiHidden/>
     <w:pPr>
@@ -34123,9 +34306,9 @@
       <w:szCs w:val="20"/>
     </w:rPr>
   </w:style>
-  <w:style w:type="character" w:styleId="183">
+  <w:style w:type="character" w:styleId="1034">
     <w:name w:val="footnote reference"/>
-    <w:basedOn w:val="846"/>
+    <w:basedOn w:val="1052"/>
     <w:uiPriority w:val="99"/>
     <w:semiHidden/>
     <w:unhideWhenUsed/>
@@ -34138,10 +34321,10 @@
       <w:vertAlign w:val="superscript"/>
     </w:rPr>
   </w:style>
-  <w:style w:type="paragraph" w:styleId="184">
+  <w:style w:type="paragraph" w:styleId="1035">
     <w:name w:val="endnote text"/>
-    <w:basedOn w:val="849"/>
-    <w:link w:val="185"/>
+    <w:basedOn w:val="1055"/>
+    <w:link w:val="1036"/>
     <w:uiPriority w:val="99"/>
     <w:semiHidden/>
     <w:unhideWhenUsed/>
@@ -34155,10 +34338,10 @@
       <w:szCs w:val="20"/>
     </w:rPr>
   </w:style>
-  <w:style w:type="character" w:styleId="185">
+  <w:style w:type="character" w:styleId="1036">
     <w:name w:val="Endnote Text Char"/>
-    <w:basedOn w:val="846"/>
-    <w:link w:val="184"/>
+    <w:basedOn w:val="1052"/>
+    <w:link w:val="1035"/>
     <w:uiPriority w:val="99"/>
     <w:semiHidden/>
     <w:pPr>
@@ -34171,9 +34354,9 @@
       <w:szCs w:val="20"/>
     </w:rPr>
   </w:style>
-  <w:style w:type="character" w:styleId="186">
+  <w:style w:type="character" w:styleId="1037">
     <w:name w:val="endnote reference"/>
-    <w:basedOn w:val="846"/>
+    <w:basedOn w:val="1052"/>
     <w:uiPriority w:val="99"/>
     <w:semiHidden/>
     <w:unhideWhenUsed/>
@@ -34186,9 +34369,9 @@
       <w:vertAlign w:val="superscript"/>
     </w:rPr>
   </w:style>
-  <w:style w:type="character" w:styleId="187">
+  <w:style w:type="character" w:styleId="1038">
     <w:name w:val="Hyperlink"/>
-    <w:basedOn w:val="846"/>
+    <w:basedOn w:val="1052"/>
     <w:uiPriority w:val="99"/>
     <w:unhideWhenUsed/>
     <w:pPr>
@@ -34201,9 +34384,9 @@
       <w:u w:val="single"/>
     </w:rPr>
   </w:style>
-  <w:style w:type="character" w:styleId="188">
+  <w:style w:type="character" w:styleId="1039">
     <w:name w:val="FollowedHyperlink"/>
-    <w:basedOn w:val="846"/>
+    <w:basedOn w:val="1052"/>
     <w:uiPriority w:val="99"/>
     <w:semiHidden/>
     <w:unhideWhenUsed/>
@@ -34217,10 +34400,10 @@
       <w:u w:val="single"/>
     </w:rPr>
   </w:style>
-  <w:style w:type="paragraph" w:styleId="189">
+  <w:style w:type="paragraph" w:styleId="1040">
     <w:name w:val="toc 1"/>
-    <w:basedOn w:val="849"/>
-    <w:next w:val="849"/>
+    <w:basedOn w:val="1055"/>
+    <w:next w:val="1055"/>
     <w:uiPriority w:val="39"/>
     <w:unhideWhenUsed/>
     <w:pPr>
@@ -34229,10 +34412,10 @@
       <w:ind/>
     </w:pPr>
   </w:style>
-  <w:style w:type="paragraph" w:styleId="190">
+  <w:style w:type="paragraph" w:styleId="1041">
     <w:name w:val="toc 2"/>
-    <w:basedOn w:val="849"/>
-    <w:next w:val="849"/>
+    <w:basedOn w:val="1055"/>
+    <w:next w:val="1055"/>
     <w:uiPriority w:val="39"/>
     <w:unhideWhenUsed/>
     <w:pPr>
@@ -34241,10 +34424,10 @@
       <w:ind w:left="220"/>
     </w:pPr>
   </w:style>
-  <w:style w:type="paragraph" w:styleId="191">
+  <w:style w:type="paragraph" w:styleId="1042">
     <w:name w:val="toc 3"/>
-    <w:basedOn w:val="849"/>
-    <w:next w:val="849"/>
+    <w:basedOn w:val="1055"/>
+    <w:next w:val="1055"/>
     <w:uiPriority w:val="39"/>
     <w:unhideWhenUsed/>
     <w:pPr>
@@ -34253,10 +34436,10 @@
       <w:ind w:left="440"/>
     </w:pPr>
   </w:style>
-  <w:style w:type="paragraph" w:styleId="192">
+  <w:style w:type="paragraph" w:styleId="1043">
     <w:name w:val="toc 4"/>
-    <w:basedOn w:val="849"/>
-    <w:next w:val="849"/>
+    <w:basedOn w:val="1055"/>
+    <w:next w:val="1055"/>
     <w:uiPriority w:val="39"/>
     <w:unhideWhenUsed/>
     <w:pPr>
@@ -34265,10 +34448,10 @@
       <w:ind w:left="660"/>
     </w:pPr>
   </w:style>
-  <w:style w:type="paragraph" w:styleId="193">
+  <w:style w:type="paragraph" w:styleId="1044">
     <w:name w:val="toc 5"/>
-    <w:basedOn w:val="849"/>
-    <w:next w:val="849"/>
+    <w:basedOn w:val="1055"/>
+    <w:next w:val="1055"/>
     <w:uiPriority w:val="39"/>
     <w:unhideWhenUsed/>
     <w:pPr>
@@ -34277,10 +34460,10 @@
       <w:ind w:left="880"/>
     </w:pPr>
   </w:style>
-  <w:style w:type="paragraph" w:styleId="194">
+  <w:style w:type="paragraph" w:styleId="1045">
     <w:name w:val="toc 6"/>
-    <w:basedOn w:val="849"/>
-    <w:next w:val="849"/>
+    <w:basedOn w:val="1055"/>
+    <w:next w:val="1055"/>
     <w:uiPriority w:val="39"/>
     <w:unhideWhenUsed/>
     <w:pPr>
@@ -34289,10 +34472,10 @@
       <w:ind w:left="1100"/>
     </w:pPr>
   </w:style>
-  <w:style w:type="paragraph" w:styleId="195">
+  <w:style w:type="paragraph" w:styleId="1046">
     <w:name w:val="toc 7"/>
-    <w:basedOn w:val="849"/>
-    <w:next w:val="849"/>
+    <w:basedOn w:val="1055"/>
+    <w:next w:val="1055"/>
     <w:uiPriority w:val="39"/>
     <w:unhideWhenUsed/>
     <w:pPr>
@@ -34301,10 +34484,10 @@
       <w:ind w:left="1320"/>
     </w:pPr>
   </w:style>
-  <w:style w:type="paragraph" w:styleId="196">
+  <w:style w:type="paragraph" w:styleId="1047">
     <w:name w:val="toc 8"/>
-    <w:basedOn w:val="849"/>
-    <w:next w:val="849"/>
+    <w:basedOn w:val="1055"/>
+    <w:next w:val="1055"/>
     <w:uiPriority w:val="39"/>
     <w:unhideWhenUsed/>
     <w:pPr>
@@ -34313,10 +34496,10 @@
       <w:ind w:left="1540"/>
     </w:pPr>
   </w:style>
-  <w:style w:type="paragraph" w:styleId="197">
+  <w:style w:type="paragraph" w:styleId="1048">
     <w:name w:val="toc 9"/>
-    <w:basedOn w:val="849"/>
-    <w:next w:val="849"/>
+    <w:basedOn w:val="1055"/>
+    <w:next w:val="1055"/>
     <w:uiPriority w:val="39"/>
     <w:unhideWhenUsed/>
     <w:pPr>
@@ -34325,9 +34508,9 @@
       <w:ind w:left="1760"/>
     </w:pPr>
   </w:style>
-  <w:style w:type="character" w:styleId="198">
+  <w:style w:type="character" w:styleId="1049">
     <w:name w:val="Placeholder Text"/>
-    <w:basedOn w:val="846"/>
+    <w:basedOn w:val="1052"/>
     <w:uiPriority w:val="99"/>
     <w:semiHidden/>
     <w:pPr>
@@ -34339,7 +34522,7 @@
       <w:color w:val="666666"/>
     </w:rPr>
   </w:style>
-  <w:style w:type="paragraph" w:styleId="208">
+  <w:style w:type="paragraph" w:styleId="1050">
     <w:name w:val="TOC Heading"/>
     <w:uiPriority w:val="39"/>
     <w:unhideWhenUsed/>
@@ -34349,10 +34532,10 @@
       <w:ind/>
     </w:pPr>
   </w:style>
-  <w:style w:type="paragraph" w:styleId="209">
+  <w:style w:type="paragraph" w:styleId="1051">
     <w:name w:val="table of figures"/>
-    <w:basedOn w:val="849"/>
-    <w:next w:val="849"/>
+    <w:basedOn w:val="1055"/>
+    <w:next w:val="1055"/>
     <w:uiPriority w:val="99"/>
     <w:unhideWhenUsed/>
     <w:pPr>
@@ -34361,7 +34544,7 @@
       <w:ind/>
     </w:pPr>
   </w:style>
-  <w:style w:type="character" w:styleId="846" w:default="1">
+  <w:style w:type="character" w:styleId="1052" w:default="1">
     <w:name w:val="Default Paragraph Font"/>
     <w:uiPriority w:val="1"/>
     <w:semiHidden/>
@@ -34372,7 +34555,7 @@
       <w:ind/>
     </w:pPr>
   </w:style>
-  <w:style w:type="table" w:styleId="847">
+  <w:style w:type="table" w:styleId="1053">
     <w:name w:val="Table Normal"/>
     <w:uiPriority w:val="2"/>
     <w:semiHidden/>
@@ -34566,7 +34749,7 @@
       </w:tcPr>
     </w:tblStylePr>
   </w:style>
-  <w:style w:type="numbering" w:styleId="848" w:default="1">
+  <w:style w:type="numbering" w:styleId="1054" w:default="1">
     <w:name w:val="No List"/>
     <w:uiPriority w:val="99"/>
     <w:semiHidden/>
@@ -34577,7 +34760,7 @@
       <w:ind/>
     </w:pPr>
   </w:style>
-  <w:style w:type="paragraph" w:styleId="849" w:default="1">
+  <w:style w:type="paragraph" w:styleId="1055" w:default="1">
     <w:name w:val="Normal"/>
     <w:uiPriority w:val="1"/>
     <w:qFormat/>
@@ -34591,9 +34774,9 @@
       <w:lang w:val="en-US" w:eastAsia="en-US" w:bidi="ar-SA"/>
     </w:rPr>
   </w:style>
-  <w:style w:type="paragraph" w:styleId="850">
+  <w:style w:type="paragraph" w:styleId="1056">
     <w:name w:val="Body Text"/>
-    <w:basedOn w:val="849"/>
+    <w:basedOn w:val="1055"/>
     <w:uiPriority w:val="1"/>
     <w:qFormat/>
     <w:pPr>
@@ -34608,9 +34791,9 @@
       <w:lang w:val="en-US" w:eastAsia="en-US" w:bidi="ar-SA"/>
     </w:rPr>
   </w:style>
-  <w:style w:type="paragraph" w:styleId="851">
+  <w:style w:type="paragraph" w:styleId="1057">
     <w:name w:val="Heading 1"/>
-    <w:basedOn w:val="849"/>
+    <w:basedOn w:val="1055"/>
     <w:uiPriority w:val="1"/>
     <w:qFormat/>
     <w:pPr>
@@ -34629,9 +34812,9 @@
       <w:lang w:val="en-US" w:eastAsia="en-US" w:bidi="ar-SA"/>
     </w:rPr>
   </w:style>
-  <w:style w:type="paragraph" w:styleId="852">
+  <w:style w:type="paragraph" w:styleId="1058">
     <w:name w:val="Heading 2"/>
-    <w:basedOn w:val="849"/>
+    <w:basedOn w:val="1055"/>
     <w:uiPriority w:val="1"/>
     <w:qFormat/>
     <w:pPr>
@@ -34649,9 +34832,9 @@
       <w:lang w:val="en-US" w:eastAsia="en-US" w:bidi="ar-SA"/>
     </w:rPr>
   </w:style>
-  <w:style w:type="paragraph" w:styleId="853">
+  <w:style w:type="paragraph" w:styleId="1059">
     <w:name w:val="List Paragraph"/>
-    <w:basedOn w:val="849"/>
+    <w:basedOn w:val="1055"/>
     <w:uiPriority w:val="1"/>
     <w:qFormat/>
     <w:pPr>
@@ -34663,9 +34846,9 @@
       <w:lang w:val="en-US" w:eastAsia="en-US" w:bidi="ar-SA"/>
     </w:rPr>
   </w:style>
-  <w:style w:type="paragraph" w:styleId="854">
+  <w:style w:type="paragraph" w:styleId="1060">
     <w:name w:val="Table Paragraph"/>
-    <w:basedOn w:val="849"/>
+    <w:basedOn w:val="1055"/>
     <w:uiPriority w:val="1"/>
     <w:qFormat/>
     <w:pPr>
